--- a/docs/_build/word/manual_demo_en.docx
+++ b/docs/_build/word/manual_demo_en.docx
@@ -1,6 +1,6 @@
 
 <file path=word/document.xml><?xml version="1.0" encoding="utf-8"?>
-<w:document xmlns:w="http://schemas.openxmlformats.org/wordprocessingml/2006/main" xmlns:m="http://schemas.openxmlformats.org/officeDocument/2006/math" xmlns:r="http://schemas.openxmlformats.org/officeDocument/2006/relationships" xmlns:o="urn:schemas-microsoft-com:office:office" xmlns:v="urn:schemas-microsoft-com:vml" xmlns:w10="urn:schemas-microsoft-com:office:word" xmlns:a="http://schemas.openxmlformats.org/drawingml/2006/main" xmlns:pic="http://schemas.openxmlformats.org/drawingml/2006/picture" xmlns:wp="http://schemas.openxmlformats.org/drawingml/2006/wordprocessingDrawing">
+<w:document xmlns:ns1="http://schemas.openxmlformats.org/drawingml/2006/wordprocessingDrawing" xmlns:ns2="http://schemas.openxmlformats.org/drawingml/2006/main" xmlns:ns3="http://schemas.openxmlformats.org/drawingml/2006/picture" xmlns:ns4="http://schemas.openxmlformats.org/officeDocument/2006/relationships" xmlns:w="http://schemas.openxmlformats.org/wordprocessingml/2006/main">
   <w:body>
     <w:p>
       <w:pPr>
@@ -10,20 +10,17 @@
         <w:t xml:space="preserve">EN-HomePower 2000 Plus User Manual V0.5</w:t>
       </w:r>
     </w:p>
-    <w:bookmarkStart w:id="65" w:name="en-homepower-2000-plus-user-manual-v0.5"/>
-    <w:p>
-      <w:pPr>
-        <w:pStyle w:val="1"/>
+    <w:p>
+      <w:pPr>
+        <w:pStyle w:val="FirstParagraph"/>
       </w:pPr>
       <w:r>
         <w:t xml:space="preserve">EN-HomePower 2000 Plus User Manual V0.5</w:t>
       </w:r>
     </w:p>
-    <w:bookmarkEnd w:id="65"/>
-    <w:bookmarkStart w:id="67" w:name="important-safety-information"/>
-    <w:p>
-      <w:pPr>
-        <w:pStyle w:val="1"/>
+    <w:p>
+      <w:pPr>
+        <w:pStyle w:val="BodyText"/>
       </w:pPr>
       <w:r>
         <w:t xml:space="preserve">IMPORTANT SAFETY INFORMATION</w:t>
@@ -31,13 +28,17 @@
     </w:p>
     <w:p>
       <w:pPr>
-        <w:pStyle w:val="FirstParagraph"/>
-      </w:pPr>
-      <w:r>
-        <w:rPr>
-          <w:b/>
-          <w:bCs/>
-        </w:rPr>
+        <w:pStyle w:val="BodyText"/>
+      </w:pPr>
+      <w:r>
+        <w:t xml:space="preserve">⚠️</w:t>
+      </w:r>
+    </w:p>
+    <w:p>
+      <w:pPr>
+        <w:pStyle w:val="BodyText"/>
+      </w:pPr>
+      <w:r>
         <w:t xml:space="preserve">INSTRUCTIONS PERTAINING TO RISK OF FIRE, ELECTRIC SHOCK, OR INJURY TO PERSONS</w:t>
       </w:r>
     </w:p>
@@ -181,10 +182,9 @@
         <w:t xml:space="preserve">To reduce the risk of electric shock, unplug the product from any power source before attempting any technical service or troubleshooting.</w:t>
       </w:r>
     </w:p>
-    <w:bookmarkStart w:id="66" w:name="operating-instructions"/>
-    <w:p>
-      <w:pPr>
-        <w:pStyle w:val="2"/>
+    <w:p>
+      <w:pPr>
+        <w:pStyle w:val="FirstParagraph"/>
       </w:pPr>
       <w:r>
         <w:t xml:space="preserve">OPERATING INSTRUCTIONS</w:t>
@@ -192,13 +192,9 @@
     </w:p>
     <w:p>
       <w:pPr>
-        <w:pStyle w:val="FirstParagraph"/>
-      </w:pPr>
-      <w:r>
-        <w:rPr>
-          <w:b/>
-          <w:bCs/>
-        </w:rPr>
+        <w:pStyle w:val="BodyText"/>
+      </w:pPr>
+      <w:r>
         <w:t xml:space="preserve">SAVE THESE INSTRUCTIONS</w:t>
       </w:r>
     </w:p>
@@ -418,12 +414,21 @@
         <w:t xml:space="preserve">Solar charge time depends on weather conditions. Place your solar panel where it will get as much direct sunlight as possible.</w:t>
       </w:r>
     </w:p>
-    <w:bookmarkEnd w:id="66"/>
-    <w:bookmarkEnd w:id="67"/>
-    <w:bookmarkStart w:id="68" w:name="danger"/>
+    <w:bookmarkStart w:id="100" w:name="meaning-of-symbols"/>
+    <w:p>
+      <w:pPr>
+        <w:pStyle w:val="1"/>
+        <w:outlineLvl w:val="0"/>
+      </w:pPr>
+      <w:r>
+        <w:t xml:space="preserve">MEANING OF SYMBOLS</w:t>
+      </w:r>
+    </w:p>
+    <w:bookmarkStart w:id="65" w:name="danger"/>
     <w:p>
       <w:pPr>
         <w:pStyle w:val="2"/>
+        <w:outlineLvl w:val="1"/>
       </w:pPr>
       <w:r>
         <w:t xml:space="preserve">Danger</w:t>
@@ -451,11 +456,12 @@
         <w:t xml:space="preserve">This device is not waterproof or dustproof. Keep away from rain and humid environments during use.</w:t>
       </w:r>
     </w:p>
-    <w:bookmarkEnd w:id="68"/>
-    <w:bookmarkStart w:id="69" w:name="user-maintenance-instructions"/>
+    <w:bookmarkEnd w:id="65"/>
+    <w:bookmarkStart w:id="66" w:name="user-maintenance-instructions"/>
     <w:p>
       <w:pPr>
         <w:pStyle w:val="2"/>
+        <w:outlineLvl w:val="1"/>
       </w:pPr>
       <w:r>
         <w:t xml:space="preserve">User Maintenance Instructions</w:t>
@@ -481,11 +487,12 @@
         <w:t xml:space="preserve">which is a normal phenomenon consistent with the natural aging of battery cells.</w:t>
       </w:r>
     </w:p>
-    <w:bookmarkEnd w:id="69"/>
-    <w:bookmarkStart w:id="79" w:name="signal-words"/>
+    <w:bookmarkEnd w:id="66"/>
+    <w:bookmarkStart w:id="76" w:name="signal-words"/>
     <w:p>
       <w:pPr>
         <w:pStyle w:val="2"/>
+        <w:outlineLvl w:val="1"/>
       </w:pPr>
       <w:r>
         <w:t xml:space="preserve">Signal Words</w:t>
@@ -538,44 +545,44 @@
             </w:pPr>
             <w:r>
               <w:drawing>
-                <wp:inline>
-                  <wp:extent cx="381000" cy="298654"/>
-                  <wp:effectExtent b="0" l="0" r="0" t="0"/>
-                  <wp:docPr descr="WARNING symbol placeholder." title="" id="71" name="Picture"/>
-                  <a:graphic>
-                    <a:graphicData uri="http://schemas.openxmlformats.org/drawingml/2006/picture">
-                      <pic:pic>
-                        <pic:nvPicPr>
-                          <pic:cNvPr descr="_static/manual_en/01_meaning_of_symbols/fig.png" id="72" name="Picture"/>
-                          <pic:cNvPicPr>
-                            <a:picLocks noChangeArrowheads="1" noChangeAspect="1"/>
-                          </pic:cNvPicPr>
-                        </pic:nvPicPr>
-                        <pic:blipFill>
-                          <a:blip r:embed="rId70"/>
-                          <a:stretch>
-                            <a:fillRect/>
-                          </a:stretch>
-                        </pic:blipFill>
-                        <pic:spPr bwMode="auto">
-                          <a:xfrm>
-                            <a:off x="0" y="0"/>
-                            <a:ext cx="381000" cy="298654"/>
-                          </a:xfrm>
-                          <a:prstGeom prst="rect">
-                            <a:avLst/>
-                          </a:prstGeom>
-                          <a:noFill/>
-                          <a:ln w="9525">
-                            <a:noFill/>
-                            <a:headEnd/>
-                            <a:tailEnd/>
-                          </a:ln>
-                        </pic:spPr>
-                      </pic:pic>
-                    </a:graphicData>
-                  </a:graphic>
-                </wp:inline>
+                <ns1:inline>
+                  <ns1:extent cx="381000" cy="298654"/>
+                  <ns1:effectExtent b="0" l="0" r="0" t="0"/>
+                  <ns1:docPr descr="WARNING symbol placeholder." title="" id="68" name="Picture"/>
+                  <ns2:graphic>
+                    <ns2:graphicData uri="http://schemas.openxmlformats.org/drawingml/2006/picture">
+                      <ns3:pic>
+                        <ns3:nvPicPr>
+                          <ns3:cNvPr descr="_static/manual_en/01_meaning_of_symbols/fig.png" id="69" name="Picture"/>
+                          <ns3:cNvPicPr>
+                            <ns2:picLocks noChangeArrowheads="1" noChangeAspect="1"/>
+                          </ns3:cNvPicPr>
+                        </ns3:nvPicPr>
+                        <ns3:blipFill>
+                          <ns2:blip ns4:embed="rId67"/>
+                          <ns2:stretch>
+                            <ns2:fillRect/>
+                          </ns2:stretch>
+                        </ns3:blipFill>
+                        <ns3:spPr bwMode="auto">
+                          <ns2:xfrm>
+                            <ns2:off x="0" y="0"/>
+                            <ns2:ext cx="381000" cy="298654"/>
+                          </ns2:xfrm>
+                          <ns2:prstGeom prst="rect">
+                            <ns2:avLst/>
+                          </ns2:prstGeom>
+                          <ns2:noFill/>
+                          <ns2:ln w="9525">
+                            <ns2:noFill/>
+                            <ns2:headEnd/>
+                            <ns2:tailEnd/>
+                          </ns2:ln>
+                        </ns3:spPr>
+                      </ns3:pic>
+                    </ns2:graphicData>
+                  </ns2:graphic>
+                </ns1:inline>
               </w:drawing>
             </w:r>
           </w:p>
@@ -613,44 +620,44 @@
             </w:pPr>
             <w:r>
               <w:drawing>
-                <wp:inline>
-                  <wp:extent cx="381000" cy="298654"/>
-                  <wp:effectExtent b="0" l="0" r="0" t="0"/>
-                  <wp:docPr descr="CAUTION symbol placeholder." title="" id="73" name="Picture"/>
-                  <a:graphic>
-                    <a:graphicData uri="http://schemas.openxmlformats.org/drawingml/2006/picture">
-                      <pic:pic>
-                        <pic:nvPicPr>
-                          <pic:cNvPr descr="_static/manual_en/01_meaning_of_symbols/fig.png" id="74" name="Picture"/>
-                          <pic:cNvPicPr>
-                            <a:picLocks noChangeArrowheads="1" noChangeAspect="1"/>
-                          </pic:cNvPicPr>
-                        </pic:nvPicPr>
-                        <pic:blipFill>
-                          <a:blip r:embed="rId70"/>
-                          <a:stretch>
-                            <a:fillRect/>
-                          </a:stretch>
-                        </pic:blipFill>
-                        <pic:spPr bwMode="auto">
-                          <a:xfrm>
-                            <a:off x="0" y="0"/>
-                            <a:ext cx="381000" cy="298654"/>
-                          </a:xfrm>
-                          <a:prstGeom prst="rect">
-                            <a:avLst/>
-                          </a:prstGeom>
-                          <a:noFill/>
-                          <a:ln w="9525">
-                            <a:noFill/>
-                            <a:headEnd/>
-                            <a:tailEnd/>
-                          </a:ln>
-                        </pic:spPr>
-                      </pic:pic>
-                    </a:graphicData>
-                  </a:graphic>
-                </wp:inline>
+                <ns1:inline>
+                  <ns1:extent cx="381000" cy="298654"/>
+                  <ns1:effectExtent b="0" l="0" r="0" t="0"/>
+                  <ns1:docPr descr="CAUTION symbol placeholder." title="" id="70" name="Picture"/>
+                  <ns2:graphic>
+                    <ns2:graphicData uri="http://schemas.openxmlformats.org/drawingml/2006/picture">
+                      <ns3:pic>
+                        <ns3:nvPicPr>
+                          <ns3:cNvPr descr="_static/manual_en/01_meaning_of_symbols/fig.png" id="71" name="Picture"/>
+                          <ns3:cNvPicPr>
+                            <ns2:picLocks noChangeArrowheads="1" noChangeAspect="1"/>
+                          </ns3:cNvPicPr>
+                        </ns3:nvPicPr>
+                        <ns3:blipFill>
+                          <ns2:blip ns4:embed="rId67"/>
+                          <ns2:stretch>
+                            <ns2:fillRect/>
+                          </ns2:stretch>
+                        </ns3:blipFill>
+                        <ns3:spPr bwMode="auto">
+                          <ns2:xfrm>
+                            <ns2:off x="0" y="0"/>
+                            <ns2:ext cx="381000" cy="298654"/>
+                          </ns2:xfrm>
+                          <ns2:prstGeom prst="rect">
+                            <ns2:avLst/>
+                          </ns2:prstGeom>
+                          <ns2:noFill/>
+                          <ns2:ln w="9525">
+                            <ns2:noFill/>
+                            <ns2:headEnd/>
+                            <ns2:tailEnd/>
+                          </ns2:ln>
+                        </ns3:spPr>
+                      </ns3:pic>
+                    </ns2:graphicData>
+                  </ns2:graphic>
+                </ns1:inline>
               </w:drawing>
             </w:r>
           </w:p>
@@ -688,44 +695,44 @@
             </w:pPr>
             <w:r>
               <w:drawing>
-                <wp:inline>
-                  <wp:extent cx="381000" cy="298654"/>
-                  <wp:effectExtent b="0" l="0" r="0" t="0"/>
-                  <wp:docPr descr="NOTE symbol placeholder." title="" id="75" name="Picture"/>
-                  <a:graphic>
-                    <a:graphicData uri="http://schemas.openxmlformats.org/drawingml/2006/picture">
-                      <pic:pic>
-                        <pic:nvPicPr>
-                          <pic:cNvPr descr="_static/manual_en/01_meaning_of_symbols/fig.png" id="76" name="Picture"/>
-                          <pic:cNvPicPr>
-                            <a:picLocks noChangeArrowheads="1" noChangeAspect="1"/>
-                          </pic:cNvPicPr>
-                        </pic:nvPicPr>
-                        <pic:blipFill>
-                          <a:blip r:embed="rId70"/>
-                          <a:stretch>
-                            <a:fillRect/>
-                          </a:stretch>
-                        </pic:blipFill>
-                        <pic:spPr bwMode="auto">
-                          <a:xfrm>
-                            <a:off x="0" y="0"/>
-                            <a:ext cx="381000" cy="298654"/>
-                          </a:xfrm>
-                          <a:prstGeom prst="rect">
-                            <a:avLst/>
-                          </a:prstGeom>
-                          <a:noFill/>
-                          <a:ln w="9525">
-                            <a:noFill/>
-                            <a:headEnd/>
-                            <a:tailEnd/>
-                          </a:ln>
-                        </pic:spPr>
-                      </pic:pic>
-                    </a:graphicData>
-                  </a:graphic>
-                </wp:inline>
+                <ns1:inline>
+                  <ns1:extent cx="381000" cy="298654"/>
+                  <ns1:effectExtent b="0" l="0" r="0" t="0"/>
+                  <ns1:docPr descr="NOTE symbol placeholder." title="" id="72" name="Picture"/>
+                  <ns2:graphic>
+                    <ns2:graphicData uri="http://schemas.openxmlformats.org/drawingml/2006/picture">
+                      <ns3:pic>
+                        <ns3:nvPicPr>
+                          <ns3:cNvPr descr="_static/manual_en/01_meaning_of_symbols/fig.png" id="73" name="Picture"/>
+                          <ns3:cNvPicPr>
+                            <ns2:picLocks noChangeArrowheads="1" noChangeAspect="1"/>
+                          </ns3:cNvPicPr>
+                        </ns3:nvPicPr>
+                        <ns3:blipFill>
+                          <ns2:blip ns4:embed="rId67"/>
+                          <ns2:stretch>
+                            <ns2:fillRect/>
+                          </ns2:stretch>
+                        </ns3:blipFill>
+                        <ns3:spPr bwMode="auto">
+                          <ns2:xfrm>
+                            <ns2:off x="0" y="0"/>
+                            <ns2:ext cx="381000" cy="298654"/>
+                          </ns2:xfrm>
+                          <ns2:prstGeom prst="rect">
+                            <ns2:avLst/>
+                          </ns2:prstGeom>
+                          <ns2:noFill/>
+                          <ns2:ln w="9525">
+                            <ns2:noFill/>
+                            <ns2:headEnd/>
+                            <ns2:tailEnd/>
+                          </ns2:ln>
+                        </ns3:spPr>
+                      </ns3:pic>
+                    </ns2:graphicData>
+                  </ns2:graphic>
+                </ns1:inline>
               </w:drawing>
             </w:r>
           </w:p>
@@ -763,44 +770,44 @@
             </w:pPr>
             <w:r>
               <w:drawing>
-                <wp:inline>
-                  <wp:extent cx="381000" cy="298654"/>
-                  <wp:effectExtent b="0" l="0" r="0" t="0"/>
-                  <wp:docPr descr="TIP symbol placeholder." title="" id="77" name="Picture"/>
-                  <a:graphic>
-                    <a:graphicData uri="http://schemas.openxmlformats.org/drawingml/2006/picture">
-                      <pic:pic>
-                        <pic:nvPicPr>
-                          <pic:cNvPr descr="_static/manual_en/01_meaning_of_symbols/fig.png" id="78" name="Picture"/>
-                          <pic:cNvPicPr>
-                            <a:picLocks noChangeArrowheads="1" noChangeAspect="1"/>
-                          </pic:cNvPicPr>
-                        </pic:nvPicPr>
-                        <pic:blipFill>
-                          <a:blip r:embed="rId70"/>
-                          <a:stretch>
-                            <a:fillRect/>
-                          </a:stretch>
-                        </pic:blipFill>
-                        <pic:spPr bwMode="auto">
-                          <a:xfrm>
-                            <a:off x="0" y="0"/>
-                            <a:ext cx="381000" cy="298654"/>
-                          </a:xfrm>
-                          <a:prstGeom prst="rect">
-                            <a:avLst/>
-                          </a:prstGeom>
-                          <a:noFill/>
-                          <a:ln w="9525">
-                            <a:noFill/>
-                            <a:headEnd/>
-                            <a:tailEnd/>
-                          </a:ln>
-                        </pic:spPr>
-                      </pic:pic>
-                    </a:graphicData>
-                  </a:graphic>
-                </wp:inline>
+                <ns1:inline>
+                  <ns1:extent cx="381000" cy="298654"/>
+                  <ns1:effectExtent b="0" l="0" r="0" t="0"/>
+                  <ns1:docPr descr="TIP symbol placeholder." title="" id="74" name="Picture"/>
+                  <ns2:graphic>
+                    <ns2:graphicData uri="http://schemas.openxmlformats.org/drawingml/2006/picture">
+                      <ns3:pic>
+                        <ns3:nvPicPr>
+                          <ns3:cNvPr descr="_static/manual_en/01_meaning_of_symbols/fig.png" id="75" name="Picture"/>
+                          <ns3:cNvPicPr>
+                            <ns2:picLocks noChangeArrowheads="1" noChangeAspect="1"/>
+                          </ns3:cNvPicPr>
+                        </ns3:nvPicPr>
+                        <ns3:blipFill>
+                          <ns2:blip ns4:embed="rId67"/>
+                          <ns2:stretch>
+                            <ns2:fillRect/>
+                          </ns2:stretch>
+                        </ns3:blipFill>
+                        <ns3:spPr bwMode="auto">
+                          <ns2:xfrm>
+                            <ns2:off x="0" y="0"/>
+                            <ns2:ext cx="381000" cy="298654"/>
+                          </ns2:xfrm>
+                          <ns2:prstGeom prst="rect">
+                            <ns2:avLst/>
+                          </ns2:prstGeom>
+                          <ns2:noFill/>
+                          <ns2:ln w="9525">
+                            <ns2:noFill/>
+                            <ns2:headEnd/>
+                            <ns2:tailEnd/>
+                          </ns2:ln>
+                        </ns3:spPr>
+                      </ns3:pic>
+                    </ns2:graphicData>
+                  </ns2:graphic>
+                </ns1:inline>
               </w:drawing>
             </w:r>
           </w:p>
@@ -830,11 +837,12 @@
         </w:tc>
       </w:tr>
     </w:tbl>
-    <w:bookmarkEnd w:id="79"/>
-    <w:bookmarkStart w:id="102" w:name="symbols"/>
+    <w:bookmarkEnd w:id="76"/>
+    <w:bookmarkStart w:id="99" w:name="symbols"/>
     <w:p>
       <w:pPr>
         <w:pStyle w:val="2"/>
+        <w:outlineLvl w:val="1"/>
       </w:pPr>
       <w:r>
         <w:t xml:space="preserve">Symbols</w:t>
@@ -911,44 +919,44 @@
             </w:pPr>
             <w:r>
               <w:drawing>
-                <wp:inline>
-                  <wp:extent cx="381000" cy="298654"/>
-                  <wp:effectExtent b="0" l="0" r="0" t="0"/>
-                  <wp:docPr descr="Warning and Caution Symbols placeholder." title="" id="80" name="Picture"/>
-                  <a:graphic>
-                    <a:graphicData uri="http://schemas.openxmlformats.org/drawingml/2006/picture">
-                      <pic:pic>
-                        <pic:nvPicPr>
-                          <pic:cNvPr descr="_static/manual_en/01_meaning_of_symbols/fig.png" id="81" name="Picture"/>
-                          <pic:cNvPicPr>
-                            <a:picLocks noChangeArrowheads="1" noChangeAspect="1"/>
-                          </pic:cNvPicPr>
-                        </pic:nvPicPr>
-                        <pic:blipFill>
-                          <a:blip r:embed="rId70"/>
-                          <a:stretch>
-                            <a:fillRect/>
-                          </a:stretch>
-                        </pic:blipFill>
-                        <pic:spPr bwMode="auto">
-                          <a:xfrm>
-                            <a:off x="0" y="0"/>
-                            <a:ext cx="381000" cy="298654"/>
-                          </a:xfrm>
-                          <a:prstGeom prst="rect">
-                            <a:avLst/>
-                          </a:prstGeom>
-                          <a:noFill/>
-                          <a:ln w="9525">
-                            <a:noFill/>
-                            <a:headEnd/>
-                            <a:tailEnd/>
-                          </a:ln>
-                        </pic:spPr>
-                      </pic:pic>
-                    </a:graphicData>
-                  </a:graphic>
-                </wp:inline>
+                <ns1:inline>
+                  <ns1:extent cx="381000" cy="298654"/>
+                  <ns1:effectExtent b="0" l="0" r="0" t="0"/>
+                  <ns1:docPr descr="Warning and Caution Symbols placeholder." title="" id="77" name="Picture"/>
+                  <ns2:graphic>
+                    <ns2:graphicData uri="http://schemas.openxmlformats.org/drawingml/2006/picture">
+                      <ns3:pic>
+                        <ns3:nvPicPr>
+                          <ns3:cNvPr descr="_static/manual_en/01_meaning_of_symbols/fig.png" id="78" name="Picture"/>
+                          <ns3:cNvPicPr>
+                            <ns2:picLocks noChangeArrowheads="1" noChangeAspect="1"/>
+                          </ns3:cNvPicPr>
+                        </ns3:nvPicPr>
+                        <ns3:blipFill>
+                          <ns2:blip ns4:embed="rId67"/>
+                          <ns2:stretch>
+                            <ns2:fillRect/>
+                          </ns2:stretch>
+                        </ns3:blipFill>
+                        <ns3:spPr bwMode="auto">
+                          <ns2:xfrm>
+                            <ns2:off x="0" y="0"/>
+                            <ns2:ext cx="381000" cy="298654"/>
+                          </ns2:xfrm>
+                          <ns2:prstGeom prst="rect">
+                            <ns2:avLst/>
+                          </ns2:prstGeom>
+                          <ns2:noFill/>
+                          <ns2:ln w="9525">
+                            <ns2:noFill/>
+                            <ns2:headEnd/>
+                            <ns2:tailEnd/>
+                          </ns2:ln>
+                        </ns3:spPr>
+                      </ns3:pic>
+                    </ns2:graphicData>
+                  </ns2:graphic>
+                </ns1:inline>
               </w:drawing>
             </w:r>
           </w:p>
@@ -972,44 +980,44 @@
             </w:pPr>
             <w:r>
               <w:drawing>
-                <wp:inline>
-                  <wp:extent cx="381000" cy="298654"/>
-                  <wp:effectExtent b="0" l="0" r="0" t="0"/>
-                  <wp:docPr descr="Do not dismantle symbol placeholder." title="" id="82" name="Picture"/>
-                  <a:graphic>
-                    <a:graphicData uri="http://schemas.openxmlformats.org/drawingml/2006/picture">
-                      <pic:pic>
-                        <pic:nvPicPr>
-                          <pic:cNvPr descr="_static/manual_en/01_meaning_of_symbols/fig.png" id="83" name="Picture"/>
-                          <pic:cNvPicPr>
-                            <a:picLocks noChangeArrowheads="1" noChangeAspect="1"/>
-                          </pic:cNvPicPr>
-                        </pic:nvPicPr>
-                        <pic:blipFill>
-                          <a:blip r:embed="rId70"/>
-                          <a:stretch>
-                            <a:fillRect/>
-                          </a:stretch>
-                        </pic:blipFill>
-                        <pic:spPr bwMode="auto">
-                          <a:xfrm>
-                            <a:off x="0" y="0"/>
-                            <a:ext cx="381000" cy="298654"/>
-                          </a:xfrm>
-                          <a:prstGeom prst="rect">
-                            <a:avLst/>
-                          </a:prstGeom>
-                          <a:noFill/>
-                          <a:ln w="9525">
-                            <a:noFill/>
-                            <a:headEnd/>
-                            <a:tailEnd/>
-                          </a:ln>
-                        </pic:spPr>
-                      </pic:pic>
-                    </a:graphicData>
-                  </a:graphic>
-                </wp:inline>
+                <ns1:inline>
+                  <ns1:extent cx="381000" cy="298654"/>
+                  <ns1:effectExtent b="0" l="0" r="0" t="0"/>
+                  <ns1:docPr descr="Do not dismantle symbol placeholder." title="" id="79" name="Picture"/>
+                  <ns2:graphic>
+                    <ns2:graphicData uri="http://schemas.openxmlformats.org/drawingml/2006/picture">
+                      <ns3:pic>
+                        <ns3:nvPicPr>
+                          <ns3:cNvPr descr="_static/manual_en/01_meaning_of_symbols/fig.png" id="80" name="Picture"/>
+                          <ns3:cNvPicPr>
+                            <ns2:picLocks noChangeArrowheads="1" noChangeAspect="1"/>
+                          </ns3:cNvPicPr>
+                        </ns3:nvPicPr>
+                        <ns3:blipFill>
+                          <ns2:blip ns4:embed="rId67"/>
+                          <ns2:stretch>
+                            <ns2:fillRect/>
+                          </ns2:stretch>
+                        </ns3:blipFill>
+                        <ns3:spPr bwMode="auto">
+                          <ns2:xfrm>
+                            <ns2:off x="0" y="0"/>
+                            <ns2:ext cx="381000" cy="298654"/>
+                          </ns2:xfrm>
+                          <ns2:prstGeom prst="rect">
+                            <ns2:avLst/>
+                          </ns2:prstGeom>
+                          <ns2:noFill/>
+                          <ns2:ln w="9525">
+                            <ns2:noFill/>
+                            <ns2:headEnd/>
+                            <ns2:tailEnd/>
+                          </ns2:ln>
+                        </ns3:spPr>
+                      </ns3:pic>
+                    </ns2:graphicData>
+                  </ns2:graphic>
+                </ns1:inline>
               </w:drawing>
             </w:r>
           </w:p>
@@ -1035,44 +1043,44 @@
             </w:pPr>
             <w:r>
               <w:drawing>
-                <wp:inline>
-                  <wp:extent cx="381000" cy="298654"/>
-                  <wp:effectExtent b="0" l="0" r="0" t="0"/>
-                  <wp:docPr descr="Read manual symbol placeholder." title="" id="84" name="Picture"/>
-                  <a:graphic>
-                    <a:graphicData uri="http://schemas.openxmlformats.org/drawingml/2006/picture">
-                      <pic:pic>
-                        <pic:nvPicPr>
-                          <pic:cNvPr descr="_static/manual_en/01_meaning_of_symbols/fig.png" id="85" name="Picture"/>
-                          <pic:cNvPicPr>
-                            <a:picLocks noChangeArrowheads="1" noChangeAspect="1"/>
-                          </pic:cNvPicPr>
-                        </pic:nvPicPr>
-                        <pic:blipFill>
-                          <a:blip r:embed="rId70"/>
-                          <a:stretch>
-                            <a:fillRect/>
-                          </a:stretch>
-                        </pic:blipFill>
-                        <pic:spPr bwMode="auto">
-                          <a:xfrm>
-                            <a:off x="0" y="0"/>
-                            <a:ext cx="381000" cy="298654"/>
-                          </a:xfrm>
-                          <a:prstGeom prst="rect">
-                            <a:avLst/>
-                          </a:prstGeom>
-                          <a:noFill/>
-                          <a:ln w="9525">
-                            <a:noFill/>
-                            <a:headEnd/>
-                            <a:tailEnd/>
-                          </a:ln>
-                        </pic:spPr>
-                      </pic:pic>
-                    </a:graphicData>
-                  </a:graphic>
-                </wp:inline>
+                <ns1:inline>
+                  <ns1:extent cx="381000" cy="298654"/>
+                  <ns1:effectExtent b="0" l="0" r="0" t="0"/>
+                  <ns1:docPr descr="Read manual symbol placeholder." title="" id="81" name="Picture"/>
+                  <ns2:graphic>
+                    <ns2:graphicData uri="http://schemas.openxmlformats.org/drawingml/2006/picture">
+                      <ns3:pic>
+                        <ns3:nvPicPr>
+                          <ns3:cNvPr descr="_static/manual_en/01_meaning_of_symbols/fig.png" id="82" name="Picture"/>
+                          <ns3:cNvPicPr>
+                            <ns2:picLocks noChangeArrowheads="1" noChangeAspect="1"/>
+                          </ns3:cNvPicPr>
+                        </ns3:nvPicPr>
+                        <ns3:blipFill>
+                          <ns2:blip ns4:embed="rId67"/>
+                          <ns2:stretch>
+                            <ns2:fillRect/>
+                          </ns2:stretch>
+                        </ns3:blipFill>
+                        <ns3:spPr bwMode="auto">
+                          <ns2:xfrm>
+                            <ns2:off x="0" y="0"/>
+                            <ns2:ext cx="381000" cy="298654"/>
+                          </ns2:xfrm>
+                          <ns2:prstGeom prst="rect">
+                            <ns2:avLst/>
+                          </ns2:prstGeom>
+                          <ns2:noFill/>
+                          <ns2:ln w="9525">
+                            <ns2:noFill/>
+                            <ns2:headEnd/>
+                            <ns2:tailEnd/>
+                          </ns2:ln>
+                        </ns3:spPr>
+                      </ns3:pic>
+                    </ns2:graphicData>
+                  </ns2:graphic>
+                </ns1:inline>
               </w:drawing>
             </w:r>
           </w:p>
@@ -1096,44 +1104,44 @@
             </w:pPr>
             <w:r>
               <w:drawing>
-                <wp:inline>
-                  <wp:extent cx="381000" cy="298654"/>
-                  <wp:effectExtent b="0" l="0" r="0" t="0"/>
-                  <wp:docPr descr="Keep away from fire symbol placeholder." title="" id="86" name="Picture"/>
-                  <a:graphic>
-                    <a:graphicData uri="http://schemas.openxmlformats.org/drawingml/2006/picture">
-                      <pic:pic>
-                        <pic:nvPicPr>
-                          <pic:cNvPr descr="_static/manual_en/01_meaning_of_symbols/fig.png" id="87" name="Picture"/>
-                          <pic:cNvPicPr>
-                            <a:picLocks noChangeArrowheads="1" noChangeAspect="1"/>
-                          </pic:cNvPicPr>
-                        </pic:nvPicPr>
-                        <pic:blipFill>
-                          <a:blip r:embed="rId70"/>
-                          <a:stretch>
-                            <a:fillRect/>
-                          </a:stretch>
-                        </pic:blipFill>
-                        <pic:spPr bwMode="auto">
-                          <a:xfrm>
-                            <a:off x="0" y="0"/>
-                            <a:ext cx="381000" cy="298654"/>
-                          </a:xfrm>
-                          <a:prstGeom prst="rect">
-                            <a:avLst/>
-                          </a:prstGeom>
-                          <a:noFill/>
-                          <a:ln w="9525">
-                            <a:noFill/>
-                            <a:headEnd/>
-                            <a:tailEnd/>
-                          </a:ln>
-                        </pic:spPr>
-                      </pic:pic>
-                    </a:graphicData>
-                  </a:graphic>
-                </wp:inline>
+                <ns1:inline>
+                  <ns1:extent cx="381000" cy="298654"/>
+                  <ns1:effectExtent b="0" l="0" r="0" t="0"/>
+                  <ns1:docPr descr="Keep away from fire symbol placeholder." title="" id="83" name="Picture"/>
+                  <ns2:graphic>
+                    <ns2:graphicData uri="http://schemas.openxmlformats.org/drawingml/2006/picture">
+                      <ns3:pic>
+                        <ns3:nvPicPr>
+                          <ns3:cNvPr descr="_static/manual_en/01_meaning_of_symbols/fig.png" id="84" name="Picture"/>
+                          <ns3:cNvPicPr>
+                            <ns2:picLocks noChangeArrowheads="1" noChangeAspect="1"/>
+                          </ns3:cNvPicPr>
+                        </ns3:nvPicPr>
+                        <ns3:blipFill>
+                          <ns2:blip ns4:embed="rId67"/>
+                          <ns2:stretch>
+                            <ns2:fillRect/>
+                          </ns2:stretch>
+                        </ns3:blipFill>
+                        <ns3:spPr bwMode="auto">
+                          <ns2:xfrm>
+                            <ns2:off x="0" y="0"/>
+                            <ns2:ext cx="381000" cy="298654"/>
+                          </ns2:xfrm>
+                          <ns2:prstGeom prst="rect">
+                            <ns2:avLst/>
+                          </ns2:prstGeom>
+                          <ns2:noFill/>
+                          <ns2:ln w="9525">
+                            <ns2:noFill/>
+                            <ns2:headEnd/>
+                            <ns2:tailEnd/>
+                          </ns2:ln>
+                        </ns3:spPr>
+                      </ns3:pic>
+                    </ns2:graphicData>
+                  </ns2:graphic>
+                </ns1:inline>
               </w:drawing>
             </w:r>
           </w:p>
@@ -1159,44 +1167,44 @@
             </w:pPr>
             <w:r>
               <w:drawing>
-                <wp:inline>
-                  <wp:extent cx="381000" cy="298654"/>
-                  <wp:effectExtent b="0" l="0" r="0" t="0"/>
-                  <wp:docPr descr="Risk of electric shock symbol placeholder." title="" id="88" name="Picture"/>
-                  <a:graphic>
-                    <a:graphicData uri="http://schemas.openxmlformats.org/drawingml/2006/picture">
-                      <pic:pic>
-                        <pic:nvPicPr>
-                          <pic:cNvPr descr="_static/manual_en/01_meaning_of_symbols/fig.png" id="89" name="Picture"/>
-                          <pic:cNvPicPr>
-                            <a:picLocks noChangeArrowheads="1" noChangeAspect="1"/>
-                          </pic:cNvPicPr>
-                        </pic:nvPicPr>
-                        <pic:blipFill>
-                          <a:blip r:embed="rId70"/>
-                          <a:stretch>
-                            <a:fillRect/>
-                          </a:stretch>
-                        </pic:blipFill>
-                        <pic:spPr bwMode="auto">
-                          <a:xfrm>
-                            <a:off x="0" y="0"/>
-                            <a:ext cx="381000" cy="298654"/>
-                          </a:xfrm>
-                          <a:prstGeom prst="rect">
-                            <a:avLst/>
-                          </a:prstGeom>
-                          <a:noFill/>
-                          <a:ln w="9525">
-                            <a:noFill/>
-                            <a:headEnd/>
-                            <a:tailEnd/>
-                          </a:ln>
-                        </pic:spPr>
-                      </pic:pic>
-                    </a:graphicData>
-                  </a:graphic>
-                </wp:inline>
+                <ns1:inline>
+                  <ns1:extent cx="381000" cy="298654"/>
+                  <ns1:effectExtent b="0" l="0" r="0" t="0"/>
+                  <ns1:docPr descr="Risk of electric shock symbol placeholder." title="" id="85" name="Picture"/>
+                  <ns2:graphic>
+                    <ns2:graphicData uri="http://schemas.openxmlformats.org/drawingml/2006/picture">
+                      <ns3:pic>
+                        <ns3:nvPicPr>
+                          <ns3:cNvPr descr="_static/manual_en/01_meaning_of_symbols/fig.png" id="86" name="Picture"/>
+                          <ns3:cNvPicPr>
+                            <ns2:picLocks noChangeArrowheads="1" noChangeAspect="1"/>
+                          </ns3:cNvPicPr>
+                        </ns3:nvPicPr>
+                        <ns3:blipFill>
+                          <ns2:blip ns4:embed="rId67"/>
+                          <ns2:stretch>
+                            <ns2:fillRect/>
+                          </ns2:stretch>
+                        </ns3:blipFill>
+                        <ns3:spPr bwMode="auto">
+                          <ns2:xfrm>
+                            <ns2:off x="0" y="0"/>
+                            <ns2:ext cx="381000" cy="298654"/>
+                          </ns2:xfrm>
+                          <ns2:prstGeom prst="rect">
+                            <ns2:avLst/>
+                          </ns2:prstGeom>
+                          <ns2:noFill/>
+                          <ns2:ln w="9525">
+                            <ns2:noFill/>
+                            <ns2:headEnd/>
+                            <ns2:tailEnd/>
+                          </ns2:ln>
+                        </ns3:spPr>
+                      </ns3:pic>
+                    </ns2:graphicData>
+                  </ns2:graphic>
+                </ns1:inline>
               </w:drawing>
             </w:r>
           </w:p>
@@ -1220,44 +1228,44 @@
             </w:pPr>
             <w:r>
               <w:drawing>
-                <wp:inline>
-                  <wp:extent cx="381000" cy="298654"/>
-                  <wp:effectExtent b="0" l="0" r="0" t="0"/>
-                  <wp:docPr descr="Keep away from children symbol placeholder." title="" id="90" name="Picture"/>
-                  <a:graphic>
-                    <a:graphicData uri="http://schemas.openxmlformats.org/drawingml/2006/picture">
-                      <pic:pic>
-                        <pic:nvPicPr>
-                          <pic:cNvPr descr="_static/manual_en/01_meaning_of_symbols/fig.png" id="91" name="Picture"/>
-                          <pic:cNvPicPr>
-                            <a:picLocks noChangeArrowheads="1" noChangeAspect="1"/>
-                          </pic:cNvPicPr>
-                        </pic:nvPicPr>
-                        <pic:blipFill>
-                          <a:blip r:embed="rId70"/>
-                          <a:stretch>
-                            <a:fillRect/>
-                          </a:stretch>
-                        </pic:blipFill>
-                        <pic:spPr bwMode="auto">
-                          <a:xfrm>
-                            <a:off x="0" y="0"/>
-                            <a:ext cx="381000" cy="298654"/>
-                          </a:xfrm>
-                          <a:prstGeom prst="rect">
-                            <a:avLst/>
-                          </a:prstGeom>
-                          <a:noFill/>
-                          <a:ln w="9525">
-                            <a:noFill/>
-                            <a:headEnd/>
-                            <a:tailEnd/>
-                          </a:ln>
-                        </pic:spPr>
-                      </pic:pic>
-                    </a:graphicData>
-                  </a:graphic>
-                </wp:inline>
+                <ns1:inline>
+                  <ns1:extent cx="381000" cy="298654"/>
+                  <ns1:effectExtent b="0" l="0" r="0" t="0"/>
+                  <ns1:docPr descr="Keep away from children symbol placeholder." title="" id="87" name="Picture"/>
+                  <ns2:graphic>
+                    <ns2:graphicData uri="http://schemas.openxmlformats.org/drawingml/2006/picture">
+                      <ns3:pic>
+                        <ns3:nvPicPr>
+                          <ns3:cNvPr descr="_static/manual_en/01_meaning_of_symbols/fig.png" id="88" name="Picture"/>
+                          <ns3:cNvPicPr>
+                            <ns2:picLocks noChangeArrowheads="1" noChangeAspect="1"/>
+                          </ns3:cNvPicPr>
+                        </ns3:nvPicPr>
+                        <ns3:blipFill>
+                          <ns2:blip ns4:embed="rId67"/>
+                          <ns2:stretch>
+                            <ns2:fillRect/>
+                          </ns2:stretch>
+                        </ns3:blipFill>
+                        <ns3:spPr bwMode="auto">
+                          <ns2:xfrm>
+                            <ns2:off x="0" y="0"/>
+                            <ns2:ext cx="381000" cy="298654"/>
+                          </ns2:xfrm>
+                          <ns2:prstGeom prst="rect">
+                            <ns2:avLst/>
+                          </ns2:prstGeom>
+                          <ns2:noFill/>
+                          <ns2:ln w="9525">
+                            <ns2:noFill/>
+                            <ns2:headEnd/>
+                            <ns2:tailEnd/>
+                          </ns2:ln>
+                        </ns3:spPr>
+                      </ns3:pic>
+                    </ns2:graphicData>
+                  </ns2:graphic>
+                </ns1:inline>
               </w:drawing>
             </w:r>
           </w:p>
@@ -1283,44 +1291,44 @@
             </w:pPr>
             <w:r>
               <w:drawing>
-                <wp:inline>
-                  <wp:extent cx="381000" cy="298654"/>
-                  <wp:effectExtent b="0" l="0" r="0" t="0"/>
-                  <wp:docPr descr="Battery charging symbol placeholder." title="" id="92" name="Picture"/>
-                  <a:graphic>
-                    <a:graphicData uri="http://schemas.openxmlformats.org/drawingml/2006/picture">
-                      <pic:pic>
-                        <pic:nvPicPr>
-                          <pic:cNvPr descr="_static/manual_en/01_meaning_of_symbols/fig.png" id="93" name="Picture"/>
-                          <pic:cNvPicPr>
-                            <a:picLocks noChangeArrowheads="1" noChangeAspect="1"/>
-                          </pic:cNvPicPr>
-                        </pic:nvPicPr>
-                        <pic:blipFill>
-                          <a:blip r:embed="rId70"/>
-                          <a:stretch>
-                            <a:fillRect/>
-                          </a:stretch>
-                        </pic:blipFill>
-                        <pic:spPr bwMode="auto">
-                          <a:xfrm>
-                            <a:off x="0" y="0"/>
-                            <a:ext cx="381000" cy="298654"/>
-                          </a:xfrm>
-                          <a:prstGeom prst="rect">
-                            <a:avLst/>
-                          </a:prstGeom>
-                          <a:noFill/>
-                          <a:ln w="9525">
-                            <a:noFill/>
-                            <a:headEnd/>
-                            <a:tailEnd/>
-                          </a:ln>
-                        </pic:spPr>
-                      </pic:pic>
-                    </a:graphicData>
-                  </a:graphic>
-                </wp:inline>
+                <ns1:inline>
+                  <ns1:extent cx="381000" cy="298654"/>
+                  <ns1:effectExtent b="0" l="0" r="0" t="0"/>
+                  <ns1:docPr descr="Battery charging symbol placeholder." title="" id="89" name="Picture"/>
+                  <ns2:graphic>
+                    <ns2:graphicData uri="http://schemas.openxmlformats.org/drawingml/2006/picture">
+                      <ns3:pic>
+                        <ns3:nvPicPr>
+                          <ns3:cNvPr descr="_static/manual_en/01_meaning_of_symbols/fig.png" id="90" name="Picture"/>
+                          <ns3:cNvPicPr>
+                            <ns2:picLocks noChangeArrowheads="1" noChangeAspect="1"/>
+                          </ns3:cNvPicPr>
+                        </ns3:nvPicPr>
+                        <ns3:blipFill>
+                          <ns2:blip ns4:embed="rId67"/>
+                          <ns2:stretch>
+                            <ns2:fillRect/>
+                          </ns2:stretch>
+                        </ns3:blipFill>
+                        <ns3:spPr bwMode="auto">
+                          <ns2:xfrm>
+                            <ns2:off x="0" y="0"/>
+                            <ns2:ext cx="381000" cy="298654"/>
+                          </ns2:xfrm>
+                          <ns2:prstGeom prst="rect">
+                            <ns2:avLst/>
+                          </ns2:prstGeom>
+                          <ns2:noFill/>
+                          <ns2:ln w="9525">
+                            <ns2:noFill/>
+                            <ns2:headEnd/>
+                            <ns2:tailEnd/>
+                          </ns2:ln>
+                        </ns3:spPr>
+                      </ns3:pic>
+                    </ns2:graphicData>
+                  </ns2:graphic>
+                </ns1:inline>
               </w:drawing>
             </w:r>
           </w:p>
@@ -1344,44 +1352,44 @@
             </w:pPr>
             <w:r>
               <w:drawing>
-                <wp:inline>
-                  <wp:extent cx="381000" cy="298654"/>
-                  <wp:effectExtent b="0" l="0" r="0" t="0"/>
-                  <wp:docPr descr="Li-ion symbol placeholder." title="" id="94" name="Picture"/>
-                  <a:graphic>
-                    <a:graphicData uri="http://schemas.openxmlformats.org/drawingml/2006/picture">
-                      <pic:pic>
-                        <pic:nvPicPr>
-                          <pic:cNvPr descr="_static/manual_en/01_meaning_of_symbols/fig.png" id="95" name="Picture"/>
-                          <pic:cNvPicPr>
-                            <a:picLocks noChangeArrowheads="1" noChangeAspect="1"/>
-                          </pic:cNvPicPr>
-                        </pic:nvPicPr>
-                        <pic:blipFill>
-                          <a:blip r:embed="rId70"/>
-                          <a:stretch>
-                            <a:fillRect/>
-                          </a:stretch>
-                        </pic:blipFill>
-                        <pic:spPr bwMode="auto">
-                          <a:xfrm>
-                            <a:off x="0" y="0"/>
-                            <a:ext cx="381000" cy="298654"/>
-                          </a:xfrm>
-                          <a:prstGeom prst="rect">
-                            <a:avLst/>
-                          </a:prstGeom>
-                          <a:noFill/>
-                          <a:ln w="9525">
-                            <a:noFill/>
-                            <a:headEnd/>
-                            <a:tailEnd/>
-                          </a:ln>
-                        </pic:spPr>
-                      </pic:pic>
-                    </a:graphicData>
-                  </a:graphic>
-                </wp:inline>
+                <ns1:inline>
+                  <ns1:extent cx="381000" cy="298654"/>
+                  <ns1:effectExtent b="0" l="0" r="0" t="0"/>
+                  <ns1:docPr descr="Li-ion symbol placeholder." title="" id="91" name="Picture"/>
+                  <ns2:graphic>
+                    <ns2:graphicData uri="http://schemas.openxmlformats.org/drawingml/2006/picture">
+                      <ns3:pic>
+                        <ns3:nvPicPr>
+                          <ns3:cNvPr descr="_static/manual_en/01_meaning_of_symbols/fig.png" id="92" name="Picture"/>
+                          <ns3:cNvPicPr>
+                            <ns2:picLocks noChangeArrowheads="1" noChangeAspect="1"/>
+                          </ns3:cNvPicPr>
+                        </ns3:nvPicPr>
+                        <ns3:blipFill>
+                          <ns2:blip ns4:embed="rId67"/>
+                          <ns2:stretch>
+                            <ns2:fillRect/>
+                          </ns2:stretch>
+                        </ns3:blipFill>
+                        <ns3:spPr bwMode="auto">
+                          <ns2:xfrm>
+                            <ns2:off x="0" y="0"/>
+                            <ns2:ext cx="381000" cy="298654"/>
+                          </ns2:xfrm>
+                          <ns2:prstGeom prst="rect">
+                            <ns2:avLst/>
+                          </ns2:prstGeom>
+                          <ns2:noFill/>
+                          <ns2:ln w="9525">
+                            <ns2:noFill/>
+                            <ns2:headEnd/>
+                            <ns2:tailEnd/>
+                          </ns2:ln>
+                        </ns3:spPr>
+                      </ns3:pic>
+                    </ns2:graphicData>
+                  </ns2:graphic>
+                </ns1:inline>
               </w:drawing>
             </w:r>
           </w:p>
@@ -1407,44 +1415,44 @@
             </w:pPr>
             <w:r>
               <w:drawing>
-                <wp:inline>
-                  <wp:extent cx="381000" cy="298654"/>
-                  <wp:effectExtent b="0" l="0" r="0" t="0"/>
-                  <wp:docPr descr="Explosive material symbol placeholder." title="" id="96" name="Picture"/>
-                  <a:graphic>
-                    <a:graphicData uri="http://schemas.openxmlformats.org/drawingml/2006/picture">
-                      <pic:pic>
-                        <pic:nvPicPr>
-                          <pic:cNvPr descr="_static/manual_en/01_meaning_of_symbols/fig.png" id="97" name="Picture"/>
-                          <pic:cNvPicPr>
-                            <a:picLocks noChangeArrowheads="1" noChangeAspect="1"/>
-                          </pic:cNvPicPr>
-                        </pic:nvPicPr>
-                        <pic:blipFill>
-                          <a:blip r:embed="rId70"/>
-                          <a:stretch>
-                            <a:fillRect/>
-                          </a:stretch>
-                        </pic:blipFill>
-                        <pic:spPr bwMode="auto">
-                          <a:xfrm>
-                            <a:off x="0" y="0"/>
-                            <a:ext cx="381000" cy="298654"/>
-                          </a:xfrm>
-                          <a:prstGeom prst="rect">
-                            <a:avLst/>
-                          </a:prstGeom>
-                          <a:noFill/>
-                          <a:ln w="9525">
-                            <a:noFill/>
-                            <a:headEnd/>
-                            <a:tailEnd/>
-                          </a:ln>
-                        </pic:spPr>
-                      </pic:pic>
-                    </a:graphicData>
-                  </a:graphic>
-                </wp:inline>
+                <ns1:inline>
+                  <ns1:extent cx="381000" cy="298654"/>
+                  <ns1:effectExtent b="0" l="0" r="0" t="0"/>
+                  <ns1:docPr descr="Explosive material symbol placeholder." title="" id="93" name="Picture"/>
+                  <ns2:graphic>
+                    <ns2:graphicData uri="http://schemas.openxmlformats.org/drawingml/2006/picture">
+                      <ns3:pic>
+                        <ns3:nvPicPr>
+                          <ns3:cNvPr descr="_static/manual_en/01_meaning_of_symbols/fig.png" id="94" name="Picture"/>
+                          <ns3:cNvPicPr>
+                            <ns2:picLocks noChangeArrowheads="1" noChangeAspect="1"/>
+                          </ns3:cNvPicPr>
+                        </ns3:nvPicPr>
+                        <ns3:blipFill>
+                          <ns2:blip ns4:embed="rId67"/>
+                          <ns2:stretch>
+                            <ns2:fillRect/>
+                          </ns2:stretch>
+                        </ns3:blipFill>
+                        <ns3:spPr bwMode="auto">
+                          <ns2:xfrm>
+                            <ns2:off x="0" y="0"/>
+                            <ns2:ext cx="381000" cy="298654"/>
+                          </ns2:xfrm>
+                          <ns2:prstGeom prst="rect">
+                            <ns2:avLst/>
+                          </ns2:prstGeom>
+                          <ns2:noFill/>
+                          <ns2:ln w="9525">
+                            <ns2:noFill/>
+                            <ns2:headEnd/>
+                            <ns2:tailEnd/>
+                          </ns2:ln>
+                        </ns3:spPr>
+                      </ns3:pic>
+                    </ns2:graphicData>
+                  </ns2:graphic>
+                </ns1:inline>
               </w:drawing>
             </w:r>
           </w:p>
@@ -1468,44 +1476,44 @@
             </w:pPr>
             <w:r>
               <w:drawing>
-                <wp:inline>
-                  <wp:extent cx="381000" cy="298654"/>
-                  <wp:effectExtent b="0" l="0" r="0" t="0"/>
-                  <wp:docPr descr="WEEE disposal symbol placeholder." title="" id="98" name="Picture"/>
-                  <a:graphic>
-                    <a:graphicData uri="http://schemas.openxmlformats.org/drawingml/2006/picture">
-                      <pic:pic>
-                        <pic:nvPicPr>
-                          <pic:cNvPr descr="_static/manual_en/01_meaning_of_symbols/fig.png" id="99" name="Picture"/>
-                          <pic:cNvPicPr>
-                            <a:picLocks noChangeArrowheads="1" noChangeAspect="1"/>
-                          </pic:cNvPicPr>
-                        </pic:nvPicPr>
-                        <pic:blipFill>
-                          <a:blip r:embed="rId70"/>
-                          <a:stretch>
-                            <a:fillRect/>
-                          </a:stretch>
-                        </pic:blipFill>
-                        <pic:spPr bwMode="auto">
-                          <a:xfrm>
-                            <a:off x="0" y="0"/>
-                            <a:ext cx="381000" cy="298654"/>
-                          </a:xfrm>
-                          <a:prstGeom prst="rect">
-                            <a:avLst/>
-                          </a:prstGeom>
-                          <a:noFill/>
-                          <a:ln w="9525">
-                            <a:noFill/>
-                            <a:headEnd/>
-                            <a:tailEnd/>
-                          </a:ln>
-                        </pic:spPr>
-                      </pic:pic>
-                    </a:graphicData>
-                  </a:graphic>
-                </wp:inline>
+                <ns1:inline>
+                  <ns1:extent cx="381000" cy="298654"/>
+                  <ns1:effectExtent b="0" l="0" r="0" t="0"/>
+                  <ns1:docPr descr="WEEE disposal symbol placeholder." title="" id="95" name="Picture"/>
+                  <ns2:graphic>
+                    <ns2:graphicData uri="http://schemas.openxmlformats.org/drawingml/2006/picture">
+                      <ns3:pic>
+                        <ns3:nvPicPr>
+                          <ns3:cNvPr descr="_static/manual_en/01_meaning_of_symbols/fig.png" id="96" name="Picture"/>
+                          <ns3:cNvPicPr>
+                            <ns2:picLocks noChangeArrowheads="1" noChangeAspect="1"/>
+                          </ns3:cNvPicPr>
+                        </ns3:nvPicPr>
+                        <ns3:blipFill>
+                          <ns2:blip ns4:embed="rId67"/>
+                          <ns2:stretch>
+                            <ns2:fillRect/>
+                          </ns2:stretch>
+                        </ns3:blipFill>
+                        <ns3:spPr bwMode="auto">
+                          <ns2:xfrm>
+                            <ns2:off x="0" y="0"/>
+                            <ns2:ext cx="381000" cy="298654"/>
+                          </ns2:xfrm>
+                          <ns2:prstGeom prst="rect">
+                            <ns2:avLst/>
+                          </ns2:prstGeom>
+                          <ns2:noFill/>
+                          <ns2:ln w="9525">
+                            <ns2:noFill/>
+                            <ns2:headEnd/>
+                            <ns2:tailEnd/>
+                          </ns2:ln>
+                        </ns3:spPr>
+                      </ns3:pic>
+                    </ns2:graphicData>
+                  </ns2:graphic>
+                </ns1:inline>
               </w:drawing>
             </w:r>
           </w:p>
@@ -1537,44 +1545,44 @@
             </w:pPr>
             <w:r>
               <w:drawing>
-                <wp:inline>
-                  <wp:extent cx="381000" cy="298654"/>
-                  <wp:effectExtent b="0" l="0" r="0" t="0"/>
-                  <wp:docPr descr="Heavy object symbol placeholder." title="" id="100" name="Picture"/>
-                  <a:graphic>
-                    <a:graphicData uri="http://schemas.openxmlformats.org/drawingml/2006/picture">
-                      <pic:pic>
-                        <pic:nvPicPr>
-                          <pic:cNvPr descr="_static/manual_en/01_meaning_of_symbols/fig.png" id="101" name="Picture"/>
-                          <pic:cNvPicPr>
-                            <a:picLocks noChangeArrowheads="1" noChangeAspect="1"/>
-                          </pic:cNvPicPr>
-                        </pic:nvPicPr>
-                        <pic:blipFill>
-                          <a:blip r:embed="rId70"/>
-                          <a:stretch>
-                            <a:fillRect/>
-                          </a:stretch>
-                        </pic:blipFill>
-                        <pic:spPr bwMode="auto">
-                          <a:xfrm>
-                            <a:off x="0" y="0"/>
-                            <a:ext cx="381000" cy="298654"/>
-                          </a:xfrm>
-                          <a:prstGeom prst="rect">
-                            <a:avLst/>
-                          </a:prstGeom>
-                          <a:noFill/>
-                          <a:ln w="9525">
-                            <a:noFill/>
-                            <a:headEnd/>
-                            <a:tailEnd/>
-                          </a:ln>
-                        </pic:spPr>
-                      </pic:pic>
-                    </a:graphicData>
-                  </a:graphic>
-                </wp:inline>
+                <ns1:inline>
+                  <ns1:extent cx="381000" cy="298654"/>
+                  <ns1:effectExtent b="0" l="0" r="0" t="0"/>
+                  <ns1:docPr descr="Heavy object symbol placeholder." title="" id="97" name="Picture"/>
+                  <ns2:graphic>
+                    <ns2:graphicData uri="http://schemas.openxmlformats.org/drawingml/2006/picture">
+                      <ns3:pic>
+                        <ns3:nvPicPr>
+                          <ns3:cNvPr descr="_static/manual_en/01_meaning_of_symbols/fig.png" id="98" name="Picture"/>
+                          <ns3:cNvPicPr>
+                            <ns2:picLocks noChangeArrowheads="1" noChangeAspect="1"/>
+                          </ns3:cNvPicPr>
+                        </ns3:nvPicPr>
+                        <ns3:blipFill>
+                          <ns2:blip ns4:embed="rId67"/>
+                          <ns2:stretch>
+                            <ns2:fillRect/>
+                          </ns2:stretch>
+                        </ns3:blipFill>
+                        <ns3:spPr bwMode="auto">
+                          <ns2:xfrm>
+                            <ns2:off x="0" y="0"/>
+                            <ns2:ext cx="381000" cy="298654"/>
+                          </ns2:xfrm>
+                          <ns2:prstGeom prst="rect">
+                            <ns2:avLst/>
+                          </ns2:prstGeom>
+                          <ns2:noFill/>
+                          <ns2:ln w="9525">
+                            <ns2:noFill/>
+                            <ns2:headEnd/>
+                            <ns2:tailEnd/>
+                          </ns2:ln>
+                        </ns3:spPr>
+                      </ns3:pic>
+                    </ns2:graphicData>
+                  </ns2:graphic>
+                </ns1:inline>
               </w:drawing>
             </w:r>
           </w:p>
@@ -1642,14 +1650,112 @@
         <w:t xml:space="preserve">and keep the same filename to display it directly in the build output.</w:t>
       </w:r>
     </w:p>
-    <w:bookmarkEnd w:id="102"/>
-    <w:bookmarkStart w:id="103" w:name="included-items"/>
+    <w:bookmarkEnd w:id="99"/>
+    <w:bookmarkEnd w:id="100"/>
+    <w:bookmarkStart w:id="109" w:name="whats-in-the-box"/>
+    <w:p>
+      <w:pPr>
+        <w:pStyle w:val="1"/>
+        <w:outlineLvl w:val="0"/>
+      </w:pPr>
+      <w:r>
+        <w:t xml:space="preserve">WHAT'S IN THE BOX</w:t>
+      </w:r>
+    </w:p>
+    <w:bookmarkStart w:id="101" w:name="fcc"/>
     <w:p>
       <w:pPr>
         <w:pStyle w:val="2"/>
-      </w:pPr>
-      <w:r>
-        <w:t xml:space="preserve">Included Items</w:t>
+        <w:outlineLvl w:val="1"/>
+      </w:pPr>
+      <w:r>
+        <w:t xml:space="preserve">FCC</w:t>
+      </w:r>
+    </w:p>
+    <w:p>
+      <w:pPr>
+        <w:pStyle w:val="FirstParagraph"/>
+      </w:pPr>
+      <w:r>
+        <w:t xml:space="preserve">This device complies with Part 15 of the FCC Rules. Operation is subject to the following two conditions:</w:t>
+      </w:r>
+      <w:r>
+        <w:t xml:space="preserve"> </w:t>
+      </w:r>
+      <w:r>
+        <w:t xml:space="preserve">(1) This device may not cause harmful interference, and</w:t>
+      </w:r>
+      <w:r>
+        <w:t xml:space="preserve"> </w:t>
+      </w:r>
+      <w:r>
+        <w:t xml:space="preserve">(2) This device must accept any interference received, including interference that may cause undesired operation.</w:t>
+      </w:r>
+    </w:p>
+    <w:p>
+      <w:pPr>
+        <w:pStyle w:val="BodyText"/>
+      </w:pPr>
+      <w:r>
+        <w:rPr>
+          <w:b/>
+          <w:bCs/>
+        </w:rPr>
+        <w:t xml:space="preserve">NOTE:</w:t>
+      </w:r>
+      <w:r>
+        <w:t xml:space="preserve"> </w:t>
+      </w:r>
+      <w:r>
+        <w:t xml:space="preserve">This equipment has been tested and found to comply with the limits for a Class B digital device,</w:t>
+      </w:r>
+      <w:r>
+        <w:t xml:space="preserve"> </w:t>
+      </w:r>
+      <w:r>
+        <w:t xml:space="preserve">pursuant to Part 15 of the FCC Rules.</w:t>
+      </w:r>
+      <w:r>
+        <w:t xml:space="preserve"> </w:t>
+      </w:r>
+      <w:r>
+        <w:t xml:space="preserve">These limits are designed to provide reasonable protection against harmful interference in a residential</w:t>
+      </w:r>
+      <w:r>
+        <w:t xml:space="preserve"> </w:t>
+      </w:r>
+      <w:r>
+        <w:t xml:space="preserve">installation. This equipment generates, uses, and can radiate radio frequency energy and, if not installed</w:t>
+      </w:r>
+      <w:r>
+        <w:t xml:space="preserve"> </w:t>
+      </w:r>
+      <w:r>
+        <w:t xml:space="preserve">and used in accordance with the instructions, may cause harmful interference to communications.</w:t>
+      </w:r>
+      <w:r>
+        <w:t xml:space="preserve"> </w:t>
+      </w:r>
+      <w:r>
+        <w:t xml:space="preserve">However, there is no guarantee that radio interference will not occur in a particular installation.</w:t>
+      </w:r>
+      <w:r>
+        <w:t xml:space="preserve"> </w:t>
+      </w:r>
+      <w:r>
+        <w:t xml:space="preserve">If this equipment does cause harmful interference to radio or television reception, which can be</w:t>
+      </w:r>
+      <w:r>
+        <w:t xml:space="preserve"> </w:t>
+      </w:r>
+      <w:r>
+        <w:t xml:space="preserve">determined by turning the equipment off and on, the user is encouraged to try to correct the interference</w:t>
+      </w:r>
+      <w:r>
+        <w:t xml:space="preserve"> </w:t>
+      </w:r>
+      <w:r>
+        <w:t xml:space="preserve">by one or more of the following measures:</w:t>
       </w:r>
     </w:p>
     <w:p>
@@ -1660,7 +1766,7 @@
         </w:numPr>
       </w:pPr>
       <w:r>
-        <w:t xml:space="preserve">Jackery HomePower 2000 Plus v2</w:t>
+        <w:t xml:space="preserve">Reorient or relocate the receiving antenna.</w:t>
       </w:r>
     </w:p>
     <w:p>
@@ -1671,7 +1777,7 @@
         </w:numPr>
       </w:pPr>
       <w:r>
-        <w:t xml:space="preserve">AC charging cable</w:t>
+        <w:t xml:space="preserve">Increase the separation between the equipment and receiver.</w:t>
       </w:r>
     </w:p>
     <w:p>
@@ -1682,7 +1788,18 @@
         </w:numPr>
       </w:pPr>
       <w:r>
-        <w:t xml:space="preserve">User manual</w:t>
+        <w:t xml:space="preserve">Connect the equipment into an outlet on a circuit different from that to which the receiver is connected.</w:t>
+      </w:r>
+    </w:p>
+    <w:p>
+      <w:pPr>
+        <w:numPr>
+          <w:ilvl w:val="0"/>
+          <w:numId w:val="1004"/>
+        </w:numPr>
+      </w:pPr>
+      <w:r>
+        <w:t xml:space="preserve">Consult the dealer or an experienced radio/TV technician for help.</w:t>
       </w:r>
     </w:p>
     <w:p>
@@ -1690,31 +1807,336 @@
         <w:pStyle w:val="FirstParagraph"/>
       </w:pPr>
       <w:r>
-        <w:t xml:space="preserve">Tip</w:t>
-      </w:r>
-    </w:p>
+        <w:rPr>
+          <w:b/>
+          <w:bCs/>
+        </w:rPr>
+        <w:t xml:space="preserve">MODIFICATION:</w:t>
+      </w:r>
+      <w:r>
+        <w:t xml:space="preserve"> </w:t>
+      </w:r>
+      <w:r>
+        <w:t xml:space="preserve">Any changes or modifications not expressly approved by the grantee of this device could void the user's</w:t>
+      </w:r>
+      <w:r>
+        <w:t xml:space="preserve"> </w:t>
+      </w:r>
+      <w:r>
+        <w:t xml:space="preserve">authority to operate the device.</w:t>
+      </w:r>
+    </w:p>
+    <w:bookmarkEnd w:id="101"/>
+    <w:bookmarkStart w:id="108" w:name="included-items"/>
+    <w:p>
+      <w:pPr>
+        <w:pStyle w:val="2"/>
+        <w:outlineLvl w:val="1"/>
+      </w:pPr>
+      <w:r>
+        <w:t xml:space="preserve">INCLUDED ITEMS</w:t>
+      </w:r>
+    </w:p>
+    <w:tbl>
+      <w:tblPr>
+        <w:tblStyle w:val="Table"/>
+        <w:tblW w:type="pct" w:w="5000"/>
+        <w:tblLayout w:type="fixed"/>
+        <w:tblLook w:firstRow="0" w:lastRow="0" w:firstColumn="0" w:lastColumn="0" w:noHBand="0" w:noVBand="0" w:val="0000"/>
+      </w:tblPr>
+      <w:tblGrid>
+        <w:gridCol w:w="1980"/>
+        <w:gridCol w:w="1980"/>
+        <w:gridCol w:w="1980"/>
+        <w:gridCol w:w="1980"/>
+      </w:tblGrid>
+      <w:tr>
+        <w:tc>
+          <w:tcPr/>
+          <w:p>
+            <w:pPr>
+              <w:pStyle w:val="Compact"/>
+            </w:pPr>
+            <w:r>
+              <w:drawing>
+                <ns1:inline>
+                  <ns1:extent cx="1143000" cy="895964"/>
+                  <ns1:effectExtent b="0" l="0" r="0" t="0"/>
+                  <ns1:docPr descr="Power station image placeholder." title="" id="102" name="Picture"/>
+                  <ns2:graphic>
+                    <ns2:graphicData uri="http://schemas.openxmlformats.org/drawingml/2006/picture">
+                      <ns3:pic>
+                        <ns3:nvPicPr>
+                          <ns3:cNvPr descr="_static/manual_en/01_meaning_of_symbols/fig.png" id="103" name="Picture"/>
+                          <ns3:cNvPicPr>
+                            <ns2:picLocks noChangeArrowheads="1" noChangeAspect="1"/>
+                          </ns3:cNvPicPr>
+                        </ns3:nvPicPr>
+                        <ns3:blipFill>
+                          <ns2:blip ns4:embed="rId67"/>
+                          <ns2:stretch>
+                            <ns2:fillRect/>
+                          </ns2:stretch>
+                        </ns3:blipFill>
+                        <ns3:spPr bwMode="auto">
+                          <ns2:xfrm>
+                            <ns2:off x="0" y="0"/>
+                            <ns2:ext cx="1143000" cy="895964"/>
+                          </ns2:xfrm>
+                          <ns2:prstGeom prst="rect">
+                            <ns2:avLst/>
+                          </ns2:prstGeom>
+                          <ns2:noFill/>
+                          <ns2:ln w="9525">
+                            <ns2:noFill/>
+                            <ns2:headEnd/>
+                            <ns2:tailEnd/>
+                          </ns2:ln>
+                        </ns3:spPr>
+                      </ns3:pic>
+                    </ns2:graphicData>
+                  </ns2:graphic>
+                </ns1:inline>
+              </w:drawing>
+            </w:r>
+          </w:p>
+          <w:p>
+            <w:pPr>
+              <w:pStyle w:val="BodyText"/>
+            </w:pPr>
+            <w:r>
+              <w:rPr>
+                <w:b/>
+                <w:bCs/>
+              </w:rPr>
+              <w:t xml:space="preserve">Jackery HomePower 2000 Plus</w:t>
+            </w:r>
+          </w:p>
+        </w:tc>
+        <w:tc>
+          <w:tcPr/>
+          <w:p>
+            <w:pPr>
+              <w:pStyle w:val="Compact"/>
+            </w:pPr>
+            <w:r>
+              <w:drawing>
+                <ns1:inline>
+                  <ns1:extent cx="1143000" cy="895964"/>
+                  <ns1:effectExtent b="0" l="0" r="0" t="0"/>
+                  <ns1:docPr descr="AC charging cable image placeholder." title="" id="104" name="Picture"/>
+                  <ns2:graphic>
+                    <ns2:graphicData uri="http://schemas.openxmlformats.org/drawingml/2006/picture">
+                      <ns3:pic>
+                        <ns3:nvPicPr>
+                          <ns3:cNvPr descr="_static/manual_en/01_meaning_of_symbols/fig.png" id="105" name="Picture"/>
+                          <ns3:cNvPicPr>
+                            <ns2:picLocks noChangeArrowheads="1" noChangeAspect="1"/>
+                          </ns3:cNvPicPr>
+                        </ns3:nvPicPr>
+                        <ns3:blipFill>
+                          <ns2:blip ns4:embed="rId67"/>
+                          <ns2:stretch>
+                            <ns2:fillRect/>
+                          </ns2:stretch>
+                        </ns3:blipFill>
+                        <ns3:spPr bwMode="auto">
+                          <ns2:xfrm>
+                            <ns2:off x="0" y="0"/>
+                            <ns2:ext cx="1143000" cy="895964"/>
+                          </ns2:xfrm>
+                          <ns2:prstGeom prst="rect">
+                            <ns2:avLst/>
+                          </ns2:prstGeom>
+                          <ns2:noFill/>
+                          <ns2:ln w="9525">
+                            <ns2:noFill/>
+                            <ns2:headEnd/>
+                            <ns2:tailEnd/>
+                          </ns2:ln>
+                        </ns3:spPr>
+                      </ns3:pic>
+                    </ns2:graphicData>
+                  </ns2:graphic>
+                </ns1:inline>
+              </w:drawing>
+            </w:r>
+          </w:p>
+          <w:p>
+            <w:pPr>
+              <w:pStyle w:val="BodyText"/>
+            </w:pPr>
+            <w:r>
+              <w:rPr>
+                <w:b/>
+                <w:bCs/>
+              </w:rPr>
+              <w:t xml:space="preserve">AC Charging Cable</w:t>
+            </w:r>
+          </w:p>
+        </w:tc>
+        <w:tc>
+          <w:tcPr/>
+          <w:p>
+            <w:pPr>
+              <w:pStyle w:val="Compact"/>
+            </w:pPr>
+            <w:r>
+              <w:drawing>
+                <ns1:inline>
+                  <ns1:extent cx="1143000" cy="895964"/>
+                  <ns1:effectExtent b="0" l="0" r="0" t="0"/>
+                  <ns1:docPr descr="User manual image placeholder." title="" id="106" name="Picture"/>
+                  <ns2:graphic>
+                    <ns2:graphicData uri="http://schemas.openxmlformats.org/drawingml/2006/picture">
+                      <ns3:pic>
+                        <ns3:nvPicPr>
+                          <ns3:cNvPr descr="_static/manual_en/01_meaning_of_symbols/fig.png" id="107" name="Picture"/>
+                          <ns3:cNvPicPr>
+                            <ns2:picLocks noChangeArrowheads="1" noChangeAspect="1"/>
+                          </ns3:cNvPicPr>
+                        </ns3:nvPicPr>
+                        <ns3:blipFill>
+                          <ns2:blip ns4:embed="rId67"/>
+                          <ns2:stretch>
+                            <ns2:fillRect/>
+                          </ns2:stretch>
+                        </ns3:blipFill>
+                        <ns3:spPr bwMode="auto">
+                          <ns2:xfrm>
+                            <ns2:off x="0" y="0"/>
+                            <ns2:ext cx="1143000" cy="895964"/>
+                          </ns2:xfrm>
+                          <ns2:prstGeom prst="rect">
+                            <ns2:avLst/>
+                          </ns2:prstGeom>
+                          <ns2:noFill/>
+                          <ns2:ln w="9525">
+                            <ns2:noFill/>
+                            <ns2:headEnd/>
+                            <ns2:tailEnd/>
+                          </ns2:ln>
+                        </ns3:spPr>
+                      </ns3:pic>
+                    </ns2:graphicData>
+                  </ns2:graphic>
+                </ns1:inline>
+              </w:drawing>
+            </w:r>
+          </w:p>
+          <w:p>
+            <w:pPr>
+              <w:pStyle w:val="BodyText"/>
+            </w:pPr>
+            <w:r>
+              <w:rPr>
+                <w:b/>
+                <w:bCs/>
+              </w:rPr>
+              <w:t xml:space="preserve">User Manual</w:t>
+            </w:r>
+          </w:p>
+        </w:tc>
+        <w:tc>
+          <w:tcPr/>
+          <w:p>
+            <w:pPr>
+              <w:pStyle w:val="BodyText"/>
+            </w:pPr>
+            <w:r>
+              <w:rPr>
+                <w:b/>
+                <w:bCs/>
+              </w:rPr>
+              <w:t xml:space="preserve">Warranty Card</w:t>
+            </w:r>
+          </w:p>
+        </w:tc>
+      </w:tr>
+    </w:tbl>
+    <w:p/>
+    <w:tbl>
+      <w:tblPr>
+        <w:tblStyle w:val="Table"/>
+        <w:tblW w:type="pct" w:w="5000"/>
+        <w:tblLayout w:type="fixed"/>
+        <w:tblLook w:firstRow="0" w:lastRow="0" w:firstColumn="0" w:lastColumn="0" w:noHBand="0" w:noVBand="0" w:val="0000"/>
+      </w:tblPr>
+      <w:tblGrid>
+        <w:gridCol w:w="792"/>
+        <w:gridCol w:w="7128"/>
+      </w:tblGrid>
+      <w:tr>
+        <w:tc>
+          <w:tcPr/>
+          <w:p>
+            <w:pPr>
+              <w:pStyle w:val="FirstParagraph"/>
+            </w:pPr>
+            <w:r>
+              <w:rPr>
+                <w:b/>
+                <w:bCs/>
+              </w:rPr>
+              <w:t xml:space="preserve">TIPS</w:t>
+            </w:r>
+          </w:p>
+        </w:tc>
+        <w:tc>
+          <w:tcPr/>
+          <w:p>
+            <w:pPr>
+              <w:pStyle w:val="BodyText"/>
+            </w:pPr>
+            <w:r>
+              <w:t xml:space="preserve">The car charging cable is not included but is available for purchase separately on our website.</w:t>
+            </w:r>
+            <w:r>
+              <w:t xml:space="preserve"> </w:t>
+            </w:r>
+            <w:r>
+              <w:t xml:space="preserve">For assistance, please contact Jackery customer service.</w:t>
+            </w:r>
+          </w:p>
+        </w:tc>
+      </w:tr>
+    </w:tbl>
     <w:p>
       <w:pPr>
         <w:pStyle w:val="BodyText"/>
       </w:pPr>
       <w:r>
-        <w:t xml:space="preserve">The car charging cable is not included but is available for purchase separately on the website.</w:t>
-      </w:r>
-      <w:r>
-        <w:t xml:space="preserve"> </w:t>
-      </w:r>
-      <w:r>
-        <w:t xml:space="preserve">For assistance, please contact customer service.</w:t>
-      </w:r>
-    </w:p>
-    <w:bookmarkEnd w:id="103"/>
-    <w:bookmarkStart w:id="104" w:name="fcc-compliance-part-15"/>
+        <w:t xml:space="preserve">Note</w:t>
+      </w:r>
+    </w:p>
+    <w:p>
+      <w:pPr>
+        <w:pStyle w:val="BodyText"/>
+      </w:pPr>
+      <w:r>
+        <w:t xml:space="preserve">Replace the placeholder images on this page with design-exported assets while keeping each file path stable.</w:t>
+      </w:r>
+    </w:p>
+    <w:bookmarkEnd w:id="108"/>
+    <w:bookmarkEnd w:id="109"/>
+    <w:bookmarkStart w:id="116" w:name="product-overview"/>
+    <w:p>
+      <w:pPr>
+        <w:pStyle w:val="1"/>
+        <w:outlineLvl w:val="0"/>
+      </w:pPr>
+      <w:r>
+        <w:t xml:space="preserve">PRODUCT OVERVIEW</w:t>
+      </w:r>
+    </w:p>
+    <w:bookmarkStart w:id="112" w:name="front-view"/>
     <w:p>
       <w:pPr>
         <w:pStyle w:val="2"/>
-      </w:pPr>
-      <w:r>
-        <w:t xml:space="preserve">FCC Compliance (Part 15)</w:t>
+        <w:outlineLvl w:val="1"/>
+      </w:pPr>
+      <w:r>
+        <w:t xml:space="preserve">FRONT VIEW</w:t>
       </w:r>
     </w:p>
     <w:p>
@@ -1722,6 +2144,573 @@
         <w:pStyle w:val="FirstParagraph"/>
       </w:pPr>
       <w:r>
+        <w:drawing>
+          <ns1:inline>
+            <ns1:extent cx="4000500" cy="3135875"/>
+            <ns1:effectExtent b="0" l="0" r="0" t="0"/>
+            <ns1:docPr descr="Front view diagram placeholder." title="" id="110" name="Picture"/>
+            <ns2:graphic>
+              <ns2:graphicData uri="http://schemas.openxmlformats.org/drawingml/2006/picture">
+                <ns3:pic>
+                  <ns3:nvPicPr>
+                    <ns3:cNvPr descr="_static/manual_en/01_meaning_of_symbols/fig.png" id="111" name="Picture"/>
+                    <ns3:cNvPicPr>
+                      <ns2:picLocks noChangeArrowheads="1" noChangeAspect="1"/>
+                    </ns3:cNvPicPr>
+                  </ns3:nvPicPr>
+                  <ns3:blipFill>
+                    <ns2:blip ns4:embed="rId67"/>
+                    <ns2:stretch>
+                      <ns2:fillRect/>
+                    </ns2:stretch>
+                  </ns3:blipFill>
+                  <ns3:spPr bwMode="auto">
+                    <ns2:xfrm>
+                      <ns2:off x="0" y="0"/>
+                      <ns2:ext cx="4000500" cy="3135875"/>
+                    </ns2:xfrm>
+                    <ns2:prstGeom prst="rect">
+                      <ns2:avLst/>
+                    </ns2:prstGeom>
+                    <ns2:noFill/>
+                    <ns2:ln w="9525">
+                      <ns2:noFill/>
+                      <ns2:headEnd/>
+                      <ns2:tailEnd/>
+                    </ns2:ln>
+                  </ns3:spPr>
+                </ns3:pic>
+              </ns2:graphicData>
+            </ns2:graphic>
+          </ns1:inline>
+        </w:drawing>
+      </w:r>
+    </w:p>
+    <w:tbl>
+      <w:tblPr>
+        <w:tblStyle w:val="Table"/>
+        <w:tblW w:type="pct" w:w="5000"/>
+        <w:tblLayout w:type="fixed"/>
+        <w:tblLook w:firstRow="1" w:lastRow="0" w:firstColumn="0" w:lastColumn="0" w:noHBand="0" w:noVBand="0" w:val="0020"/>
+      </w:tblPr>
+      <w:tblGrid>
+        <w:gridCol w:w="2851"/>
+        <w:gridCol w:w="5068"/>
+      </w:tblGrid>
+      <w:tr>
+        <w:trPr>
+          <w:tblHeader w:val="on"/>
+        </w:trPr>
+        <w:tc>
+          <w:tcPr/>
+          <w:p>
+            <w:pPr>
+              <w:pStyle w:val="FirstParagraph"/>
+            </w:pPr>
+            <w:r>
+              <w:t xml:space="preserve">Item</w:t>
+            </w:r>
+          </w:p>
+        </w:tc>
+        <w:tc>
+          <w:tcPr/>
+          <w:p>
+            <w:pPr>
+              <w:pStyle w:val="BodyText"/>
+            </w:pPr>
+            <w:r>
+              <w:t xml:space="preserve">Description</w:t>
+            </w:r>
+          </w:p>
+        </w:tc>
+      </w:tr>
+      <w:tr>
+        <w:tc>
+          <w:tcPr/>
+          <w:p>
+            <w:pPr>
+              <w:pStyle w:val="BodyText"/>
+            </w:pPr>
+            <w:r>
+              <w:t xml:space="preserve">Main POWER Button</w:t>
+            </w:r>
+          </w:p>
+        </w:tc>
+        <w:tc>
+          <w:tcPr/>
+          <w:p>
+            <w:pPr>
+              <w:pStyle w:val="BodyText"/>
+            </w:pPr>
+            <w:r>
+              <w:t xml:space="preserve">Main power control.</w:t>
+            </w:r>
+          </w:p>
+        </w:tc>
+      </w:tr>
+      <w:tr>
+        <w:tc>
+          <w:tcPr/>
+          <w:p>
+            <w:pPr>
+              <w:pStyle w:val="BodyText"/>
+            </w:pPr>
+            <w:r>
+              <w:t xml:space="preserve">Handle</w:t>
+            </w:r>
+          </w:p>
+        </w:tc>
+        <w:tc>
+          <w:tcPr/>
+          <w:p>
+            <w:pPr>
+              <w:pStyle w:val="BodyText"/>
+            </w:pPr>
+            <w:r>
+              <w:t xml:space="preserve">Carry handle for moving the unit.</w:t>
+            </w:r>
+          </w:p>
+        </w:tc>
+      </w:tr>
+      <w:tr>
+        <w:tc>
+          <w:tcPr/>
+          <w:p>
+            <w:pPr>
+              <w:pStyle w:val="BodyText"/>
+            </w:pPr>
+            <w:r>
+              <w:t xml:space="preserve">DC 12V Port</w:t>
+            </w:r>
+          </w:p>
+        </w:tc>
+        <w:tc>
+          <w:tcPr/>
+          <w:p>
+            <w:pPr>
+              <w:pStyle w:val="BodyText"/>
+            </w:pPr>
+            <w:r>
+              <w:t xml:space="preserve">12V, 10A max output.</w:t>
+            </w:r>
+          </w:p>
+        </w:tc>
+      </w:tr>
+      <w:tr>
+        <w:tc>
+          <w:tcPr/>
+          <w:p>
+            <w:pPr>
+              <w:pStyle w:val="BodyText"/>
+            </w:pPr>
+            <w:r>
+              <w:t xml:space="preserve">LCD</w:t>
+            </w:r>
+          </w:p>
+        </w:tc>
+        <w:tc>
+          <w:tcPr/>
+          <w:p>
+            <w:pPr>
+              <w:pStyle w:val="BodyText"/>
+            </w:pPr>
+            <w:r>
+              <w:t xml:space="preserve">Displays status, power flow, and settings.</w:t>
+            </w:r>
+          </w:p>
+        </w:tc>
+      </w:tr>
+      <w:tr>
+        <w:tc>
+          <w:tcPr/>
+          <w:p>
+            <w:pPr>
+              <w:pStyle w:val="BodyText"/>
+            </w:pPr>
+            <w:r>
+              <w:t xml:space="preserve">DC/USB Power Button</w:t>
+            </w:r>
+          </w:p>
+        </w:tc>
+        <w:tc>
+          <w:tcPr/>
+          <w:p>
+            <w:pPr>
+              <w:pStyle w:val="BodyText"/>
+            </w:pPr>
+            <w:r>
+              <w:t xml:space="preserve">Turns DC and USB outputs on or off.</w:t>
+            </w:r>
+          </w:p>
+        </w:tc>
+      </w:tr>
+      <w:tr>
+        <w:tc>
+          <w:tcPr/>
+          <w:p>
+            <w:pPr>
+              <w:pStyle w:val="BodyText"/>
+            </w:pPr>
+            <w:r>
+              <w:t xml:space="preserve">LED Light Button</w:t>
+            </w:r>
+          </w:p>
+        </w:tc>
+        <w:tc>
+          <w:tcPr/>
+          <w:p>
+            <w:pPr>
+              <w:pStyle w:val="BodyText"/>
+            </w:pPr>
+            <w:r>
+              <w:t xml:space="preserve">Controls LED light mode.</w:t>
+            </w:r>
+          </w:p>
+        </w:tc>
+      </w:tr>
+      <w:tr>
+        <w:tc>
+          <w:tcPr/>
+          <w:p>
+            <w:pPr>
+              <w:pStyle w:val="BodyText"/>
+            </w:pPr>
+            <w:r>
+              <w:t xml:space="preserve">USB-C 30W Output</w:t>
+            </w:r>
+          </w:p>
+        </w:tc>
+        <w:tc>
+          <w:tcPr/>
+          <w:p>
+            <w:pPr>
+              <w:pStyle w:val="BodyText"/>
+            </w:pPr>
+            <w:r>
+              <w:t xml:space="preserve">30W max: 5V/3A, 9V/3A, 12V/2.5A, 15V/2A, 20V/1.5A.</w:t>
+            </w:r>
+          </w:p>
+        </w:tc>
+      </w:tr>
+      <w:tr>
+        <w:tc>
+          <w:tcPr/>
+          <w:p>
+            <w:pPr>
+              <w:pStyle w:val="BodyText"/>
+            </w:pPr>
+            <w:r>
+              <w:t xml:space="preserve">LED Light</w:t>
+            </w:r>
+          </w:p>
+        </w:tc>
+        <w:tc>
+          <w:tcPr/>
+          <w:p>
+            <w:pPr>
+              <w:pStyle w:val="BodyText"/>
+            </w:pPr>
+            <w:r>
+              <w:t xml:space="preserve">Built-in light for illumination and SOS mode.</w:t>
+            </w:r>
+          </w:p>
+        </w:tc>
+      </w:tr>
+      <w:tr>
+        <w:tc>
+          <w:tcPr/>
+          <w:p>
+            <w:pPr>
+              <w:pStyle w:val="BodyText"/>
+            </w:pPr>
+            <w:r>
+              <w:t xml:space="preserve">USB-C 100W Output</w:t>
+            </w:r>
+          </w:p>
+        </w:tc>
+        <w:tc>
+          <w:tcPr/>
+          <w:p>
+            <w:pPr>
+              <w:pStyle w:val="BodyText"/>
+            </w:pPr>
+            <w:r>
+              <w:t xml:space="preserve">100W max: 5V/3A, 9V/3A, 12V/3A, 15V/3A, 20V/5A.</w:t>
+            </w:r>
+          </w:p>
+        </w:tc>
+      </w:tr>
+      <w:tr>
+        <w:tc>
+          <w:tcPr/>
+          <w:p>
+            <w:pPr>
+              <w:pStyle w:val="BodyText"/>
+            </w:pPr>
+            <w:r>
+              <w:t xml:space="preserve">AC Power Button</w:t>
+            </w:r>
+          </w:p>
+        </w:tc>
+        <w:tc>
+          <w:tcPr/>
+          <w:p>
+            <w:pPr>
+              <w:pStyle w:val="BodyText"/>
+            </w:pPr>
+            <w:r>
+              <w:t xml:space="preserve">Turns AC output on or off.</w:t>
+            </w:r>
+          </w:p>
+        </w:tc>
+      </w:tr>
+      <w:tr>
+        <w:tc>
+          <w:tcPr/>
+          <w:p>
+            <w:pPr>
+              <w:pStyle w:val="BodyText"/>
+            </w:pPr>
+            <w:r>
+              <w:t xml:space="preserve">USB-A 18W Output</w:t>
+            </w:r>
+          </w:p>
+        </w:tc>
+        <w:tc>
+          <w:tcPr/>
+          <w:p>
+            <w:pPr>
+              <w:pStyle w:val="BodyText"/>
+            </w:pPr>
+            <w:r>
+              <w:t xml:space="preserve">18W max: 5-6V/3A, 6-9V/2A, 9-12V/1.5A.</w:t>
+            </w:r>
+          </w:p>
+        </w:tc>
+      </w:tr>
+      <w:tr>
+        <w:tc>
+          <w:tcPr/>
+          <w:p>
+            <w:pPr>
+              <w:pStyle w:val="BodyText"/>
+            </w:pPr>
+            <w:r>
+              <w:t xml:space="preserve">AC Output</w:t>
+            </w:r>
+          </w:p>
+        </w:tc>
+        <w:tc>
+          <w:tcPr/>
+          <w:p>
+            <w:pPr>
+              <w:pStyle w:val="BodyText"/>
+            </w:pPr>
+            <w:r>
+              <w:t xml:space="preserve">120V~ 60Hz, 18.3A max, 2200W rated.</w:t>
+            </w:r>
+          </w:p>
+        </w:tc>
+      </w:tr>
+      <w:tr>
+        <w:tc>
+          <w:tcPr/>
+          <w:p>
+            <w:pPr>
+              <w:pStyle w:val="BodyText"/>
+            </w:pPr>
+            <w:r>
+              <w:t xml:space="preserve">Total Output</w:t>
+            </w:r>
+          </w:p>
+        </w:tc>
+        <w:tc>
+          <w:tcPr/>
+          <w:p>
+            <w:pPr>
+              <w:pStyle w:val="BodyText"/>
+            </w:pPr>
+            <w:r>
+              <w:t xml:space="preserve">2200W rated, 4400W surge peak.</w:t>
+            </w:r>
+          </w:p>
+        </w:tc>
+      </w:tr>
+    </w:tbl>
+    <w:bookmarkEnd w:id="112"/>
+    <w:bookmarkStart w:id="115" w:name="right-side-view"/>
+    <w:p>
+      <w:pPr>
+        <w:pStyle w:val="2"/>
+        <w:outlineLvl w:val="1"/>
+      </w:pPr>
+      <w:r>
+        <w:t xml:space="preserve">RIGHT SIDE VIEW</w:t>
+      </w:r>
+    </w:p>
+    <w:p>
+      <w:pPr>
+        <w:pStyle w:val="FirstParagraph"/>
+      </w:pPr>
+      <w:r>
+        <w:drawing>
+          <ns1:inline>
+            <ns1:extent cx="4000500" cy="3135875"/>
+            <ns1:effectExtent b="0" l="0" r="0" t="0"/>
+            <ns1:docPr descr="Right side view diagram placeholder." title="" id="113" name="Picture"/>
+            <ns2:graphic>
+              <ns2:graphicData uri="http://schemas.openxmlformats.org/drawingml/2006/picture">
+                <ns3:pic>
+                  <ns3:nvPicPr>
+                    <ns3:cNvPr descr="_static/manual_en/01_meaning_of_symbols/fig.png" id="114" name="Picture"/>
+                    <ns3:cNvPicPr>
+                      <ns2:picLocks noChangeArrowheads="1" noChangeAspect="1"/>
+                    </ns3:cNvPicPr>
+                  </ns3:nvPicPr>
+                  <ns3:blipFill>
+                    <ns2:blip ns4:embed="rId67"/>
+                    <ns2:stretch>
+                      <ns2:fillRect/>
+                    </ns2:stretch>
+                  </ns3:blipFill>
+                  <ns3:spPr bwMode="auto">
+                    <ns2:xfrm>
+                      <ns2:off x="0" y="0"/>
+                      <ns2:ext cx="4000500" cy="3135875"/>
+                    </ns2:xfrm>
+                    <ns2:prstGeom prst="rect">
+                      <ns2:avLst/>
+                    </ns2:prstGeom>
+                    <ns2:noFill/>
+                    <ns2:ln w="9525">
+                      <ns2:noFill/>
+                      <ns2:headEnd/>
+                      <ns2:tailEnd/>
+                    </ns2:ln>
+                  </ns3:spPr>
+                </ns3:pic>
+              </ns2:graphicData>
+            </ns2:graphic>
+          </ns1:inline>
+        </w:drawing>
+      </w:r>
+    </w:p>
+    <w:tbl>
+      <w:tblPr>
+        <w:tblStyle w:val="Table"/>
+        <w:tblW w:type="pct" w:w="5000"/>
+        <w:tblLayout w:type="fixed"/>
+        <w:tblLook w:firstRow="1" w:lastRow="0" w:firstColumn="0" w:lastColumn="0" w:noHBand="0" w:noVBand="0" w:val="0020"/>
+      </w:tblPr>
+      <w:tblGrid>
+        <w:gridCol w:w="2851"/>
+        <w:gridCol w:w="5068"/>
+      </w:tblGrid>
+      <w:tr>
+        <w:trPr>
+          <w:tblHeader w:val="on"/>
+        </w:trPr>
+        <w:tc>
+          <w:tcPr/>
+          <w:p>
+            <w:pPr>
+              <w:pStyle w:val="FirstParagraph"/>
+            </w:pPr>
+            <w:r>
+              <w:t xml:space="preserve">Item</w:t>
+            </w:r>
+          </w:p>
+        </w:tc>
+        <w:tc>
+          <w:tcPr/>
+          <w:p>
+            <w:pPr>
+              <w:pStyle w:val="BodyText"/>
+            </w:pPr>
+            <w:r>
+              <w:t xml:space="preserve">Description</w:t>
+            </w:r>
+          </w:p>
+        </w:tc>
+      </w:tr>
+      <w:tr>
+        <w:tc>
+          <w:tcPr/>
+          <w:p>
+            <w:pPr>
+              <w:pStyle w:val="BodyText"/>
+            </w:pPr>
+            <w:r>
+              <w:t xml:space="preserve">Handle</w:t>
+            </w:r>
+          </w:p>
+        </w:tc>
+        <w:tc>
+          <w:tcPr/>
+          <w:p>
+            <w:pPr>
+              <w:pStyle w:val="BodyText"/>
+            </w:pPr>
+            <w:r>
+              <w:t xml:space="preserve">Side carry handle.</w:t>
+            </w:r>
+          </w:p>
+        </w:tc>
+      </w:tr>
+      <w:tr>
+        <w:tc>
+          <w:tcPr/>
+          <w:p>
+            <w:pPr>
+              <w:pStyle w:val="BodyText"/>
+            </w:pPr>
+            <w:r>
+              <w:t xml:space="preserve">AC Input</w:t>
+            </w:r>
+          </w:p>
+        </w:tc>
+        <w:tc>
+          <w:tcPr/>
+          <w:p>
+            <w:pPr>
+              <w:pStyle w:val="BodyText"/>
+            </w:pPr>
+            <w:r>
+              <w:t xml:space="preserve">100V-120V~ 60Hz, 15A max.</w:t>
+            </w:r>
+          </w:p>
+        </w:tc>
+      </w:tr>
+      <w:tr>
+        <w:tc>
+          <w:tcPr/>
+          <w:p>
+            <w:pPr>
+              <w:pStyle w:val="BodyText"/>
+            </w:pPr>
+            <w:r>
+              <w:t xml:space="preserve">DC Input (2 x DC8020 Ports)</w:t>
+            </w:r>
+          </w:p>
+        </w:tc>
+        <w:tc>
+          <w:tcPr/>
+          <w:p>
+            <w:pPr>
+              <w:pStyle w:val="BodyText"/>
+            </w:pPr>
+            <w:r>
+              <w:t xml:space="preserve">PV: 16V-60V, 12A max, up to 21A / 400W max combined; Car: 11V-16V, 8A max.</w:t>
+            </w:r>
+          </w:p>
+        </w:tc>
+      </w:tr>
+    </w:tbl>
+    <w:p>
+      <w:pPr>
+        <w:pStyle w:val="BodyText"/>
+      </w:pPr>
+      <w:r>
         <w:t xml:space="preserve">Note</w:t>
       </w:r>
     </w:p>
@@ -1730,21 +2719,925 @@
         <w:pStyle w:val="BodyText"/>
       </w:pPr>
       <w:r>
-        <w:t xml:space="preserve">This equipment has been tested and found to comply with the limits for a Class B digital device,</w:t>
-      </w:r>
-      <w:r>
-        <w:t xml:space="preserve"> </w:t>
-      </w:r>
-      <w:r>
-        <w:t xml:space="preserve">pursuant to Part 15 of the FCC Rules.</w:t>
-      </w:r>
-    </w:p>
+        <w:t xml:space="preserve">Replace both overview placeholders with design-exported diagrams, while keeping the image path stable.</w:t>
+      </w:r>
+    </w:p>
+    <w:bookmarkEnd w:id="115"/>
+    <w:bookmarkEnd w:id="116"/>
+    <w:bookmarkStart w:id="119" w:name="lcd-display"/>
+    <w:p>
+      <w:pPr>
+        <w:pStyle w:val="1"/>
+        <w:outlineLvl w:val="0"/>
+      </w:pPr>
+      <w:r>
+        <w:t xml:space="preserve">LCD DISPLAY</w:t>
+      </w:r>
+    </w:p>
+    <w:p>
+      <w:pPr>
+        <w:pStyle w:val="FirstParagraph"/>
+      </w:pPr>
+      <w:r>
+        <w:drawing>
+          <ns1:inline>
+            <ns1:extent cx="4000500" cy="3135875"/>
+            <ns1:effectExtent b="0" l="0" r="0" t="0"/>
+            <ns1:docPr descr="LCD icon map placeholder." title="" id="117" name="Picture"/>
+            <ns2:graphic>
+              <ns2:graphicData uri="http://schemas.openxmlformats.org/drawingml/2006/picture">
+                <ns3:pic>
+                  <ns3:nvPicPr>
+                    <ns3:cNvPr descr="_static/manual_en/01_meaning_of_symbols/fig.png" id="118" name="Picture"/>
+                    <ns3:cNvPicPr>
+                      <ns2:picLocks noChangeArrowheads="1" noChangeAspect="1"/>
+                    </ns3:cNvPicPr>
+                  </ns3:nvPicPr>
+                  <ns3:blipFill>
+                    <ns2:blip ns4:embed="rId67"/>
+                    <ns2:stretch>
+                      <ns2:fillRect/>
+                    </ns2:stretch>
+                  </ns3:blipFill>
+                  <ns3:spPr bwMode="auto">
+                    <ns2:xfrm>
+                      <ns2:off x="0" y="0"/>
+                      <ns2:ext cx="4000500" cy="3135875"/>
+                    </ns2:xfrm>
+                    <ns2:prstGeom prst="rect">
+                      <ns2:avLst/>
+                    </ns2:prstGeom>
+                    <ns2:noFill/>
+                    <ns2:ln w="9525">
+                      <ns2:noFill/>
+                      <ns2:headEnd/>
+                      <ns2:tailEnd/>
+                    </ns2:ln>
+                  </ns3:spPr>
+                </ns3:pic>
+              </ns2:graphicData>
+            </ns2:graphic>
+          </ns1:inline>
+        </w:drawing>
+      </w:r>
+    </w:p>
+    <w:tbl>
+      <w:tblPr>
+        <w:tblStyle w:val="Table"/>
+        <w:tblW w:type="pct" w:w="5000"/>
+        <w:tblLayout w:type="fixed"/>
+        <w:tblLook w:firstRow="1" w:lastRow="0" w:firstColumn="0" w:lastColumn="0" w:noHBand="0" w:noVBand="0" w:val="0020"/>
+      </w:tblPr>
+      <w:tblGrid>
+        <w:gridCol w:w="950"/>
+        <w:gridCol w:w="2217"/>
+        <w:gridCol w:w="4752"/>
+      </w:tblGrid>
+      <w:tr>
+        <w:trPr>
+          <w:tblHeader w:val="on"/>
+        </w:trPr>
+        <w:tc>
+          <w:tcPr/>
+          <w:p>
+            <w:pPr>
+              <w:pStyle w:val="FirstParagraph"/>
+            </w:pPr>
+            <w:r>
+              <w:t xml:space="preserve">ID</w:t>
+            </w:r>
+          </w:p>
+        </w:tc>
+        <w:tc>
+          <w:tcPr/>
+          <w:p>
+            <w:pPr>
+              <w:pStyle w:val="BodyText"/>
+            </w:pPr>
+            <w:r>
+              <w:t xml:space="preserve">Indicator</w:t>
+            </w:r>
+          </w:p>
+        </w:tc>
+        <w:tc>
+          <w:tcPr/>
+          <w:p>
+            <w:pPr>
+              <w:pStyle w:val="BodyText"/>
+            </w:pPr>
+            <w:r>
+              <w:t xml:space="preserve">Description</w:t>
+            </w:r>
+          </w:p>
+        </w:tc>
+      </w:tr>
+      <w:tr>
+        <w:tc>
+          <w:tcPr/>
+          <w:p>
+            <w:pPr>
+              <w:pStyle w:val="BodyText"/>
+            </w:pPr>
+            <w:r>
+              <w:t xml:space="preserve">1</w:t>
+            </w:r>
+          </w:p>
+        </w:tc>
+        <w:tc>
+          <w:tcPr/>
+          <w:p>
+            <w:pPr>
+              <w:pStyle w:val="BodyText"/>
+            </w:pPr>
+            <w:r>
+              <w:t xml:space="preserve">Wi-Fi</w:t>
+            </w:r>
+          </w:p>
+        </w:tc>
+        <w:tc>
+          <w:tcPr/>
+          <w:p>
+            <w:pPr>
+              <w:pStyle w:val="BodyText"/>
+            </w:pPr>
+            <w:r>
+              <w:t xml:space="preserve">On: connected. Blink: ready to connect. Off: disconnected.</w:t>
+            </w:r>
+          </w:p>
+        </w:tc>
+      </w:tr>
+      <w:tr>
+        <w:tc>
+          <w:tcPr/>
+          <w:p>
+            <w:pPr>
+              <w:pStyle w:val="BodyText"/>
+            </w:pPr>
+            <w:r>
+              <w:t xml:space="preserve">2</w:t>
+            </w:r>
+          </w:p>
+        </w:tc>
+        <w:tc>
+          <w:tcPr/>
+          <w:p>
+            <w:pPr>
+              <w:pStyle w:val="BodyText"/>
+            </w:pPr>
+            <w:r>
+              <w:t xml:space="preserve">Bluetooth</w:t>
+            </w:r>
+          </w:p>
+        </w:tc>
+        <w:tc>
+          <w:tcPr/>
+          <w:p>
+            <w:pPr>
+              <w:pStyle w:val="BodyText"/>
+            </w:pPr>
+            <w:r>
+              <w:t xml:space="preserve">On: connected. Blink: ready to connect. Off: disconnected.</w:t>
+            </w:r>
+          </w:p>
+        </w:tc>
+      </w:tr>
+      <w:tr>
+        <w:tc>
+          <w:tcPr/>
+          <w:p>
+            <w:pPr>
+              <w:pStyle w:val="BodyText"/>
+            </w:pPr>
+            <w:r>
+              <w:t xml:space="preserve">3</w:t>
+            </w:r>
+          </w:p>
+        </w:tc>
+        <w:tc>
+          <w:tcPr/>
+          <w:p>
+            <w:pPr>
+              <w:pStyle w:val="BodyText"/>
+            </w:pPr>
+            <w:r>
+              <w:t xml:space="preserve">Quiet Charging Mode</w:t>
+            </w:r>
+          </w:p>
+        </w:tc>
+        <w:tc>
+          <w:tcPr/>
+          <w:p>
+            <w:pPr>
+              <w:pStyle w:val="BodyText"/>
+            </w:pPr>
+            <w:r>
+              <w:t xml:space="preserve">Reduces charging noise and charging speed. App configurable. Setting is retained after power-off.</w:t>
+            </w:r>
+          </w:p>
+        </w:tc>
+      </w:tr>
+      <w:tr>
+        <w:tc>
+          <w:tcPr/>
+          <w:p>
+            <w:pPr>
+              <w:pStyle w:val="BodyText"/>
+            </w:pPr>
+            <w:r>
+              <w:t xml:space="preserve">4</w:t>
+            </w:r>
+          </w:p>
+        </w:tc>
+        <w:tc>
+          <w:tcPr/>
+          <w:p>
+            <w:pPr>
+              <w:pStyle w:val="BodyText"/>
+            </w:pPr>
+            <w:r>
+              <w:t xml:space="preserve">Battery Saving Mode</w:t>
+            </w:r>
+          </w:p>
+        </w:tc>
+        <w:tc>
+          <w:tcPr/>
+          <w:p>
+            <w:pPr>
+              <w:pStyle w:val="BodyText"/>
+            </w:pPr>
+            <w:r>
+              <w:t xml:space="preserve">Limits usable battery capacity to extend life. App configurable. Setting is retained after power-off.</w:t>
+            </w:r>
+          </w:p>
+        </w:tc>
+      </w:tr>
+      <w:tr>
+        <w:tc>
+          <w:tcPr/>
+          <w:p>
+            <w:pPr>
+              <w:pStyle w:val="BodyText"/>
+            </w:pPr>
+            <w:r>
+              <w:t xml:space="preserve">5</w:t>
+            </w:r>
+          </w:p>
+        </w:tc>
+        <w:tc>
+          <w:tcPr/>
+          <w:p>
+            <w:pPr>
+              <w:pStyle w:val="BodyText"/>
+            </w:pPr>
+            <w:r>
+              <w:t xml:space="preserve">Charging Plan / Self-powered / TOU Mode</w:t>
+            </w:r>
+          </w:p>
+        </w:tc>
+        <w:tc>
+          <w:tcPr/>
+          <w:p>
+            <w:pPr>
+              <w:pStyle w:val="BodyText"/>
+            </w:pPr>
+            <w:r>
+              <w:t xml:space="preserve">App-controlled smart charging strategies for electricity cost optimization.</w:t>
+            </w:r>
+          </w:p>
+        </w:tc>
+      </w:tr>
+      <w:tr>
+        <w:tc>
+          <w:tcPr/>
+          <w:p>
+            <w:pPr>
+              <w:pStyle w:val="BodyText"/>
+            </w:pPr>
+            <w:r>
+              <w:t xml:space="preserve">6</w:t>
+            </w:r>
+          </w:p>
+        </w:tc>
+        <w:tc>
+          <w:tcPr/>
+          <w:p>
+            <w:pPr>
+              <w:pStyle w:val="BodyText"/>
+            </w:pPr>
+            <w:r>
+              <w:t xml:space="preserve">UPS</w:t>
+            </w:r>
+          </w:p>
+        </w:tc>
+        <w:tc>
+          <w:tcPr/>
+          <w:p>
+            <w:pPr>
+              <w:pStyle w:val="BodyText"/>
+            </w:pPr>
+            <w:r>
+              <w:t xml:space="preserve">On: bypass mode enabled, switchover time is 10 ms. Off: bypass mode disabled.</w:t>
+            </w:r>
+          </w:p>
+        </w:tc>
+      </w:tr>
+      <w:tr>
+        <w:tc>
+          <w:tcPr/>
+          <w:p>
+            <w:pPr>
+              <w:pStyle w:val="BodyText"/>
+            </w:pPr>
+            <w:r>
+              <w:t xml:space="preserve">7</w:t>
+            </w:r>
+          </w:p>
+        </w:tc>
+        <w:tc>
+          <w:tcPr/>
+          <w:p>
+            <w:pPr>
+              <w:pStyle w:val="BodyText"/>
+            </w:pPr>
+            <w:r>
+              <w:t xml:space="preserve">AC Power Indicator</w:t>
+            </w:r>
+          </w:p>
+        </w:tc>
+        <w:tc>
+          <w:tcPr/>
+          <w:p>
+            <w:pPr>
+              <w:pStyle w:val="BodyText"/>
+            </w:pPr>
+            <w:r>
+              <w:t xml:space="preserve">AC output is enabled (pure sine wave output).</w:t>
+            </w:r>
+          </w:p>
+        </w:tc>
+      </w:tr>
+      <w:tr>
+        <w:tc>
+          <w:tcPr/>
+          <w:p>
+            <w:pPr>
+              <w:pStyle w:val="BodyText"/>
+            </w:pPr>
+            <w:r>
+              <w:t xml:space="preserve">8</w:t>
+            </w:r>
+          </w:p>
+        </w:tc>
+        <w:tc>
+          <w:tcPr/>
+          <w:p>
+            <w:pPr>
+              <w:pStyle w:val="BodyText"/>
+            </w:pPr>
+            <w:r>
+              <w:t xml:space="preserve">Output Voltage and Frequency</w:t>
+            </w:r>
+          </w:p>
+        </w:tc>
+        <w:tc>
+          <w:tcPr/>
+          <w:p>
+            <w:pPr>
+              <w:pStyle w:val="BodyText"/>
+            </w:pPr>
+            <w:r>
+              <w:t xml:space="preserve">Displays AC output voltage and frequency.</w:t>
+            </w:r>
+          </w:p>
+        </w:tc>
+      </w:tr>
+      <w:tr>
+        <w:tc>
+          <w:tcPr/>
+          <w:p>
+            <w:pPr>
+              <w:pStyle w:val="BodyText"/>
+            </w:pPr>
+            <w:r>
+              <w:t xml:space="preserve">9</w:t>
+            </w:r>
+          </w:p>
+        </w:tc>
+        <w:tc>
+          <w:tcPr/>
+          <w:p>
+            <w:pPr>
+              <w:pStyle w:val="BodyText"/>
+            </w:pPr>
+            <w:r>
+              <w:t xml:space="preserve">Input Power</w:t>
+            </w:r>
+          </w:p>
+        </w:tc>
+        <w:tc>
+          <w:tcPr/>
+          <w:p>
+            <w:pPr>
+              <w:pStyle w:val="BodyText"/>
+            </w:pPr>
+            <w:r>
+              <w:t xml:space="preserve">Displays input power in watts.</w:t>
+            </w:r>
+          </w:p>
+        </w:tc>
+      </w:tr>
+      <w:tr>
+        <w:tc>
+          <w:tcPr/>
+          <w:p>
+            <w:pPr>
+              <w:pStyle w:val="BodyText"/>
+            </w:pPr>
+            <w:r>
+              <w:t xml:space="preserve">10</w:t>
+            </w:r>
+          </w:p>
+        </w:tc>
+        <w:tc>
+          <w:tcPr/>
+          <w:p>
+            <w:pPr>
+              <w:pStyle w:val="BodyText"/>
+            </w:pPr>
+            <w:r>
+              <w:t xml:space="preserve">Remaining Charge Time</w:t>
+            </w:r>
+          </w:p>
+        </w:tc>
+        <w:tc>
+          <w:tcPr/>
+          <w:p>
+            <w:pPr>
+              <w:pStyle w:val="BodyText"/>
+            </w:pPr>
+            <w:r>
+              <w:t xml:space="preserve">Displays remaining charging time.</w:t>
+            </w:r>
+          </w:p>
+        </w:tc>
+      </w:tr>
+      <w:tr>
+        <w:tc>
+          <w:tcPr/>
+          <w:p>
+            <w:pPr>
+              <w:pStyle w:val="BodyText"/>
+            </w:pPr>
+            <w:r>
+              <w:t xml:space="preserve">11</w:t>
+            </w:r>
+          </w:p>
+        </w:tc>
+        <w:tc>
+          <w:tcPr/>
+          <w:p>
+            <w:pPr>
+              <w:pStyle w:val="BodyText"/>
+            </w:pPr>
+            <w:r>
+              <w:t xml:space="preserve">AC Wall Charging Indicator</w:t>
+            </w:r>
+          </w:p>
+        </w:tc>
+        <w:tc>
+          <w:tcPr/>
+          <w:p>
+            <w:pPr>
+              <w:pStyle w:val="BodyText"/>
+            </w:pPr>
+            <w:r>
+              <w:t xml:space="preserve">Charging via AC input from grid power.</w:t>
+            </w:r>
+          </w:p>
+        </w:tc>
+      </w:tr>
+      <w:tr>
+        <w:tc>
+          <w:tcPr/>
+          <w:p>
+            <w:pPr>
+              <w:pStyle w:val="BodyText"/>
+            </w:pPr>
+            <w:r>
+              <w:t xml:space="preserve">12</w:t>
+            </w:r>
+          </w:p>
+        </w:tc>
+        <w:tc>
+          <w:tcPr/>
+          <w:p>
+            <w:pPr>
+              <w:pStyle w:val="BodyText"/>
+            </w:pPr>
+            <w:r>
+              <w:t xml:space="preserve">Car Charging Indicator</w:t>
+            </w:r>
+          </w:p>
+        </w:tc>
+        <w:tc>
+          <w:tcPr/>
+          <w:p>
+            <w:pPr>
+              <w:pStyle w:val="BodyText"/>
+            </w:pPr>
+            <w:r>
+              <w:t xml:space="preserve">Charging via DC input from vehicle source.</w:t>
+            </w:r>
+          </w:p>
+        </w:tc>
+      </w:tr>
+      <w:tr>
+        <w:tc>
+          <w:tcPr/>
+          <w:p>
+            <w:pPr>
+              <w:pStyle w:val="BodyText"/>
+            </w:pPr>
+            <w:r>
+              <w:t xml:space="preserve">13</w:t>
+            </w:r>
+          </w:p>
+        </w:tc>
+        <w:tc>
+          <w:tcPr/>
+          <w:p>
+            <w:pPr>
+              <w:pStyle w:val="BodyText"/>
+            </w:pPr>
+            <w:r>
+              <w:t xml:space="preserve">Solar Charging Indicator</w:t>
+            </w:r>
+          </w:p>
+        </w:tc>
+        <w:tc>
+          <w:tcPr/>
+          <w:p>
+            <w:pPr>
+              <w:pStyle w:val="BodyText"/>
+            </w:pPr>
+            <w:r>
+              <w:t xml:space="preserve">Charging via DC input from solar panel(s).</w:t>
+            </w:r>
+          </w:p>
+        </w:tc>
+      </w:tr>
+      <w:tr>
+        <w:tc>
+          <w:tcPr/>
+          <w:p>
+            <w:pPr>
+              <w:pStyle w:val="BodyText"/>
+            </w:pPr>
+            <w:r>
+              <w:t xml:space="preserve">14</w:t>
+            </w:r>
+          </w:p>
+        </w:tc>
+        <w:tc>
+          <w:tcPr/>
+          <w:p>
+            <w:pPr>
+              <w:pStyle w:val="BodyText"/>
+            </w:pPr>
+            <w:r>
+              <w:t xml:space="preserve">Charging Power Limit</w:t>
+            </w:r>
+          </w:p>
+        </w:tc>
+        <w:tc>
+          <w:tcPr/>
+          <w:p>
+            <w:pPr>
+              <w:pStyle w:val="BodyText"/>
+            </w:pPr>
+            <w:r>
+              <w:t xml:space="preserve">Indicates whether charging power limit is enabled in the App.</w:t>
+            </w:r>
+          </w:p>
+        </w:tc>
+      </w:tr>
+      <w:tr>
+        <w:tc>
+          <w:tcPr/>
+          <w:p>
+            <w:pPr>
+              <w:pStyle w:val="BodyText"/>
+            </w:pPr>
+            <w:r>
+              <w:t xml:space="preserve">16</w:t>
+            </w:r>
+          </w:p>
+        </w:tc>
+        <w:tc>
+          <w:tcPr/>
+          <w:p>
+            <w:pPr>
+              <w:pStyle w:val="BodyText"/>
+            </w:pPr>
+            <w:r>
+              <w:t xml:space="preserve">Battery Power Indicator</w:t>
+            </w:r>
+          </w:p>
+        </w:tc>
+        <w:tc>
+          <w:tcPr/>
+          <w:p>
+            <w:pPr>
+              <w:pStyle w:val="BodyText"/>
+            </w:pPr>
+            <w:r>
+              <w:t xml:space="preserve">Ring animation while charging; ring stays on during discharge.</w:t>
+            </w:r>
+          </w:p>
+        </w:tc>
+      </w:tr>
+      <w:tr>
+        <w:tc>
+          <w:tcPr/>
+          <w:p>
+            <w:pPr>
+              <w:pStyle w:val="BodyText"/>
+            </w:pPr>
+            <w:r>
+              <w:t xml:space="preserve">17</w:t>
+            </w:r>
+          </w:p>
+        </w:tc>
+        <w:tc>
+          <w:tcPr/>
+          <w:p>
+            <w:pPr>
+              <w:pStyle w:val="BodyText"/>
+            </w:pPr>
+            <w:r>
+              <w:t xml:space="preserve">Low Battery Indicator</w:t>
+            </w:r>
+          </w:p>
+        </w:tc>
+        <w:tc>
+          <w:tcPr/>
+          <w:p>
+            <w:pPr>
+              <w:pStyle w:val="BodyText"/>
+            </w:pPr>
+            <w:r>
+              <w:t xml:space="preserve">On: below 20%. Blink: below 5%. Off: normal or charging.</w:t>
+            </w:r>
+          </w:p>
+        </w:tc>
+      </w:tr>
+      <w:tr>
+        <w:tc>
+          <w:tcPr/>
+          <w:p>
+            <w:pPr>
+              <w:pStyle w:val="BodyText"/>
+            </w:pPr>
+            <w:r>
+              <w:t xml:space="preserve">18</w:t>
+            </w:r>
+          </w:p>
+        </w:tc>
+        <w:tc>
+          <w:tcPr/>
+          <w:p>
+            <w:pPr>
+              <w:pStyle w:val="BodyText"/>
+            </w:pPr>
+            <w:r>
+              <w:t xml:space="preserve">Remaining Battery Percentage</w:t>
+            </w:r>
+          </w:p>
+        </w:tc>
+        <w:tc>
+          <w:tcPr/>
+          <w:p>
+            <w:pPr>
+              <w:pStyle w:val="BodyText"/>
+            </w:pPr>
+            <w:r>
+              <w:t xml:space="preserve">Displays remaining battery SOC percentage.</w:t>
+            </w:r>
+          </w:p>
+        </w:tc>
+      </w:tr>
+      <w:tr>
+        <w:tc>
+          <w:tcPr/>
+          <w:p>
+            <w:pPr>
+              <w:pStyle w:val="BodyText"/>
+            </w:pPr>
+            <w:r>
+              <w:t xml:space="preserve">20</w:t>
+            </w:r>
+          </w:p>
+        </w:tc>
+        <w:tc>
+          <w:tcPr/>
+          <w:p>
+            <w:pPr>
+              <w:pStyle w:val="BodyText"/>
+            </w:pPr>
+            <w:r>
+              <w:t xml:space="preserve">Fault Code</w:t>
+            </w:r>
+          </w:p>
+        </w:tc>
+        <w:tc>
+          <w:tcPr/>
+          <w:p>
+            <w:pPr>
+              <w:pStyle w:val="BodyText"/>
+            </w:pPr>
+            <w:r>
+              <w:t xml:space="preserve">Indicates product fault. Refer to Troubleshooting.</w:t>
+            </w:r>
+          </w:p>
+        </w:tc>
+      </w:tr>
+      <w:tr>
+        <w:tc>
+          <w:tcPr/>
+          <w:p>
+            <w:pPr>
+              <w:pStyle w:val="BodyText"/>
+            </w:pPr>
+            <w:r>
+              <w:t xml:space="preserve">21</w:t>
+            </w:r>
+          </w:p>
+        </w:tc>
+        <w:tc>
+          <w:tcPr/>
+          <w:p>
+            <w:pPr>
+              <w:pStyle w:val="BodyText"/>
+            </w:pPr>
+            <w:r>
+              <w:t xml:space="preserve">Temperature Indicator</w:t>
+            </w:r>
+          </w:p>
+        </w:tc>
+        <w:tc>
+          <w:tcPr/>
+          <w:p>
+            <w:pPr>
+              <w:pStyle w:val="BodyText"/>
+            </w:pPr>
+            <w:r>
+              <w:t xml:space="preserve">High/low temperature protection is active until temperature returns to normal range.</w:t>
+            </w:r>
+          </w:p>
+        </w:tc>
+      </w:tr>
+      <w:tr>
+        <w:tc>
+          <w:tcPr/>
+          <w:p>
+            <w:pPr>
+              <w:pStyle w:val="BodyText"/>
+            </w:pPr>
+            <w:r>
+              <w:t xml:space="preserve">22</w:t>
+            </w:r>
+          </w:p>
+        </w:tc>
+        <w:tc>
+          <w:tcPr/>
+          <w:p>
+            <w:pPr>
+              <w:pStyle w:val="BodyText"/>
+            </w:pPr>
+            <w:r>
+              <w:t xml:space="preserve">Energy Saving Mode</w:t>
+            </w:r>
+          </w:p>
+        </w:tc>
+        <w:tc>
+          <w:tcPr/>
+          <w:p>
+            <w:pPr>
+              <w:pStyle w:val="BodyText"/>
+            </w:pPr>
+            <w:r>
+              <w:t xml:space="preserve">Indicates whether output auto-off protection mode is enabled.</w:t>
+            </w:r>
+          </w:p>
+        </w:tc>
+      </w:tr>
+      <w:tr>
+        <w:tc>
+          <w:tcPr/>
+          <w:p>
+            <w:pPr>
+              <w:pStyle w:val="BodyText"/>
+            </w:pPr>
+            <w:r>
+              <w:t xml:space="preserve">23</w:t>
+            </w:r>
+          </w:p>
+        </w:tc>
+        <w:tc>
+          <w:tcPr/>
+          <w:p>
+            <w:pPr>
+              <w:pStyle w:val="BodyText"/>
+            </w:pPr>
+            <w:r>
+              <w:t xml:space="preserve">Output Power</w:t>
+            </w:r>
+          </w:p>
+        </w:tc>
+        <w:tc>
+          <w:tcPr/>
+          <w:p>
+            <w:pPr>
+              <w:pStyle w:val="BodyText"/>
+            </w:pPr>
+            <w:r>
+              <w:t xml:space="preserve">Displays output power in watts.</w:t>
+            </w:r>
+          </w:p>
+        </w:tc>
+      </w:tr>
+      <w:tr>
+        <w:tc>
+          <w:tcPr/>
+          <w:p>
+            <w:pPr>
+              <w:pStyle w:val="BodyText"/>
+            </w:pPr>
+            <w:r>
+              <w:t xml:space="preserve">24</w:t>
+            </w:r>
+          </w:p>
+        </w:tc>
+        <w:tc>
+          <w:tcPr/>
+          <w:p>
+            <w:pPr>
+              <w:pStyle w:val="BodyText"/>
+            </w:pPr>
+            <w:r>
+              <w:t xml:space="preserve">Remaining Discharge Time</w:t>
+            </w:r>
+          </w:p>
+        </w:tc>
+        <w:tc>
+          <w:tcPr/>
+          <w:p>
+            <w:pPr>
+              <w:pStyle w:val="BodyText"/>
+            </w:pPr>
+            <w:r>
+              <w:t xml:space="preserve">Displays remaining discharging time.</w:t>
+            </w:r>
+          </w:p>
+        </w:tc>
+      </w:tr>
+    </w:tbl>
     <w:p>
       <w:pPr>
         <w:pStyle w:val="BodyText"/>
       </w:pPr>
       <w:r>
-        <w:t xml:space="preserve">This device complies with Part 15 of the FCC Rules. Operation is subject to the following two conditions:</w:t>
+        <w:t xml:space="preserve">Note</w:t>
+      </w:r>
+    </w:p>
+    <w:p>
+      <w:pPr>
+        <w:pStyle w:val="BodyText"/>
+      </w:pPr>
+      <w:r>
+        <w:t xml:space="preserve">Replace the LCD placeholder with the final UI icon diagram and keep numbering aligned with this table.</w:t>
+      </w:r>
+    </w:p>
+    <w:bookmarkEnd w:id="119"/>
+    <w:bookmarkStart w:id="135" w:name="operations"/>
+    <w:p>
+      <w:pPr>
+        <w:pStyle w:val="1"/>
+        <w:outlineLvl w:val="0"/>
+      </w:pPr>
+      <w:r>
+        <w:t xml:space="preserve">OPERATIONS</w:t>
+      </w:r>
+    </w:p>
+    <w:bookmarkStart w:id="121" w:name="power-on-off"/>
+    <w:bookmarkStart w:id="120" w:name="power-onoff"/>
+    <w:p>
+      <w:pPr>
+        <w:pStyle w:val="2"/>
+        <w:outlineLvl w:val="1"/>
+      </w:pPr>
+      <w:r>
+        <w:t xml:space="preserve">POWER ON/OFF</w:t>
       </w:r>
     </w:p>
     <w:p>
@@ -1755,7 +3648,7 @@
         </w:numPr>
       </w:pPr>
       <w:r>
-        <w:t xml:space="preserve">This device may not cause harmful interference, and</w:t>
+        <w:t xml:space="preserve">On: press once.</w:t>
       </w:r>
     </w:p>
     <w:p>
@@ -1766,7 +3659,7 @@
         </w:numPr>
       </w:pPr>
       <w:r>
-        <w:t xml:space="preserve">This device must accept any interference received, including interference that may cause undesired operation.</w:t>
+        <w:t xml:space="preserve">Off: press and hold for 3 seconds.</w:t>
       </w:r>
     </w:p>
     <w:p>
@@ -1774,30 +3667,54 @@
         <w:pStyle w:val="FirstParagraph"/>
       </w:pPr>
       <w:r>
-        <w:t xml:space="preserve">These limits are designed to provide reasonable protection against harmful interference in a residential installation.</w:t>
+        <w:t xml:space="preserve">Default standby time is 2 hours.</w:t>
       </w:r>
       <w:r>
         <w:t xml:space="preserve"> </w:t>
       </w:r>
       <w:r>
-        <w:t xml:space="preserve">This equipment generates, uses and can radiate radio frequency</w:t>
-      </w:r>
-    </w:p>
-    <w:bookmarkEnd w:id="104"/>
+        <w:t xml:space="preserve">The product automatically shuts down after 2 hours of inactivity when there is no charging or discharging.</w:t>
+      </w:r>
+      <w:r>
+        <w:t xml:space="preserve"> </w:t>
+      </w:r>
+      <w:r>
+        <w:t xml:space="preserve">The standby time can be configured in the Jackery App.</w:t>
+      </w:r>
+    </w:p>
     <w:p>
       <w:pPr>
         <w:pStyle w:val="BodyText"/>
       </w:pPr>
       <w:r>
-        <w:t xml:space="preserve">Note</w:t>
-      </w:r>
-    </w:p>
-    <w:p>
-      <w:pPr>
-        <w:pStyle w:val="BodyText"/>
-      </w:pPr>
-      <w:r>
-        <w:t xml:space="preserve">This page contains a visual diagram of the product interface including:</w:t>
+        <w:t xml:space="preserve">When Energy Saving Mode is enabled, the product will auto shut down after 12 hours</w:t>
+      </w:r>
+      <w:r>
+        <w:t xml:space="preserve"> </w:t>
+      </w:r>
+      <w:r>
+        <w:t xml:space="preserve">if AC or DC/USB output is on but the unit is neither charging nor discharging.</w:t>
+      </w:r>
+    </w:p>
+    <w:bookmarkEnd w:id="120"/>
+    <w:bookmarkEnd w:id="121"/>
+    <w:bookmarkStart w:id="123" w:name="ac-output-on-off"/>
+    <w:bookmarkStart w:id="122" w:name="ac-output-onoff"/>
+    <w:p>
+      <w:pPr>
+        <w:pStyle w:val="2"/>
+        <w:outlineLvl w:val="1"/>
+      </w:pPr>
+      <w:r>
+        <w:t xml:space="preserve">AC OUTPUT ON/OFF</w:t>
+      </w:r>
+    </w:p>
+    <w:p>
+      <w:pPr>
+        <w:pStyle w:val="FirstParagraph"/>
+      </w:pPr>
+      <w:r>
+        <w:t xml:space="preserve">Prerequisite: product is powered on.</w:t>
       </w:r>
     </w:p>
     <w:p>
@@ -1808,7 +3725,7 @@
         </w:numPr>
       </w:pPr>
       <w:r>
-        <w:t xml:space="preserve">AC Output</w:t>
+        <w:t xml:space="preserve">On: press once.</w:t>
       </w:r>
     </w:p>
     <w:p>
@@ -1819,51 +3736,20 @@
         </w:numPr>
       </w:pPr>
       <w:r>
-        <w:t xml:space="preserve">DC Output</w:t>
-      </w:r>
-    </w:p>
-    <w:p>
-      <w:pPr>
-        <w:numPr>
-          <w:ilvl w:val="0"/>
-          <w:numId w:val="1006"/>
-        </w:numPr>
-      </w:pPr>
-      <w:r>
-        <w:t xml:space="preserve">USB Ports</w:t>
-      </w:r>
-    </w:p>
-    <w:p>
-      <w:pPr>
-        <w:numPr>
-          <w:ilvl w:val="0"/>
-          <w:numId w:val="1006"/>
-        </w:numPr>
-      </w:pPr>
-      <w:r>
-        <w:t xml:space="preserve">LCD Display</w:t>
-      </w:r>
-    </w:p>
-    <w:p>
-      <w:pPr>
-        <w:numPr>
-          <w:ilvl w:val="0"/>
-          <w:numId w:val="1006"/>
-        </w:numPr>
-      </w:pPr>
-      <w:r>
-        <w:t xml:space="preserve">Power Button</w:t>
-      </w:r>
-    </w:p>
-    <w:p>
-      <w:pPr>
-        <w:numPr>
-          <w:ilvl w:val="0"/>
-          <w:numId w:val="1006"/>
-        </w:numPr>
-      </w:pPr>
-      <w:r>
-        <w:t xml:space="preserve">Input Ports</w:t>
+        <w:t xml:space="preserve">Off: press once.</w:t>
+      </w:r>
+    </w:p>
+    <w:bookmarkEnd w:id="122"/>
+    <w:bookmarkEnd w:id="123"/>
+    <w:bookmarkStart w:id="125" w:name="dc-12v-usb-output-on-off"/>
+    <w:bookmarkStart w:id="124" w:name="dc-12vusb-output-onoff"/>
+    <w:p>
+      <w:pPr>
+        <w:pStyle w:val="2"/>
+        <w:outlineLvl w:val="1"/>
+      </w:pPr>
+      <w:r>
+        <w:t xml:space="preserve">DC 12V/USB OUTPUT ON/OFF</w:t>
       </w:r>
     </w:p>
     <w:p>
@@ -1871,53 +3757,7 @@
         <w:pStyle w:val="FirstParagraph"/>
       </w:pPr>
       <w:r>
-        <w:t xml:space="preserve">The detailed interface layout is provided as a visual diagram in the official manual.</w:t>
-      </w:r>
-    </w:p>
-    <w:p>
-      <w:pPr>
-        <w:pStyle w:val="BodyText"/>
-      </w:pPr>
-      <w:r>
-        <w:t xml:space="preserve">For the draft version of the documentation, this page is reserved as a placeholder.</w:t>
-      </w:r>
-      <w:r>
-        <w:t xml:space="preserve"> </w:t>
-      </w:r>
-      <w:r>
-        <w:t xml:space="preserve">A full visual diagram will be inserted in the final publication stage.</w:t>
-      </w:r>
-    </w:p>
-    <w:p>
-      <w:pPr>
-        <w:pStyle w:val="BodyText"/>
-      </w:pPr>
-      <w:r>
-        <w:t xml:space="preserve">Note</w:t>
-      </w:r>
-    </w:p>
-    <w:p>
-      <w:pPr>
-        <w:pStyle w:val="BodyText"/>
-      </w:pPr>
-      <w:r>
-        <w:t xml:space="preserve">TODO: Insert design-provided overview image or PDF page.</w:t>
-      </w:r>
-    </w:p>
-    <w:p>
-      <w:pPr>
-        <w:pStyle w:val="BodyText"/>
-      </w:pPr>
-      <w:r>
-        <w:t xml:space="preserve">The LCD display shows the current working status of the Jackery HomePower 2000 Plus v2.</w:t>
-      </w:r>
-    </w:p>
-    <w:p>
-      <w:pPr>
-        <w:pStyle w:val="BodyText"/>
-      </w:pPr>
-      <w:r>
-        <w:t xml:space="preserve">Displayed information typically includes:</w:t>
+        <w:t xml:space="preserve">Prerequisite: product is powered on.</w:t>
       </w:r>
     </w:p>
     <w:p>
@@ -1928,7 +3768,7 @@
         </w:numPr>
       </w:pPr>
       <w:r>
-        <w:t xml:space="preserve">Battery level</w:t>
+        <w:t xml:space="preserve">On: press once.</w:t>
       </w:r>
     </w:p>
     <w:p>
@@ -1939,51 +3779,7 @@
         </w:numPr>
       </w:pPr>
       <w:r>
-        <w:t xml:space="preserve">Input power</w:t>
-      </w:r>
-    </w:p>
-    <w:p>
-      <w:pPr>
-        <w:numPr>
-          <w:ilvl w:val="0"/>
-          <w:numId w:val="1007"/>
-        </w:numPr>
-      </w:pPr>
-      <w:r>
-        <w:t xml:space="preserve">Output power</w:t>
-      </w:r>
-    </w:p>
-    <w:p>
-      <w:pPr>
-        <w:numPr>
-          <w:ilvl w:val="0"/>
-          <w:numId w:val="1007"/>
-        </w:numPr>
-      </w:pPr>
-      <w:r>
-        <w:t xml:space="preserve">Charging status</w:t>
-      </w:r>
-    </w:p>
-    <w:p>
-      <w:pPr>
-        <w:numPr>
-          <w:ilvl w:val="0"/>
-          <w:numId w:val="1007"/>
-        </w:numPr>
-      </w:pPr>
-      <w:r>
-        <w:t xml:space="preserve">Error indicators</w:t>
-      </w:r>
-    </w:p>
-    <w:p>
-      <w:pPr>
-        <w:numPr>
-          <w:ilvl w:val="0"/>
-          <w:numId w:val="1007"/>
-        </w:numPr>
-      </w:pPr>
-      <w:r>
-        <w:t xml:space="preserve">UPS mode indicator</w:t>
+        <w:t xml:space="preserve">Off: press once.</w:t>
       </w:r>
     </w:p>
     <w:p>
@@ -1991,54 +3787,11 @@
         <w:pStyle w:val="FirstParagraph"/>
       </w:pPr>
       <w:r>
-        <w:t xml:space="preserve">Note</w:t>
-      </w:r>
-    </w:p>
-    <w:p>
-      <w:pPr>
-        <w:pStyle w:val="BodyText"/>
-      </w:pPr>
-      <w:r>
-        <w:t xml:space="preserve">The detailed LCD icon explanations are presented with a numbered diagram</w:t>
-      </w:r>
-      <w:r>
-        <w:t xml:space="preserve"> </w:t>
-      </w:r>
-      <w:r>
-        <w:t xml:space="preserve">in the official manual.</w:t>
-      </w:r>
-    </w:p>
-    <w:p>
-      <w:pPr>
-        <w:pStyle w:val="BodyText"/>
-      </w:pPr>
-      <w:r>
-        <w:t xml:space="preserve">Note</w:t>
-      </w:r>
-    </w:p>
-    <w:p>
-      <w:pPr>
-        <w:pStyle w:val="BodyText"/>
-      </w:pPr>
-      <w:r>
-        <w:t xml:space="preserve">TODO: Insert LCD indicator diagram provided by the design team.</w:t>
-      </w:r>
-    </w:p>
-    <w:p>
-      <w:pPr>
-        <w:pStyle w:val="BodyText"/>
-      </w:pPr>
-      <w:r>
-        <w:t xml:space="preserve">This section describes the basic operation procedures of the Jackery HomePower 2000 Plus v2.</w:t>
-      </w:r>
-    </w:p>
-    <w:bookmarkStart w:id="105" w:name="power-on-off"/>
-    <w:p>
-      <w:pPr>
-        <w:pStyle w:val="2"/>
-      </w:pPr>
-      <w:r>
-        <w:t xml:space="preserve">Power On / Off</w:t>
+        <w:rPr>
+          <w:b/>
+          <w:bCs/>
+        </w:rPr>
+        <w:t xml:space="preserve">CAUTION</w:t>
       </w:r>
     </w:p>
     <w:p>
@@ -2049,7 +3802,7 @@
         </w:numPr>
       </w:pPr>
       <w:r>
-        <w:t xml:space="preserve">Press the power button to turn on the unit.</w:t>
+        <w:t xml:space="preserve">USB-C 100W is a high-power output port. Ensure connected devices and accessories satisfy safety requirements.</w:t>
       </w:r>
     </w:p>
     <w:p>
@@ -2060,7 +3813,7 @@
         </w:numPr>
       </w:pPr>
       <w:r>
-        <w:t xml:space="preserve">The LCD screen will light up and display system status.</w:t>
+        <w:t xml:space="preserve">Only connect devices/accessories compliant with IEC/EN/UL 62368-1 clause requirements (or equivalent standards).</w:t>
       </w:r>
     </w:p>
     <w:p>
@@ -2071,17 +3824,27 @@
         </w:numPr>
       </w:pPr>
       <w:r>
-        <w:t xml:space="preserve">Press the power button again to turn off the system.</w:t>
-      </w:r>
-    </w:p>
-    <w:bookmarkEnd w:id="105"/>
-    <w:bookmarkStart w:id="106" w:name="ac-output"/>
-    <w:p>
-      <w:pPr>
-        <w:pStyle w:val="2"/>
-      </w:pPr>
-      <w:r>
-        <w:t xml:space="preserve">AC Output</w:t>
+        <w:t xml:space="preserve">For maximum 100W output, use an official 5A USB-C cable.</w:t>
+      </w:r>
+    </w:p>
+    <w:p>
+      <w:pPr>
+        <w:pStyle w:val="FirstParagraph"/>
+      </w:pPr>
+      <w:r>
+        <w:t xml:space="preserve">The product can charge a car battery through the Jackery 12V automobile battery charging cable (sold separately).</w:t>
+      </w:r>
+    </w:p>
+    <w:p>
+      <w:pPr>
+        <w:pStyle w:val="BodyText"/>
+      </w:pPr>
+      <w:r>
+        <w:rPr>
+          <w:b/>
+          <w:bCs/>
+        </w:rPr>
+        <w:t xml:space="preserve">CAUTION</w:t>
       </w:r>
     </w:p>
     <w:p>
@@ -2092,7 +3855,7 @@
         </w:numPr>
       </w:pPr>
       <w:r>
-        <w:t xml:space="preserve">Press the AC button to enable AC output.</w:t>
+        <w:t xml:space="preserve">The DC 12V port supports 12V car batteries only, not 24V systems.</w:t>
       </w:r>
     </w:p>
     <w:p>
@@ -2103,7 +3866,7 @@
         </w:numPr>
       </w:pPr>
       <w:r>
-        <w:t xml:space="preserve">The AC indicator will appear on the display.</w:t>
+        <w:t xml:space="preserve">Do not start the car while charging the battery through the product's 12V port.</w:t>
       </w:r>
     </w:p>
     <w:p>
@@ -2114,17 +3877,19 @@
         </w:numPr>
       </w:pPr>
       <w:r>
-        <w:t xml:space="preserve">Connect your device to the AC output ports.</w:t>
-      </w:r>
-    </w:p>
-    <w:bookmarkEnd w:id="106"/>
-    <w:bookmarkStart w:id="107" w:name="usb-output"/>
+        <w:t xml:space="preserve">This function is for emergency use and cannot charge a dead or damaged car battery.</w:t>
+      </w:r>
+    </w:p>
+    <w:bookmarkEnd w:id="124"/>
+    <w:bookmarkEnd w:id="125"/>
+    <w:bookmarkStart w:id="128" w:name="energy-saving-mode"/>
     <w:p>
       <w:pPr>
         <w:pStyle w:val="2"/>
-      </w:pPr>
-      <w:r>
-        <w:t xml:space="preserve">USB Output</w:t>
+        <w:outlineLvl w:val="1"/>
+      </w:pPr>
+      <w:r>
+        <w:t xml:space="preserve">ENERGY SAVING MODE</w:t>
       </w:r>
     </w:p>
     <w:p>
@@ -2132,23 +3897,112 @@
         <w:pStyle w:val="FirstParagraph"/>
       </w:pPr>
       <w:r>
-        <w:t xml:space="preserve">USB ports provide direct DC output for compatible devices such as smartphones,</w:t>
+        <w:t xml:space="preserve">Energy Saving Mode is enabled by default to avoid unnecessary battery drain.</w:t>
       </w:r>
       <w:r>
         <w:t xml:space="preserve"> </w:t>
       </w:r>
       <w:r>
-        <w:t xml:space="preserve">tablets and cameras.</w:t>
-      </w:r>
-    </w:p>
-    <w:bookmarkEnd w:id="107"/>
-    <w:bookmarkStart w:id="108" w:name="dc-output"/>
+        <w:t xml:space="preserve">If no device is connected, or if connected load stays below threshold</w:t>
+      </w:r>
+      <w:r>
+        <w:t xml:space="preserve"> </w:t>
+      </w:r>
+      <w:r>
+        <w:t xml:space="preserve">(AC &lt;= 25W or DC/USB &lt;= 2W) for 12 hours, outputs turn off automatically.</w:t>
+      </w:r>
+    </w:p>
+    <w:p>
+      <w:pPr>
+        <w:pStyle w:val="BodyText"/>
+      </w:pPr>
+      <w:r>
+        <w:t xml:space="preserve">To disable Energy Saving Mode, press and hold AC power button + main POWER button for more than 3 seconds.</w:t>
+      </w:r>
+      <w:r>
+        <w:t xml:space="preserve"> </w:t>
+      </w:r>
+      <w:r>
+        <w:t xml:space="preserve">When disabled, the mode icon disappears and AC/DC outputs no longer auto shut down by this rule.</w:t>
+      </w:r>
+    </w:p>
+    <w:p>
+      <w:pPr>
+        <w:pStyle w:val="BodyText"/>
+      </w:pPr>
+      <w:r>
+        <w:drawing>
+          <ns1:inline>
+            <ns1:extent cx="3048000" cy="2389238"/>
+            <ns1:effectExtent b="0" l="0" r="0" t="0"/>
+            <ns1:docPr descr="Energy saving mode key operation placeholder." title="" id="126" name="Picture"/>
+            <ns2:graphic>
+              <ns2:graphicData uri="http://schemas.openxmlformats.org/drawingml/2006/picture">
+                <ns3:pic>
+                  <ns3:nvPicPr>
+                    <ns3:cNvPr descr="_static/manual_en/01_meaning_of_symbols/fig.png" id="127" name="Picture"/>
+                    <ns3:cNvPicPr>
+                      <ns2:picLocks noChangeArrowheads="1" noChangeAspect="1"/>
+                    </ns3:cNvPicPr>
+                  </ns3:nvPicPr>
+                  <ns3:blipFill>
+                    <ns2:blip ns4:embed="rId67"/>
+                    <ns2:stretch>
+                      <ns2:fillRect/>
+                    </ns2:stretch>
+                  </ns3:blipFill>
+                  <ns3:spPr bwMode="auto">
+                    <ns2:xfrm>
+                      <ns2:off x="0" y="0"/>
+                      <ns2:ext cx="3048000" cy="2389238"/>
+                    </ns2:xfrm>
+                    <ns2:prstGeom prst="rect">
+                      <ns2:avLst/>
+                    </ns2:prstGeom>
+                    <ns2:noFill/>
+                    <ns2:ln w="9525">
+                      <ns2:noFill/>
+                      <ns2:headEnd/>
+                      <ns2:tailEnd/>
+                    </ns2:ln>
+                  </ns3:spPr>
+                </ns3:pic>
+              </ns2:graphicData>
+            </ns2:graphic>
+          </ns1:inline>
+        </w:drawing>
+      </w:r>
+    </w:p>
+    <w:p>
+      <w:pPr>
+        <w:pStyle w:val="BodyText"/>
+      </w:pPr>
+      <w:r>
+        <w:rPr>
+          <w:b/>
+          <w:bCs/>
+        </w:rPr>
+        <w:t xml:space="preserve">NOTE</w:t>
+      </w:r>
+    </w:p>
+    <w:p>
+      <w:pPr>
+        <w:pStyle w:val="BodyText"/>
+      </w:pPr>
+      <w:r>
+        <w:t xml:space="preserve">Energy Saving Mode resumes its previous state after power-on. Manual switching is required if you want to change mode.</w:t>
+      </w:r>
+    </w:p>
+    <w:bookmarkEnd w:id="128"/>
+    <w:bookmarkStart w:id="130" w:name="led-light-on-off"/>
+    <w:bookmarkStart w:id="129" w:name="led-light-onoff"/>
     <w:p>
       <w:pPr>
         <w:pStyle w:val="2"/>
-      </w:pPr>
-      <w:r>
-        <w:t xml:space="preserve">DC Output</w:t>
+        <w:outlineLvl w:val="1"/>
+      </w:pPr>
+      <w:r>
+        <w:t xml:space="preserve">LED LIGHT ON/OFF</w:t>
       </w:r>
     </w:p>
     <w:p>
@@ -2156,60 +4010,13 @@
         <w:pStyle w:val="FirstParagraph"/>
       </w:pPr>
       <w:r>
-        <w:t xml:space="preserve">The DC output ports can be used for powering compatible 12V devices.</w:t>
-      </w:r>
-    </w:p>
-    <w:p>
-      <w:pPr>
-        <w:pStyle w:val="BodyText"/>
-      </w:pPr>
-      <w:r>
-        <w:t xml:space="preserve">Note</w:t>
-      </w:r>
-    </w:p>
-    <w:p>
-      <w:pPr>
-        <w:pStyle w:val="BodyText"/>
-      </w:pPr>
-      <w:r>
-        <w:t xml:space="preserve">Detailed interface diagrams and operating illustrations are provided in</w:t>
+        <w:t xml:space="preserve">The LED light has two modes: Light mode and SOS mode.</w:t>
       </w:r>
       <w:r>
         <w:t xml:space="preserve"> </w:t>
       </w:r>
       <w:r>
-        <w:t xml:space="preserve">the visual pages of the final manual.</w:t>
-      </w:r>
-    </w:p>
-    <w:bookmarkEnd w:id="108"/>
-    <w:p>
-      <w:pPr>
-        <w:pStyle w:val="BodyText"/>
-      </w:pPr>
-      <w:r>
-        <w:t xml:space="preserve">Jackery HomePower 2000 Plus v2 supports Uninterruptible Power Supply (UPS) functionality.</w:t>
-      </w:r>
-    </w:p>
-    <w:p>
-      <w:pPr>
-        <w:pStyle w:val="BodyText"/>
-      </w:pPr>
-      <w:r>
-        <w:t xml:space="preserve">When the unit is connected to an AC power source, it can supply power to</w:t>
-      </w:r>
-      <w:r>
-        <w:t xml:space="preserve"> </w:t>
-      </w:r>
-      <w:r>
-        <w:t xml:space="preserve">connected devices while simultaneously charging its internal battery.</w:t>
-      </w:r>
-    </w:p>
-    <w:p>
-      <w:pPr>
-        <w:pStyle w:val="BodyText"/>
-      </w:pPr>
-      <w:r>
-        <w:t xml:space="preserve">In the event of a power outage:</w:t>
+        <w:t xml:space="preserve">In any mode, press and hold the LED light button to turn off the light.</w:t>
       </w:r>
     </w:p>
     <w:p>
@@ -2220,7 +4027,7 @@
         </w:numPr>
       </w:pPr>
       <w:r>
-        <w:t xml:space="preserve">The system automatically switches to battery power.</w:t>
+        <w:t xml:space="preserve">Press once: Light mode.</w:t>
       </w:r>
     </w:p>
     <w:p>
@@ -2231,16 +4038,30 @@
         </w:numPr>
       </w:pPr>
       <w:r>
-        <w:t xml:space="preserve">Connected devices continue to receive power without interruption.</w:t>
-      </w:r>
-    </w:p>
-    <w:bookmarkStart w:id="109" w:name="typical-use-cases"/>
+        <w:t xml:space="preserve">Press again: SOS mode.</w:t>
+      </w:r>
+    </w:p>
+    <w:p>
+      <w:pPr>
+        <w:numPr>
+          <w:ilvl w:val="0"/>
+          <w:numId w:val="1010"/>
+        </w:numPr>
+      </w:pPr>
+      <w:r>
+        <w:t xml:space="preserve">Press third time: light off.</w:t>
+      </w:r>
+    </w:p>
+    <w:bookmarkEnd w:id="129"/>
+    <w:bookmarkEnd w:id="130"/>
+    <w:bookmarkStart w:id="131" w:name="lcd-screen"/>
     <w:p>
       <w:pPr>
         <w:pStyle w:val="2"/>
-      </w:pPr>
-      <w:r>
-        <w:t xml:space="preserve">Typical Use Cases</w:t>
+        <w:outlineLvl w:val="1"/>
+      </w:pPr>
+      <w:r>
+        <w:t xml:space="preserve">LCD SCREEN</w:t>
       </w:r>
     </w:p>
     <w:p>
@@ -2248,7 +4069,11 @@
         <w:pStyle w:val="FirstParagraph"/>
       </w:pPr>
       <w:r>
-        <w:t xml:space="preserve">UPS mode is suitable for powering devices that require continuous power supply, such as:</w:t>
+        <w:rPr>
+          <w:b/>
+          <w:bCs/>
+        </w:rPr>
+        <w:t xml:space="preserve">Shortly On</w:t>
       </w:r>
     </w:p>
     <w:p>
@@ -2259,7 +4084,7 @@
         </w:numPr>
       </w:pPr>
       <w:r>
-        <w:t xml:space="preserve">Desktop computers</w:t>
+        <w:t xml:space="preserve">Turn on: press the main POWER button, or when the product is charging.</w:t>
       </w:r>
     </w:p>
     <w:p>
@@ -2270,7 +4095,7 @@
         </w:numPr>
       </w:pPr>
       <w:r>
-        <w:t xml:space="preserve">Network routers</w:t>
+        <w:t xml:space="preserve">Turn off: press the main POWER button.</w:t>
       </w:r>
     </w:p>
     <w:p>
@@ -2281,18 +4106,7 @@
         </w:numPr>
       </w:pPr>
       <w:r>
-        <w:t xml:space="preserve">Security systems</w:t>
-      </w:r>
-    </w:p>
-    <w:p>
-      <w:pPr>
-        <w:numPr>
-          <w:ilvl w:val="0"/>
-          <w:numId w:val="1011"/>
-        </w:numPr>
-      </w:pPr>
-      <w:r>
-        <w:t xml:space="preserve">Home office equipment</w:t>
+        <w:t xml:space="preserve">Auto-off: screen turns off after 2 minutes of inactivity and enters sleep mode.</w:t>
       </w:r>
     </w:p>
     <w:p>
@@ -2300,33 +4114,11 @@
         <w:pStyle w:val="FirstParagraph"/>
       </w:pPr>
       <w:r>
-        <w:t xml:space="preserve">Caution!</w:t>
-      </w:r>
-    </w:p>
-    <w:p>
-      <w:pPr>
-        <w:pStyle w:val="BodyText"/>
-      </w:pPr>
-      <w:r>
-        <w:t xml:space="preserve">Ensure the total load does not exceed the rated output power of the unit.</w:t>
-      </w:r>
-    </w:p>
-    <w:bookmarkEnd w:id="109"/>
-    <w:p>
-      <w:pPr>
-        <w:pStyle w:val="BodyText"/>
-      </w:pPr>
-      <w:r>
-        <w:t xml:space="preserve">Jackery HomePower 2000 Plus v2 supports expansion with compatible external battery packs.</w:t>
-      </w:r>
-    </w:p>
-    <w:bookmarkStart w:id="110" w:name="connecting-battery-packs"/>
-    <w:p>
-      <w:pPr>
-        <w:pStyle w:val="2"/>
-      </w:pPr>
-      <w:r>
-        <w:t xml:space="preserve">Connecting Battery Packs</w:t>
+        <w:rPr>
+          <w:b/>
+          <w:bCs/>
+        </w:rPr>
+        <w:t xml:space="preserve">Steady On (charging/discharging state)</w:t>
       </w:r>
     </w:p>
     <w:p>
@@ -2337,7 +4129,7 @@
         </w:numPr>
       </w:pPr>
       <w:r>
-        <w:t xml:space="preserve">Ensure the power station is turned off.</w:t>
+        <w:t xml:space="preserve">Turn on: press the main POWER button twice when the product is on.</w:t>
       </w:r>
     </w:p>
     <w:p>
@@ -2348,7 +4140,7 @@
         </w:numPr>
       </w:pPr>
       <w:r>
-        <w:t xml:space="preserve">Connect the battery expansion cable to the expansion port.</w:t>
+        <w:t xml:space="preserve">Turn off: press the main POWER button.</w:t>
       </w:r>
     </w:p>
     <w:p>
@@ -2359,17 +4151,241 @@
         </w:numPr>
       </w:pPr>
       <w:r>
-        <w:t xml:space="preserve">Secure the connection properly.</w:t>
-      </w:r>
-    </w:p>
-    <w:bookmarkEnd w:id="110"/>
-    <w:bookmarkStart w:id="111" w:name="benefits"/>
+        <w:t xml:space="preserve">Auto-off: screen turns off after 2 hours of inactivity.</w:t>
+      </w:r>
+    </w:p>
+    <w:p>
+      <w:pPr>
+        <w:pStyle w:val="FirstParagraph"/>
+      </w:pPr>
+      <w:r>
+        <w:t xml:space="preserve">You can also set display behavior in the Jackery App.</w:t>
+      </w:r>
+    </w:p>
+    <w:bookmarkEnd w:id="131"/>
+    <w:bookmarkStart w:id="134" w:name="key-combination"/>
     <w:p>
       <w:pPr>
         <w:pStyle w:val="2"/>
-      </w:pPr>
-      <w:r>
-        <w:t xml:space="preserve">Benefits</w:t>
+        <w:outlineLvl w:val="1"/>
+      </w:pPr>
+      <w:r>
+        <w:t xml:space="preserve">KEY COMBINATION</w:t>
+      </w:r>
+    </w:p>
+    <w:tbl>
+      <w:tblPr>
+        <w:tblStyle w:val="Table"/>
+        <w:tblW w:type="pct" w:w="5000"/>
+        <w:tblLayout w:type="fixed"/>
+        <w:tblLook w:firstRow="1" w:lastRow="0" w:firstColumn="0" w:lastColumn="0" w:noHBand="0" w:noVBand="0" w:val="0020"/>
+      </w:tblPr>
+      <w:tblGrid>
+        <w:gridCol w:w="3643"/>
+        <w:gridCol w:w="1900"/>
+        <w:gridCol w:w="2376"/>
+      </w:tblGrid>
+      <w:tr>
+        <w:trPr>
+          <w:tblHeader w:val="on"/>
+        </w:trPr>
+        <w:tc>
+          <w:tcPr/>
+          <w:p>
+            <w:pPr>
+              <w:pStyle w:val="FirstParagraph"/>
+            </w:pPr>
+            <w:r>
+              <w:t xml:space="preserve">Buttons</w:t>
+            </w:r>
+          </w:p>
+        </w:tc>
+        <w:tc>
+          <w:tcPr/>
+          <w:p>
+            <w:pPr>
+              <w:pStyle w:val="BodyText"/>
+            </w:pPr>
+            <w:r>
+              <w:t xml:space="preserve">Operation</w:t>
+            </w:r>
+          </w:p>
+        </w:tc>
+        <w:tc>
+          <w:tcPr/>
+          <w:p>
+            <w:pPr>
+              <w:pStyle w:val="BodyText"/>
+            </w:pPr>
+            <w:r>
+              <w:t xml:space="preserve">Function</w:t>
+            </w:r>
+          </w:p>
+        </w:tc>
+      </w:tr>
+      <w:tr>
+        <w:tc>
+          <w:tcPr/>
+          <w:p>
+            <w:pPr>
+              <w:pStyle w:val="BodyText"/>
+            </w:pPr>
+            <w:r>
+              <w:t xml:space="preserve">Main POWER button + AC power button</w:t>
+            </w:r>
+          </w:p>
+        </w:tc>
+        <w:tc>
+          <w:tcPr/>
+          <w:p>
+            <w:pPr>
+              <w:pStyle w:val="BodyText"/>
+            </w:pPr>
+            <w:r>
+              <w:t xml:space="preserve">Press and hold for 3s</w:t>
+            </w:r>
+          </w:p>
+        </w:tc>
+        <w:tc>
+          <w:tcPr/>
+          <w:p>
+            <w:pPr>
+              <w:pStyle w:val="BodyText"/>
+            </w:pPr>
+            <w:r>
+              <w:t xml:space="preserve">Turn on/off Energy Saving Mode.</w:t>
+            </w:r>
+          </w:p>
+        </w:tc>
+      </w:tr>
+      <w:tr>
+        <w:tc>
+          <w:tcPr/>
+          <w:p>
+            <w:pPr>
+              <w:pStyle w:val="BodyText"/>
+            </w:pPr>
+            <w:r>
+              <w:t xml:space="preserve">Main POWER button + DC/USB power button</w:t>
+            </w:r>
+          </w:p>
+        </w:tc>
+        <w:tc>
+          <w:tcPr/>
+          <w:p>
+            <w:pPr>
+              <w:pStyle w:val="BodyText"/>
+            </w:pPr>
+            <w:r>
+              <w:t xml:space="preserve">Press and hold for 3s</w:t>
+            </w:r>
+          </w:p>
+        </w:tc>
+        <w:tc>
+          <w:tcPr/>
+          <w:p>
+            <w:pPr>
+              <w:pStyle w:val="BodyText"/>
+            </w:pPr>
+            <w:r>
+              <w:t xml:space="preserve">Reset Wi-Fi and Bluetooth.</w:t>
+            </w:r>
+          </w:p>
+        </w:tc>
+      </w:tr>
+      <w:tr>
+        <w:tc>
+          <w:tcPr/>
+          <w:p>
+            <w:pPr>
+              <w:pStyle w:val="BodyText"/>
+            </w:pPr>
+            <w:r>
+              <w:t xml:space="preserve">DC/USB power button + AC power button</w:t>
+            </w:r>
+          </w:p>
+        </w:tc>
+        <w:tc>
+          <w:tcPr/>
+          <w:p>
+            <w:pPr>
+              <w:pStyle w:val="BodyText"/>
+            </w:pPr>
+            <w:r>
+              <w:t xml:space="preserve">Press and hold for 1s</w:t>
+            </w:r>
+          </w:p>
+        </w:tc>
+        <w:tc>
+          <w:tcPr/>
+          <w:p>
+            <w:pPr>
+              <w:pStyle w:val="BodyText"/>
+            </w:pPr>
+            <w:r>
+              <w:t xml:space="preserve">Turn on/off Wi-Fi and Bluetooth.</w:t>
+            </w:r>
+          </w:p>
+        </w:tc>
+      </w:tr>
+    </w:tbl>
+    <w:p>
+      <w:pPr>
+        <w:pStyle w:val="BodyText"/>
+      </w:pPr>
+      <w:r>
+        <w:drawing>
+          <ns1:inline>
+            <ns1:extent cx="3429000" cy="2687893"/>
+            <ns1:effectExtent b="0" l="0" r="0" t="0"/>
+            <ns1:docPr descr="Operation key combination map placeholder." title="" id="132" name="Picture"/>
+            <ns2:graphic>
+              <ns2:graphicData uri="http://schemas.openxmlformats.org/drawingml/2006/picture">
+                <ns3:pic>
+                  <ns3:nvPicPr>
+                    <ns3:cNvPr descr="_static/manual_en/01_meaning_of_symbols/fig.png" id="133" name="Picture"/>
+                    <ns3:cNvPicPr>
+                      <ns2:picLocks noChangeArrowheads="1" noChangeAspect="1"/>
+                    </ns3:cNvPicPr>
+                  </ns3:nvPicPr>
+                  <ns3:blipFill>
+                    <ns2:blip ns4:embed="rId67"/>
+                    <ns2:stretch>
+                      <ns2:fillRect/>
+                    </ns2:stretch>
+                  </ns3:blipFill>
+                  <ns3:spPr bwMode="auto">
+                    <ns2:xfrm>
+                      <ns2:off x="0" y="0"/>
+                      <ns2:ext cx="3429000" cy="2687893"/>
+                    </ns2:xfrm>
+                    <ns2:prstGeom prst="rect">
+                      <ns2:avLst/>
+                    </ns2:prstGeom>
+                    <ns2:noFill/>
+                    <ns2:ln w="9525">
+                      <ns2:noFill/>
+                      <ns2:headEnd/>
+                      <ns2:tailEnd/>
+                    </ns2:ln>
+                  </ns3:spPr>
+                </ns3:pic>
+              </ns2:graphicData>
+            </ns2:graphic>
+          </ns1:inline>
+        </w:drawing>
+      </w:r>
+    </w:p>
+    <w:bookmarkEnd w:id="134"/>
+    <w:bookmarkEnd w:id="135"/>
+    <w:bookmarkStart w:id="138" w:name="uninterruptible-power-supply-ups"/>
+    <w:p>
+      <w:pPr>
+        <w:pStyle w:val="1"/>
+        <w:outlineLvl w:val="0"/>
+      </w:pPr>
+      <w:r>
+        <w:t xml:space="preserve">UNINTERRUPTIBLE POWER SUPPLY (UPS)</w:t>
       </w:r>
     </w:p>
     <w:p>
@@ -2377,7 +4393,92 @@
         <w:pStyle w:val="FirstParagraph"/>
       </w:pPr>
       <w:r>
-        <w:t xml:space="preserve">Adding expansion battery packs can provide:</w:t>
+        <w:t xml:space="preserve">Connect the product to a wall outlet with the AC charging cable, then press the AC power button and power your appliances at the same time.</w:t>
+      </w:r>
+    </w:p>
+    <w:p>
+      <w:pPr>
+        <w:pStyle w:val="BodyText"/>
+      </w:pPr>
+      <w:r>
+        <w:t xml:space="preserve">An uninterruptible power supply (UPS) is a continual power system that provides automated backup electric power to a load when the mains grid power fails.</w:t>
+      </w:r>
+      <w:r>
+        <w:t xml:space="preserve"> </w:t>
+      </w:r>
+      <w:r>
+        <w:t xml:space="preserve">In the event of a sudden loss of grid power, the Explorer 2000 switches to stored power within 10 ms to keep appliances running.</w:t>
+      </w:r>
+      <w:r>
+        <w:t xml:space="preserve"> </w:t>
+      </w:r>
+      <w:r>
+        <w:t xml:space="preserve">In UPS mode, the unit peak output reaches 12A (1440W) before power outages. As simultaneous charging and discharging is enabled in Bypass Mode,</w:t>
+      </w:r>
+      <w:r>
+        <w:t xml:space="preserve"> </w:t>
+      </w:r>
+      <w:r>
+        <w:t xml:space="preserve">the actual output power is lower than rated output power in this mode, but returns to rated output power during outages.</w:t>
+      </w:r>
+    </w:p>
+    <w:p>
+      <w:pPr>
+        <w:pStyle w:val="BodyText"/>
+      </w:pPr>
+      <w:r>
+        <w:drawing>
+          <ns1:inline>
+            <ns1:extent cx="3429000" cy="2687893"/>
+            <ns1:effectExtent b="0" l="0" r="0" t="0"/>
+            <ns1:docPr descr="UPS connection diagram placeholder." title="" id="136" name="Picture"/>
+            <ns2:graphic>
+              <ns2:graphicData uri="http://schemas.openxmlformats.org/drawingml/2006/picture">
+                <ns3:pic>
+                  <ns3:nvPicPr>
+                    <ns3:cNvPr descr="_static/manual_en/01_meaning_of_symbols/fig.png" id="137" name="Picture"/>
+                    <ns3:cNvPicPr>
+                      <ns2:picLocks noChangeArrowheads="1" noChangeAspect="1"/>
+                    </ns3:cNvPicPr>
+                  </ns3:nvPicPr>
+                  <ns3:blipFill>
+                    <ns2:blip ns4:embed="rId67"/>
+                    <ns2:stretch>
+                      <ns2:fillRect/>
+                    </ns2:stretch>
+                  </ns3:blipFill>
+                  <ns3:spPr bwMode="auto">
+                    <ns2:xfrm>
+                      <ns2:off x="0" y="0"/>
+                      <ns2:ext cx="3429000" cy="2687893"/>
+                    </ns2:xfrm>
+                    <ns2:prstGeom prst="rect">
+                      <ns2:avLst/>
+                    </ns2:prstGeom>
+                    <ns2:noFill/>
+                    <ns2:ln w="9525">
+                      <ns2:noFill/>
+                      <ns2:headEnd/>
+                      <ns2:tailEnd/>
+                    </ns2:ln>
+                  </ns3:spPr>
+                </ns3:pic>
+              </ns2:graphicData>
+            </ns2:graphic>
+          </ns1:inline>
+        </w:drawing>
+      </w:r>
+    </w:p>
+    <w:p>
+      <w:pPr>
+        <w:pStyle w:val="BodyText"/>
+      </w:pPr>
+      <w:r>
+        <w:rPr>
+          <w:b/>
+          <w:bCs/>
+        </w:rPr>
+        <w:t xml:space="preserve">CAUTION</w:t>
       </w:r>
     </w:p>
     <w:p>
@@ -2388,7 +4489,7 @@
         </w:numPr>
       </w:pPr>
       <w:r>
-        <w:t xml:space="preserve">Increased energy storage capacity</w:t>
+        <w:t xml:space="preserve">This product does not support 0 ms switching. Do not connect it to equipment that requires a 0 ms switching power supply, such as data servers or workstations.</w:t>
       </w:r>
     </w:p>
     <w:p>
@@ -2399,7 +4500,7 @@
         </w:numPr>
       </w:pPr>
       <w:r>
-        <w:t xml:space="preserve">Extended operating time</w:t>
+        <w:t xml:space="preserve">Before use, test compatibility with your device multiple times.</w:t>
       </w:r>
     </w:p>
     <w:p>
@@ -2410,7 +4511,18 @@
         </w:numPr>
       </w:pPr>
       <w:r>
-        <w:t xml:space="preserve">Improved flexibility for different power demands</w:t>
+        <w:t xml:space="preserve">Do not connect loads exceeding the maximum output power of the product. Otherwise, overload protection will be triggered.</w:t>
+      </w:r>
+    </w:p>
+    <w:bookmarkEnd w:id="138"/>
+    <w:bookmarkStart w:id="148" w:name="charging"/>
+    <w:p>
+      <w:pPr>
+        <w:pStyle w:val="1"/>
+        <w:outlineLvl w:val="0"/>
+      </w:pPr>
+      <w:r>
+        <w:t xml:space="preserve">CHARGING</w:t>
       </w:r>
     </w:p>
     <w:p>
@@ -2418,7 +4530,19 @@
         <w:pStyle w:val="FirstParagraph"/>
       </w:pPr>
       <w:r>
-        <w:t xml:space="preserve">Note</w:t>
+        <w:t xml:space="preserve">Green energy first: this product supports solar charging and AC wall charging at the same time.</w:t>
+      </w:r>
+      <w:r>
+        <w:t xml:space="preserve"> </w:t>
+      </w:r>
+      <w:r>
+        <w:t xml:space="preserve">When AC wall charging and solar charging are enabled together, the product prioritizes solar charging,</w:t>
+      </w:r>
+      <w:r>
+        <w:t xml:space="preserve"> </w:t>
+      </w:r>
+      <w:r>
+        <w:t xml:space="preserve">and both methods are used to charge the battery at the maximum permissible power.</w:t>
       </w:r>
     </w:p>
     <w:p>
@@ -2426,125 +4550,19 @@
         <w:pStyle w:val="BodyText"/>
       </w:pPr>
       <w:r>
-        <w:t xml:space="preserve">Refer to the compatible battery pack models for supported configurations.</w:t>
-      </w:r>
-    </w:p>
-    <w:bookmarkEnd w:id="111"/>
+        <w:t xml:space="preserve">Fully charge the product before its first use.</w:t>
+      </w:r>
+    </w:p>
     <w:p>
       <w:pPr>
         <w:pStyle w:val="BodyText"/>
       </w:pPr>
       <w:r>
-        <w:t xml:space="preserve">Jackery HomePower 2000 Plus v2 supports multiple charging methods.</w:t>
-      </w:r>
-    </w:p>
-    <w:bookmarkStart w:id="112" w:name="ac-charging"/>
-    <w:p>
-      <w:pPr>
-        <w:pStyle w:val="2"/>
-      </w:pPr>
-      <w:r>
-        <w:t xml:space="preserve">AC Charging</w:t>
-      </w:r>
-    </w:p>
-    <w:p>
-      <w:pPr>
-        <w:pStyle w:val="FirstParagraph"/>
-      </w:pPr>
-      <w:r>
-        <w:t xml:space="preserve">Connect the AC charging cable to a wall outlet and plug the other end into the</w:t>
-      </w:r>
-      <w:r>
-        <w:t xml:space="preserve"> </w:t>
-      </w:r>
-      <w:r>
-        <w:t xml:space="preserve">AC input port of the power station.</w:t>
-      </w:r>
-    </w:p>
-    <w:bookmarkEnd w:id="112"/>
-    <w:bookmarkStart w:id="113" w:name="solar-charging"/>
-    <w:p>
-      <w:pPr>
-        <w:pStyle w:val="2"/>
-      </w:pPr>
-      <w:r>
-        <w:t xml:space="preserve">Solar Charging</w:t>
-      </w:r>
-    </w:p>
-    <w:p>
-      <w:pPr>
-        <w:pStyle w:val="FirstParagraph"/>
-      </w:pPr>
-      <w:r>
-        <w:t xml:space="preserve">The power station can be charged using compatible solar panels.</w:t>
-      </w:r>
-    </w:p>
-    <w:p>
-      <w:pPr>
-        <w:pStyle w:val="BodyText"/>
-      </w:pPr>
-      <w:r>
-        <w:t xml:space="preserve">Note</w:t>
-      </w:r>
-    </w:p>
-    <w:p>
-      <w:pPr>
-        <w:pStyle w:val="BodyText"/>
-      </w:pPr>
-      <w:r>
-        <w:t xml:space="preserve">Ensure the solar panel voltage and current are within the supported range.</w:t>
-      </w:r>
-    </w:p>
-    <w:bookmarkEnd w:id="113"/>
-    <w:bookmarkStart w:id="114" w:name="car-charging"/>
-    <w:p>
-      <w:pPr>
-        <w:pStyle w:val="2"/>
-      </w:pPr>
-      <w:r>
-        <w:t xml:space="preserve">Car Charging</w:t>
-      </w:r>
-    </w:p>
-    <w:p>
-      <w:pPr>
-        <w:pStyle w:val="FirstParagraph"/>
-      </w:pPr>
-      <w:r>
-        <w:t xml:space="preserve">The power station can also be charged through a vehicle's 12V car outlet.</w:t>
-      </w:r>
-    </w:p>
-    <w:p>
-      <w:pPr>
-        <w:pStyle w:val="BodyText"/>
-      </w:pPr>
-      <w:r>
-        <w:t xml:space="preserve">Tip</w:t>
-      </w:r>
-    </w:p>
-    <w:p>
-      <w:pPr>
-        <w:pStyle w:val="BodyText"/>
-      </w:pPr>
-      <w:r>
-        <w:t xml:space="preserve">Car charging may take longer compared with AC charging.</w:t>
-      </w:r>
-    </w:p>
-    <w:bookmarkEnd w:id="114"/>
-    <w:p>
-      <w:pPr>
-        <w:pStyle w:val="BodyText"/>
-      </w:pPr>
-      <w:r>
-        <w:t xml:space="preserve">Proper storage and maintenance can help prolong the lifespan of Jackery HomePower 2000 Plus v2.</w:t>
-      </w:r>
-    </w:p>
-    <w:bookmarkStart w:id="115" w:name="storage-guidelines"/>
-    <w:p>
-      <w:pPr>
-        <w:pStyle w:val="2"/>
-      </w:pPr>
-      <w:r>
-        <w:t xml:space="preserve">Storage Guidelines</w:t>
+        <w:rPr>
+          <w:b/>
+          <w:bCs/>
+        </w:rPr>
+        <w:t xml:space="preserve">NOTE</w:t>
       </w:r>
     </w:p>
     <w:p>
@@ -2555,7 +4573,7 @@
         </w:numPr>
       </w:pPr>
       <w:r>
-        <w:t xml:space="preserve">Store the product in a dry and cool environment.</w:t>
+        <w:t xml:space="preserve">Recommended charging temperature: -4 F to 113 F (-20 C to 45 C).</w:t>
       </w:r>
     </w:p>
     <w:p>
@@ -2566,7 +4584,7 @@
         </w:numPr>
       </w:pPr>
       <w:r>
-        <w:t xml:space="preserve">Avoid exposure to direct sunlight.</w:t>
+        <w:t xml:space="preserve">Recommended discharging temperature: -4 F to 113 F (-20 C to 45 C).</w:t>
       </w:r>
     </w:p>
     <w:p>
@@ -2577,17 +4595,28 @@
         </w:numPr>
       </w:pPr>
       <w:r>
-        <w:t xml:space="preserve">Keep the device away from water and high humidity.</w:t>
-      </w:r>
-    </w:p>
-    <w:bookmarkEnd w:id="115"/>
-    <w:bookmarkStart w:id="116" w:name="battery-maintenance"/>
+        <w:t xml:space="preserve">Operating outside this range may restrict charging and discharging capability, or prevent charging/discharging.</w:t>
+      </w:r>
+    </w:p>
+    <w:p>
+      <w:pPr>
+        <w:numPr>
+          <w:ilvl w:val="0"/>
+          <w:numId w:val="1014"/>
+        </w:numPr>
+      </w:pPr>
+      <w:r>
+        <w:t xml:space="preserve">Charging power and battery capacity may vary due to temperature fluctuations.</w:t>
+      </w:r>
+    </w:p>
+    <w:bookmarkStart w:id="141" w:name="charging-via-ac-wall-outlet"/>
     <w:p>
       <w:pPr>
         <w:pStyle w:val="2"/>
-      </w:pPr>
-      <w:r>
-        <w:t xml:space="preserve">Battery Maintenance</w:t>
+        <w:outlineLvl w:val="1"/>
+      </w:pPr>
+      <w:r>
+        <w:t xml:space="preserve">CHARGING VIA AC WALL OUTLET</w:t>
       </w:r>
     </w:p>
     <w:p>
@@ -2595,7 +4624,216 @@
         <w:pStyle w:val="FirstParagraph"/>
       </w:pPr>
       <w:r>
-        <w:t xml:space="preserve">If the power station will not be used for an extended period:</w:t>
+        <w:t xml:space="preserve">Connect the AC charging cable to the AC input port of the product and a wall outlet.</w:t>
+      </w:r>
+    </w:p>
+    <w:p>
+      <w:pPr>
+        <w:pStyle w:val="BodyText"/>
+      </w:pPr>
+      <w:r>
+        <w:drawing>
+          <ns1:inline>
+            <ns1:extent cx="3429000" cy="2687893"/>
+            <ns1:effectExtent b="0" l="0" r="0" t="0"/>
+            <ns1:docPr descr="AC wall charging diagram placeholder." title="" id="139" name="Picture"/>
+            <ns2:graphic>
+              <ns2:graphicData uri="http://schemas.openxmlformats.org/drawingml/2006/picture">
+                <ns3:pic>
+                  <ns3:nvPicPr>
+                    <ns3:cNvPr descr="_static/manual_en/01_meaning_of_symbols/fig.png" id="140" name="Picture"/>
+                    <ns3:cNvPicPr>
+                      <ns2:picLocks noChangeArrowheads="1" noChangeAspect="1"/>
+                    </ns3:cNvPicPr>
+                  </ns3:nvPicPr>
+                  <ns3:blipFill>
+                    <ns2:blip ns4:embed="rId67"/>
+                    <ns2:stretch>
+                      <ns2:fillRect/>
+                    </ns2:stretch>
+                  </ns3:blipFill>
+                  <ns3:spPr bwMode="auto">
+                    <ns2:xfrm>
+                      <ns2:off x="0" y="0"/>
+                      <ns2:ext cx="3429000" cy="2687893"/>
+                    </ns2:xfrm>
+                    <ns2:prstGeom prst="rect">
+                      <ns2:avLst/>
+                    </ns2:prstGeom>
+                    <ns2:noFill/>
+                    <ns2:ln w="9525">
+                      <ns2:noFill/>
+                      <ns2:headEnd/>
+                      <ns2:tailEnd/>
+                    </ns2:ln>
+                  </ns3:spPr>
+                </ns3:pic>
+              </ns2:graphicData>
+            </ns2:graphic>
+          </ns1:inline>
+        </w:drawing>
+      </w:r>
+    </w:p>
+    <w:p>
+      <w:pPr>
+        <w:pStyle w:val="BodyText"/>
+      </w:pPr>
+      <w:r>
+        <w:rPr>
+          <w:b/>
+          <w:bCs/>
+        </w:rPr>
+        <w:t xml:space="preserve">CAUTION</w:t>
+      </w:r>
+    </w:p>
+    <w:p>
+      <w:pPr>
+        <w:pStyle w:val="BodyText"/>
+      </w:pPr>
+      <w:r>
+        <w:t xml:space="preserve">Make sure the AC charging cable is fully and securely plugged into the AC input port.</w:t>
+      </w:r>
+      <w:r>
+        <w:t xml:space="preserve"> </w:t>
+      </w:r>
+      <w:r>
+        <w:t xml:space="preserve">An incomplete connection may cause unstable current, overheating, poor contact, or device malfunction.</w:t>
+      </w:r>
+    </w:p>
+    <w:p>
+      <w:pPr>
+        <w:pStyle w:val="BodyText"/>
+      </w:pPr>
+      <w:r>
+        <w:rPr>
+          <w:b/>
+          <w:bCs/>
+        </w:rPr>
+        <w:t xml:space="preserve">Emergency Charging Mode</w:t>
+      </w:r>
+    </w:p>
+    <w:p>
+      <w:pPr>
+        <w:pStyle w:val="BodyText"/>
+      </w:pPr>
+      <w:r>
+        <w:t xml:space="preserve">In this mode, the power station can be rapidly charged through AC charging.</w:t>
+      </w:r>
+      <w:r>
+        <w:t xml:space="preserve"> </w:t>
+      </w:r>
+      <w:r>
+        <w:t xml:space="preserve">This function can be enabled or disabled in the Jackery App.</w:t>
+      </w:r>
+      <w:r>
+        <w:t xml:space="preserve"> </w:t>
+      </w:r>
+      <w:r>
+        <w:t xml:space="preserve">When emergency charging mode is active, the circular SOC light blinks faster.</w:t>
+      </w:r>
+    </w:p>
+    <w:p>
+      <w:pPr>
+        <w:pStyle w:val="BodyText"/>
+      </w:pPr>
+      <w:r>
+        <w:t xml:space="preserve">To maximize battery life, charge at normal speed whenever possible.</w:t>
+      </w:r>
+      <w:r>
+        <w:t xml:space="preserve"> </w:t>
+      </w:r>
+      <w:r>
+        <w:t xml:space="preserve">Use emergency charging mode only when necessary; it is not recommended for long-term frequent use.</w:t>
+      </w:r>
+    </w:p>
+    <w:bookmarkEnd w:id="141"/>
+    <w:bookmarkStart w:id="144" w:name="X9bde391e14a6442b6db2a0d4cebcfdb51a903b9"/>
+    <w:p>
+      <w:pPr>
+        <w:pStyle w:val="2"/>
+        <w:outlineLvl w:val="1"/>
+      </w:pPr>
+      <w:r>
+        <w:t xml:space="preserve">CHARGING VIA SOLAR PANELS (SOLD SEPARATELY)</w:t>
+      </w:r>
+    </w:p>
+    <w:p>
+      <w:pPr>
+        <w:pStyle w:val="FirstParagraph"/>
+      </w:pPr>
+      <w:r>
+        <w:t xml:space="preserve">Jackery Explorer 2000 has two DC8020 input ports and is compatible with Jackery solar panels.</w:t>
+      </w:r>
+      <w:r>
+        <w:t xml:space="preserve"> </w:t>
+      </w:r>
+      <w:r>
+        <w:t xml:space="preserve">If one DC8020 input port needs to connect two solar panels simultaneously,</w:t>
+      </w:r>
+      <w:r>
+        <w:t xml:space="preserve"> </w:t>
+      </w:r>
+      <w:r>
+        <w:t xml:space="preserve">use a solar panel connector (sold separately, not included as standard).</w:t>
+      </w:r>
+    </w:p>
+    <w:p>
+      <w:pPr>
+        <w:pStyle w:val="BodyText"/>
+      </w:pPr>
+      <w:r>
+        <w:drawing>
+          <ns1:inline>
+            <ns1:extent cx="3429000" cy="2687893"/>
+            <ns1:effectExtent b="0" l="0" r="0" t="0"/>
+            <ns1:docPr descr="Solar charging connection diagram placeholder." title="" id="142" name="Picture"/>
+            <ns2:graphic>
+              <ns2:graphicData uri="http://schemas.openxmlformats.org/drawingml/2006/picture">
+                <ns3:pic>
+                  <ns3:nvPicPr>
+                    <ns3:cNvPr descr="_static/manual_en/01_meaning_of_symbols/fig.png" id="143" name="Picture"/>
+                    <ns3:cNvPicPr>
+                      <ns2:picLocks noChangeArrowheads="1" noChangeAspect="1"/>
+                    </ns3:cNvPicPr>
+                  </ns3:nvPicPr>
+                  <ns3:blipFill>
+                    <ns2:blip ns4:embed="rId67"/>
+                    <ns2:stretch>
+                      <ns2:fillRect/>
+                    </ns2:stretch>
+                  </ns3:blipFill>
+                  <ns3:spPr bwMode="auto">
+                    <ns2:xfrm>
+                      <ns2:off x="0" y="0"/>
+                      <ns2:ext cx="3429000" cy="2687893"/>
+                    </ns2:xfrm>
+                    <ns2:prstGeom prst="rect">
+                      <ns2:avLst/>
+                    </ns2:prstGeom>
+                    <ns2:noFill/>
+                    <ns2:ln w="9525">
+                      <ns2:noFill/>
+                      <ns2:headEnd/>
+                      <ns2:tailEnd/>
+                    </ns2:ln>
+                  </ns3:spPr>
+                </ns3:pic>
+              </ns2:graphicData>
+            </ns2:graphic>
+          </ns1:inline>
+        </w:drawing>
+      </w:r>
+    </w:p>
+    <w:p>
+      <w:pPr>
+        <w:pStyle w:val="BodyText"/>
+      </w:pPr>
+      <w:r>
+        <w:rPr>
+          <w:b/>
+          <w:bCs/>
+        </w:rPr>
+        <w:t xml:space="preserve">CAUTION</w:t>
       </w:r>
     </w:p>
     <w:p>
@@ -2606,7 +4844,7 @@
         </w:numPr>
       </w:pPr>
       <w:r>
-        <w:t xml:space="preserve">Charge the battery to approximately 60–80%.</w:t>
+        <w:t xml:space="preserve">One DC8020 input port can be connected to at most two solar panels.</w:t>
       </w:r>
     </w:p>
     <w:p>
@@ -2617,7 +4855,35 @@
         </w:numPr>
       </w:pPr>
       <w:r>
-        <w:t xml:space="preserve">Recharge the battery every 3–6 months.</w:t>
+        <w:t xml:space="preserve">Ensure the input voltage for both DC input ports is the same. Different voltages may damage the product.</w:t>
+      </w:r>
+    </w:p>
+    <w:p>
+      <w:pPr>
+        <w:numPr>
+          <w:ilvl w:val="0"/>
+          <w:numId w:val="1015"/>
+        </w:numPr>
+      </w:pPr>
+      <w:r>
+        <w:t xml:space="preserve">Use the same model and the same number of solar panels when connecting both DC8020 input ports.</w:t>
+      </w:r>
+    </w:p>
+    <w:p>
+      <w:pPr>
+        <w:numPr>
+          <w:ilvl w:val="0"/>
+          <w:numId w:val="1015"/>
+        </w:numPr>
+      </w:pPr>
+      <w:r>
+        <w:t xml:space="preserve">Do not charge the product using both a car charger and a solar panel at the same time.</w:t>
+      </w:r>
+      <w:r>
+        <w:t xml:space="preserve"> </w:t>
+      </w:r>
+      <w:r>
+        <w:t xml:space="preserve">Doing so may blow the car fuse or cause charging failure.</w:t>
       </w:r>
     </w:p>
     <w:p>
@@ -2625,7 +4891,44 @@
         <w:pStyle w:val="FirstParagraph"/>
       </w:pPr>
       <w:r>
-        <w:t xml:space="preserve">Caution!</w:t>
+        <w:t xml:space="preserve">It is recommended to use Jackery solar panels. Ensure the open-circuit voltage (Voc)</w:t>
+      </w:r>
+      <w:r>
+        <w:t xml:space="preserve"> </w:t>
+      </w:r>
+      <w:r>
+        <w:t xml:space="preserve">of the solar panel is within the DC input range (16V-60V) of the Explorer 2000.</w:t>
+      </w:r>
+      <w:r>
+        <w:t xml:space="preserve"> </w:t>
+      </w:r>
+      <w:r>
+        <w:t xml:space="preserve">Jackery is not responsible for damage or loss caused by third-party solar panels.</w:t>
+      </w:r>
+    </w:p>
+    <w:bookmarkEnd w:id="144"/>
+    <w:bookmarkStart w:id="147" w:name="Xa7c4071bb84980371e9f03bd9ac5d6fbb3a4557"/>
+    <w:p>
+      <w:pPr>
+        <w:pStyle w:val="2"/>
+        <w:outlineLvl w:val="1"/>
+      </w:pPr>
+      <w:r>
+        <w:t xml:space="preserve">CHARGING VIA A CAR CHARGER (SOLD SEPARATELY)</w:t>
+      </w:r>
+    </w:p>
+    <w:p>
+      <w:pPr>
+        <w:pStyle w:val="FirstParagraph"/>
+      </w:pPr>
+      <w:r>
+        <w:t xml:space="preserve">This product can be charged using a 12V car charger.</w:t>
+      </w:r>
+      <w:r>
+        <w:t xml:space="preserve"> </w:t>
+      </w:r>
+      <w:r>
+        <w:t xml:space="preserve">Ensure the car charger and the 12V car power outlet provide a stable connection.</w:t>
       </w:r>
     </w:p>
     <w:p>
@@ -2633,33 +4936,70 @@
         <w:pStyle w:val="BodyText"/>
       </w:pPr>
       <w:r>
-        <w:t xml:space="preserve">Failure to maintain battery charge may result in battery degradation.</w:t>
-      </w:r>
-    </w:p>
-    <w:bookmarkEnd w:id="116"/>
+        <w:drawing>
+          <ns1:inline>
+            <ns1:extent cx="3429000" cy="2687893"/>
+            <ns1:effectExtent b="0" l="0" r="0" t="0"/>
+            <ns1:docPr descr="Car charging connection diagram placeholder." title="" id="145" name="Picture"/>
+            <ns2:graphic>
+              <ns2:graphicData uri="http://schemas.openxmlformats.org/drawingml/2006/picture">
+                <ns3:pic>
+                  <ns3:nvPicPr>
+                    <ns3:cNvPr descr="_static/manual_en/01_meaning_of_symbols/fig.png" id="146" name="Picture"/>
+                    <ns3:cNvPicPr>
+                      <ns2:picLocks noChangeArrowheads="1" noChangeAspect="1"/>
+                    </ns3:cNvPicPr>
+                  </ns3:nvPicPr>
+                  <ns3:blipFill>
+                    <ns2:blip ns4:embed="rId67"/>
+                    <ns2:stretch>
+                      <ns2:fillRect/>
+                    </ns2:stretch>
+                  </ns3:blipFill>
+                  <ns3:spPr bwMode="auto">
+                    <ns2:xfrm>
+                      <ns2:off x="0" y="0"/>
+                      <ns2:ext cx="3429000" cy="2687893"/>
+                    </ns2:xfrm>
+                    <ns2:prstGeom prst="rect">
+                      <ns2:avLst/>
+                    </ns2:prstGeom>
+                    <ns2:noFill/>
+                    <ns2:ln w="9525">
+                      <ns2:noFill/>
+                      <ns2:headEnd/>
+                      <ns2:tailEnd/>
+                    </ns2:ln>
+                  </ns3:spPr>
+                </ns3:pic>
+              </ns2:graphicData>
+            </ns2:graphic>
+          </ns1:inline>
+        </w:drawing>
+      </w:r>
+    </w:p>
     <w:p>
       <w:pPr>
         <w:pStyle w:val="BodyText"/>
       </w:pPr>
       <w:r>
-        <w:t xml:space="preserve">If the power station does not operate as expected, refer to the following guidelines.</w:t>
-      </w:r>
-    </w:p>
-    <w:bookmarkStart w:id="117" w:name="device-not-powering-on"/>
-    <w:p>
-      <w:pPr>
-        <w:pStyle w:val="2"/>
-      </w:pPr>
-      <w:r>
-        <w:t xml:space="preserve">Device Not Powering On</w:t>
-      </w:r>
-    </w:p>
-    <w:p>
-      <w:pPr>
-        <w:pStyle w:val="FirstParagraph"/>
-      </w:pPr>
-      <w:r>
-        <w:t xml:space="preserve">Possible causes:</w:t>
+        <w:rPr>
+          <w:i/>
+          <w:iCs/>
+        </w:rPr>
+        <w:t xml:space="preserve">The car charging cable is sold separately.</w:t>
+      </w:r>
+    </w:p>
+    <w:p>
+      <w:pPr>
+        <w:pStyle w:val="BodyText"/>
+      </w:pPr>
+      <w:r>
+        <w:rPr>
+          <w:b/>
+          <w:bCs/>
+        </w:rPr>
+        <w:t xml:space="preserve">CAUTION</w:t>
       </w:r>
     </w:p>
     <w:p>
@@ -2670,7 +5010,7 @@
         </w:numPr>
       </w:pPr>
       <w:r>
-        <w:t xml:space="preserve">Battery is completely discharged</w:t>
+        <w:t xml:space="preserve">Start the vehicle before charging the power station.</w:t>
       </w:r>
     </w:p>
     <w:p>
@@ -2681,7 +5021,30 @@
         </w:numPr>
       </w:pPr>
       <w:r>
-        <w:t xml:space="preserve">Power button not pressed properly</w:t>
+        <w:t xml:space="preserve">If the vehicle is on bumpy roads, do not use the car charger.</w:t>
+      </w:r>
+    </w:p>
+    <w:p>
+      <w:pPr>
+        <w:numPr>
+          <w:ilvl w:val="0"/>
+          <w:numId w:val="1016"/>
+        </w:numPr>
+      </w:pPr>
+      <w:r>
+        <w:t xml:space="preserve">Vehicle charging is only for 12V DC vehicles, not 24V DC vehicles.</w:t>
+      </w:r>
+    </w:p>
+    <w:bookmarkEnd w:id="147"/>
+    <w:bookmarkEnd w:id="148"/>
+    <w:bookmarkStart w:id="149" w:name="storage"/>
+    <w:p>
+      <w:pPr>
+        <w:pStyle w:val="1"/>
+        <w:outlineLvl w:val="0"/>
+      </w:pPr>
+      <w:r>
+        <w:t xml:space="preserve">STORAGE</w:t>
       </w:r>
     </w:p>
     <w:p>
@@ -2689,7 +5052,15 @@
         <w:pStyle w:val="FirstParagraph"/>
       </w:pPr>
       <w:r>
-        <w:t xml:space="preserve">Solution:</w:t>
+        <w:t xml:space="preserve">Store the product in a dry, clean place with proper ventilation.</w:t>
+      </w:r>
+    </w:p>
+    <w:p>
+      <w:pPr>
+        <w:pStyle w:val="BodyText"/>
+      </w:pPr>
+      <w:r>
+        <w:t xml:space="preserve">Storage temperature and humidity:</w:t>
       </w:r>
     </w:p>
     <w:p>
@@ -2700,7 +5071,7 @@
         </w:numPr>
       </w:pPr>
       <w:r>
-        <w:t xml:space="preserve">Recharge the device</w:t>
+        <w:t xml:space="preserve">1 month: -4 F to 113 F / -20 C to 45 C (0-60%RH)</w:t>
       </w:r>
     </w:p>
     <w:p>
@@ -2711,47 +5082,18 @@
         </w:numPr>
       </w:pPr>
       <w:r>
-        <w:t xml:space="preserve">Press the power button again</w:t>
-      </w:r>
-    </w:p>
-    <w:bookmarkEnd w:id="117"/>
-    <w:bookmarkStart w:id="118" w:name="no-output-power"/>
-    <w:p>
-      <w:pPr>
-        <w:pStyle w:val="2"/>
-      </w:pPr>
-      <w:r>
-        <w:t xml:space="preserve">No Output Power</w:t>
-      </w:r>
-    </w:p>
-    <w:p>
-      <w:pPr>
-        <w:pStyle w:val="FirstParagraph"/>
-      </w:pPr>
-      <w:r>
-        <w:t xml:space="preserve">Possible causes:</w:t>
+        <w:t xml:space="preserve">3 months: 32 F to 113 F / 0 C to 45 C (0-60%RH)</w:t>
       </w:r>
     </w:p>
     <w:p>
       <w:pPr>
         <w:numPr>
           <w:ilvl w:val="0"/>
-          <w:numId w:val="1018"/>
+          <w:numId w:val="1017"/>
         </w:numPr>
       </w:pPr>
       <w:r>
-        <w:t xml:space="preserve">Output port disabled</w:t>
-      </w:r>
-    </w:p>
-    <w:p>
-      <w:pPr>
-        <w:numPr>
-          <w:ilvl w:val="0"/>
-          <w:numId w:val="1018"/>
-        </w:numPr>
-      </w:pPr>
-      <w:r>
-        <w:t xml:space="preserve">Overload protection activated</w:t>
+        <w:t xml:space="preserve">12 months: 32 F to 77 F / 0 C to 25 C (0-60%RH)</w:t>
       </w:r>
     </w:p>
     <w:p>
@@ -2759,39 +5101,30 @@
         <w:pStyle w:val="FirstParagraph"/>
       </w:pPr>
       <w:r>
-        <w:t xml:space="preserve">Solution:</w:t>
-      </w:r>
-    </w:p>
-    <w:p>
-      <w:pPr>
-        <w:numPr>
-          <w:ilvl w:val="0"/>
-          <w:numId w:val="1019"/>
-        </w:numPr>
-      </w:pPr>
-      <w:r>
-        <w:t xml:space="preserve">Check the output settings</w:t>
-      </w:r>
-    </w:p>
-    <w:p>
-      <w:pPr>
-        <w:numPr>
-          <w:ilvl w:val="0"/>
-          <w:numId w:val="1019"/>
-        </w:numPr>
-      </w:pPr>
-      <w:r>
-        <w:t xml:space="preserve">Remove excessive loads</w:t>
-      </w:r>
-    </w:p>
-    <w:bookmarkEnd w:id="118"/>
-    <w:bookmarkStart w:id="119" w:name="charging-issues"/>
-    <w:p>
-      <w:pPr>
-        <w:pStyle w:val="2"/>
-      </w:pPr>
-      <w:r>
-        <w:t xml:space="preserve">Charging Issues</w:t>
+        <w:t xml:space="preserve">If the product is stored for a long period (3 to 6 months) with power depleted, it may become unchargeable.</w:t>
+      </w:r>
+      <w:r>
+        <w:t xml:space="preserve"> </w:t>
+      </w:r>
+      <w:r>
+        <w:t xml:space="preserve">To maintain battery health, check and recharge the product every three months,</w:t>
+      </w:r>
+      <w:r>
+        <w:t xml:space="preserve"> </w:t>
+      </w:r>
+      <w:r>
+        <w:t xml:space="preserve">and perform a full charge and discharge cycle at least once every 6 to 12 months.</w:t>
+      </w:r>
+    </w:p>
+    <w:bookmarkEnd w:id="149"/>
+    <w:bookmarkStart w:id="150" w:name="troubleshooting"/>
+    <w:p>
+      <w:pPr>
+        <w:pStyle w:val="1"/>
+        <w:outlineLvl w:val="0"/>
+      </w:pPr>
+      <w:r>
+        <w:t xml:space="preserve">TROUBLESHOOTING</w:t>
       </w:r>
     </w:p>
     <w:p>
@@ -2799,112 +5132,357 @@
         <w:pStyle w:val="FirstParagraph"/>
       </w:pPr>
       <w:r>
-        <w:t xml:space="preserve">Possible causes:</w:t>
-      </w:r>
-    </w:p>
-    <w:p>
-      <w:pPr>
-        <w:numPr>
-          <w:ilvl w:val="0"/>
-          <w:numId w:val="1020"/>
-        </w:numPr>
-      </w:pPr>
-      <w:r>
-        <w:t xml:space="preserve">Incorrect charging cable</w:t>
-      </w:r>
-    </w:p>
-    <w:p>
-      <w:pPr>
-        <w:numPr>
-          <w:ilvl w:val="0"/>
-          <w:numId w:val="1020"/>
-        </w:numPr>
-      </w:pPr>
-      <w:r>
-        <w:t xml:space="preserve">Power source unavailable</w:t>
-      </w:r>
-    </w:p>
-    <w:p>
-      <w:pPr>
-        <w:pStyle w:val="FirstParagraph"/>
-      </w:pPr>
-      <w:r>
-        <w:t xml:space="preserve">Solution:</w:t>
-      </w:r>
-    </w:p>
-    <w:p>
-      <w:pPr>
-        <w:numPr>
-          <w:ilvl w:val="0"/>
-          <w:numId w:val="1021"/>
-        </w:numPr>
-      </w:pPr>
-      <w:r>
-        <w:t xml:space="preserve">Verify cable connections</w:t>
-      </w:r>
-    </w:p>
-    <w:p>
-      <w:pPr>
-        <w:numPr>
-          <w:ilvl w:val="0"/>
-          <w:numId w:val="1021"/>
-        </w:numPr>
-      </w:pPr>
-      <w:r>
-        <w:t xml:space="preserve">Check power supply source</w:t>
-      </w:r>
-    </w:p>
-    <w:p>
-      <w:pPr>
-        <w:pStyle w:val="FirstParagraph"/>
-      </w:pPr>
-      <w:r>
-        <w:t xml:space="preserve">Note</w:t>
-      </w:r>
-    </w:p>
-    <w:p>
-      <w:pPr>
-        <w:pStyle w:val="BodyText"/>
-      </w:pPr>
-      <w:r>
-        <w:t xml:space="preserve">If the issue persists, contact customer support.</w:t>
-      </w:r>
-    </w:p>
-    <w:bookmarkEnd w:id="119"/>
-    <w:bookmarkStart w:id="124" w:name="specifications"/>
-    <w:p>
-      <w:pPr>
-        <w:pStyle w:val="1"/>
-      </w:pPr>
-      <w:r>
-        <w:t xml:space="preserve">SPECIFICATIONS</w:t>
-      </w:r>
-    </w:p>
-    <w:bookmarkStart w:id="120" w:name="general-info"/>
-    <w:p>
-      <w:pPr>
-        <w:pStyle w:val="2"/>
-      </w:pPr>
-      <w:r>
-        <w:t xml:space="preserve">GENERAL INFO</w:t>
+        <w:t xml:space="preserve">If any of the following fault codes appear, follow the corrective actions below.</w:t>
+      </w:r>
+      <w:r>
+        <w:t xml:space="preserve"> </w:t>
+      </w:r>
+      <w:r>
+        <w:t xml:space="preserve">If the fault persists, contact Jackery Customer Support.</w:t>
       </w:r>
     </w:p>
     <w:tbl>
       <w:tblPr>
         <w:tblStyle w:val="Table"/>
-        <w:tblW w:type="auto" w:w="0"/>
+        <w:tblW w:type="pct" w:w="5000"/>
+        <w:tblLayout w:type="fixed"/>
+        <w:tblLook w:firstRow="1" w:lastRow="0" w:firstColumn="0" w:lastColumn="0" w:noHBand="0" w:noVBand="0" w:val="0020"/>
+      </w:tblPr>
+      <w:tblGrid>
+        <w:gridCol w:w="1108"/>
+        <w:gridCol w:w="6811"/>
+      </w:tblGrid>
+      <w:tr>
+        <w:trPr>
+          <w:tblHeader w:val="on"/>
+        </w:trPr>
+        <w:tc>
+          <w:tcPr/>
+          <w:p>
+            <w:pPr>
+              <w:pStyle w:val="FirstParagraph"/>
+            </w:pPr>
+            <w:r>
+              <w:t xml:space="preserve">Error Code</w:t>
+            </w:r>
+          </w:p>
+        </w:tc>
+        <w:tc>
+          <w:tcPr/>
+          <w:p>
+            <w:pPr>
+              <w:pStyle w:val="BodyText"/>
+            </w:pPr>
+            <w:r>
+              <w:t xml:space="preserve">Corrective Measures</w:t>
+            </w:r>
+          </w:p>
+        </w:tc>
+      </w:tr>
+      <w:tr>
+        <w:tc>
+          <w:tcPr/>
+          <w:p>
+            <w:pPr>
+              <w:pStyle w:val="BodyText"/>
+            </w:pPr>
+            <w:r>
+              <w:t xml:space="preserve">F0</w:t>
+            </w:r>
+          </w:p>
+        </w:tc>
+        <w:tc>
+          <w:tcPr/>
+          <w:p>
+            <w:pPr>
+              <w:pStyle w:val="BodyText"/>
+            </w:pPr>
+            <w:r>
+              <w:t xml:space="preserve">Restart the product.</w:t>
+            </w:r>
+          </w:p>
+        </w:tc>
+      </w:tr>
+      <w:tr>
+        <w:tc>
+          <w:tcPr/>
+          <w:p>
+            <w:pPr>
+              <w:pStyle w:val="BodyText"/>
+            </w:pPr>
+            <w:r>
+              <w:t xml:space="preserve">F1</w:t>
+            </w:r>
+          </w:p>
+        </w:tc>
+        <w:tc>
+          <w:tcPr/>
+          <w:p>
+            <w:pPr>
+              <w:pStyle w:val="BodyText"/>
+            </w:pPr>
+            <w:r>
+              <w:t xml:space="preserve">Restart the product.</w:t>
+            </w:r>
+          </w:p>
+        </w:tc>
+      </w:tr>
+      <w:tr>
+        <w:tc>
+          <w:tcPr/>
+          <w:p>
+            <w:pPr>
+              <w:pStyle w:val="BodyText"/>
+            </w:pPr>
+            <w:r>
+              <w:t xml:space="preserve">F2</w:t>
+            </w:r>
+          </w:p>
+        </w:tc>
+        <w:tc>
+          <w:tcPr/>
+          <w:p>
+            <w:pPr>
+              <w:pStyle w:val="BodyText"/>
+            </w:pPr>
+            <w:r>
+              <w:t xml:space="preserve">Restart the product.</w:t>
+            </w:r>
+          </w:p>
+        </w:tc>
+      </w:tr>
+      <w:tr>
+        <w:tc>
+          <w:tcPr/>
+          <w:p>
+            <w:pPr>
+              <w:pStyle w:val="BodyText"/>
+            </w:pPr>
+            <w:r>
+              <w:t xml:space="preserve">F3</w:t>
+            </w:r>
+          </w:p>
+        </w:tc>
+        <w:tc>
+          <w:tcPr/>
+          <w:p>
+            <w:pPr>
+              <w:pStyle w:val="BodyText"/>
+            </w:pPr>
+            <w:r>
+              <w:t xml:space="preserve">Restart the product.</w:t>
+            </w:r>
+          </w:p>
+        </w:tc>
+      </w:tr>
+      <w:tr>
+        <w:tc>
+          <w:tcPr/>
+          <w:p>
+            <w:pPr>
+              <w:pStyle w:val="BodyText"/>
+            </w:pPr>
+            <w:r>
+              <w:t xml:space="preserve">F4</w:t>
+            </w:r>
+          </w:p>
+        </w:tc>
+        <w:tc>
+          <w:tcPr/>
+          <w:p>
+            <w:pPr>
+              <w:pStyle w:val="BodyText"/>
+            </w:pPr>
+            <w:r>
+              <w:t xml:space="preserve">Connect the product to loads to discharge its battery until the fault disappears.</w:t>
+            </w:r>
+          </w:p>
+        </w:tc>
+      </w:tr>
+      <w:tr>
+        <w:tc>
+          <w:tcPr/>
+          <w:p>
+            <w:pPr>
+              <w:pStyle w:val="BodyText"/>
+            </w:pPr>
+            <w:r>
+              <w:t xml:space="preserve">F5</w:t>
+            </w:r>
+          </w:p>
+        </w:tc>
+        <w:tc>
+          <w:tcPr/>
+          <w:p>
+            <w:pPr>
+              <w:pStyle w:val="BodyText"/>
+            </w:pPr>
+            <w:r>
+              <w:t xml:space="preserve">Charge the product via solar panels or an AC wall outlet until the fault disappears.</w:t>
+            </w:r>
+          </w:p>
+        </w:tc>
+      </w:tr>
+      <w:tr>
+        <w:tc>
+          <w:tcPr/>
+          <w:p>
+            <w:pPr>
+              <w:pStyle w:val="BodyText"/>
+            </w:pPr>
+            <w:r>
+              <w:t xml:space="preserve">F6</w:t>
+            </w:r>
+          </w:p>
+        </w:tc>
+        <w:tc>
+          <w:tcPr/>
+          <w:p>
+            <w:pPr>
+              <w:pStyle w:val="BodyText"/>
+            </w:pPr>
+            <w:r>
+              <w:t xml:space="preserve">Wait for the grid to normalize before charging via AC wall outlet; check whether intake/exhaust vents are blocked and keep at least 0.66 ft (20 cm) clearance on both sides;</w:t>
+            </w:r>
+            <w:r>
+              <w:t xml:space="preserve"> </w:t>
+            </w:r>
+            <w:r>
+              <w:t xml:space="preserve">keep the product away from direct sunlight and high ambient temperature; disconnect all loads and let the product idle until the fault disappears; then restart.</w:t>
+            </w:r>
+          </w:p>
+        </w:tc>
+      </w:tr>
+      <w:tr>
+        <w:tc>
+          <w:tcPr/>
+          <w:p>
+            <w:pPr>
+              <w:pStyle w:val="BodyText"/>
+            </w:pPr>
+            <w:r>
+              <w:t xml:space="preserve">F7</w:t>
+            </w:r>
+          </w:p>
+        </w:tc>
+        <w:tc>
+          <w:tcPr/>
+          <w:p>
+            <w:pPr>
+              <w:pStyle w:val="BodyText"/>
+            </w:pPr>
+            <w:r>
+              <w:t xml:space="preserve">Remove all DC inputs; check the solar panel open-circuit voltage (Voc) (maximum allowed DC input is 60V); restart and keep the product idle until the fault disappears.</w:t>
+            </w:r>
+          </w:p>
+        </w:tc>
+      </w:tr>
+      <w:tr>
+        <w:tc>
+          <w:tcPr/>
+          <w:p>
+            <w:pPr>
+              <w:pStyle w:val="BodyText"/>
+            </w:pPr>
+            <w:r>
+              <w:t xml:space="preserve">F8</w:t>
+            </w:r>
+          </w:p>
+        </w:tc>
+        <w:tc>
+          <w:tcPr/>
+          <w:p>
+            <w:pPr>
+              <w:pStyle w:val="BodyText"/>
+            </w:pPr>
+            <w:r>
+              <w:t xml:space="preserve">Contact Jackery Customer Support.</w:t>
+            </w:r>
+          </w:p>
+        </w:tc>
+      </w:tr>
+      <w:tr>
+        <w:tc>
+          <w:tcPr/>
+          <w:p>
+            <w:pPr>
+              <w:pStyle w:val="BodyText"/>
+            </w:pPr>
+            <w:r>
+              <w:t xml:space="preserve">F9</w:t>
+            </w:r>
+          </w:p>
+        </w:tc>
+        <w:tc>
+          <w:tcPr/>
+          <w:p>
+            <w:pPr>
+              <w:pStyle w:val="BodyText"/>
+            </w:pPr>
+            <w:r>
+              <w:t xml:space="preserve">Remove the load connected to the USB ports and wait until the fault disappears.</w:t>
+            </w:r>
+          </w:p>
+        </w:tc>
+      </w:tr>
+      <w:tr>
+        <w:tc>
+          <w:tcPr/>
+          <w:p>
+            <w:pPr>
+              <w:pStyle w:val="BodyText"/>
+            </w:pPr>
+            <w:r>
+              <w:t xml:space="preserve">FE</w:t>
+            </w:r>
+          </w:p>
+        </w:tc>
+        <w:tc>
+          <w:tcPr/>
+          <w:p>
+            <w:pPr>
+              <w:pStyle w:val="BodyText"/>
+            </w:pPr>
+            <w:r>
+              <w:t xml:space="preserve">Contact Jackery Customer Support.</w:t>
+            </w:r>
+          </w:p>
+        </w:tc>
+      </w:tr>
+    </w:tbl>
+    <w:p>
+      <w:pPr>
+        <w:pStyle w:val="BodyText"/>
+      </w:pPr>
+      <w:r>
+        <w:t xml:space="preserve">SPECIFICATIONS</w:t>
+      </w:r>
+    </w:p>
+    <w:p>
+      <w:pPr>
+        <w:pStyle w:val="BodyText"/>
+      </w:pPr>
+      <w:r>
+        <w:t xml:space="preserve">● GENERAL INFO</w:t>
+      </w:r>
+    </w:p>
+    <w:tbl>
+      <w:tblPr>
+        <w:tblStyle w:val="Table"/>
+        <w:tblW w:type="pct" w:w="5000"/>
+        <w:tblLayout w:type="fixed"/>
         <w:tblLook w:firstRow="0" w:lastRow="0" w:firstColumn="0" w:lastColumn="0" w:noHBand="0" w:noVBand="0" w:val="0000"/>
       </w:tblPr>
       <w:tblGrid>
-        <w:gridCol w:w="3960"/>
-        <w:gridCol w:w="3960"/>
+        <w:gridCol w:w="2613"/>
+        <w:gridCol w:w="5306"/>
       </w:tblGrid>
       <w:tr>
         <w:tc>
           <w:tcPr/>
           <w:p>
             <w:pPr>
-              <w:pStyle w:val="Compact"/>
+              <w:pStyle w:val="FirstParagraph"/>
             </w:pPr>
             <w:r>
               <w:t xml:space="preserve">Product Name</w:t>
@@ -2915,7 +5493,7 @@
           <w:tcPr/>
           <w:p>
             <w:pPr>
-              <w:pStyle w:val="Compact"/>
+              <w:pStyle w:val="BodyText"/>
             </w:pPr>
             <w:r>
               <w:t xml:space="preserve">Jackery HomePower 2000 Plus v2</w:t>
@@ -2928,7 +5506,7 @@
           <w:tcPr/>
           <w:p>
             <w:pPr>
-              <w:pStyle w:val="Compact"/>
+              <w:pStyle w:val="BodyText"/>
             </w:pPr>
             <w:r>
               <w:t xml:space="preserve">Model No.</w:t>
@@ -2939,7 +5517,7 @@
           <w:tcPr/>
           <w:p>
             <w:pPr>
-              <w:pStyle w:val="Compact"/>
+              <w:pStyle w:val="BodyText"/>
             </w:pPr>
             <w:r>
               <w:t xml:space="preserve">JHP-2000A</w:t>
@@ -2952,7 +5530,7 @@
           <w:tcPr/>
           <w:p>
             <w:pPr>
-              <w:pStyle w:val="Compact"/>
+              <w:pStyle w:val="BodyText"/>
             </w:pPr>
             <w:r>
               <w:t xml:space="preserve">Capacity</w:t>
@@ -2963,7 +5541,7 @@
           <w:tcPr/>
           <w:p>
             <w:pPr>
-              <w:pStyle w:val="Compact"/>
+              <w:pStyle w:val="BodyText"/>
             </w:pPr>
             <w:r>
               <w:t xml:space="preserve">2048 Wh (40Ah/51.2V DC)</w:t>
@@ -2976,7 +5554,7 @@
           <w:tcPr/>
           <w:p>
             <w:pPr>
-              <w:pStyle w:val="Compact"/>
+              <w:pStyle w:val="BodyText"/>
             </w:pPr>
             <w:r>
               <w:t xml:space="preserve">Cell Chemistry</w:t>
@@ -2987,7 +5565,7 @@
           <w:tcPr/>
           <w:p>
             <w:pPr>
-              <w:pStyle w:val="Compact"/>
+              <w:pStyle w:val="BodyText"/>
             </w:pPr>
             <w:r>
               <w:t xml:space="preserve">LiFePO₄</w:t>
@@ -3000,7 +5578,7 @@
           <w:tcPr/>
           <w:p>
             <w:pPr>
-              <w:pStyle w:val="Compact"/>
+              <w:pStyle w:val="BodyText"/>
             </w:pPr>
             <w:r>
               <w:t xml:space="preserve">Weight</w:t>
@@ -3011,7 +5589,7 @@
           <w:tcPr/>
           <w:p>
             <w:pPr>
-              <w:pStyle w:val="Compact"/>
+              <w:pStyle w:val="BodyText"/>
             </w:pPr>
             <w:r>
               <w:t xml:space="preserve">About 40.56 lbs / 18.4 kg</w:t>
@@ -3024,7 +5602,7 @@
           <w:tcPr/>
           <w:p>
             <w:pPr>
-              <w:pStyle w:val="Compact"/>
+              <w:pStyle w:val="BodyText"/>
             </w:pPr>
             <w:r>
               <w:t xml:space="preserve">Dimensions</w:t>
@@ -3035,7 +5613,7 @@
           <w:tcPr/>
           <w:p>
             <w:pPr>
-              <w:pStyle w:val="Compact"/>
+              <w:pStyle w:val="BodyText"/>
             </w:pPr>
             <w:r>
               <w:t xml:space="preserve">14.4 × 10.0 × 10.8 in / 36.5 × 25.5 × 27.5 cm</w:t>
@@ -3048,7 +5626,7 @@
           <w:tcPr/>
           <w:p>
             <w:pPr>
-              <w:pStyle w:val="Compact"/>
+              <w:pStyle w:val="BodyText"/>
             </w:pPr>
             <w:r>
               <w:t xml:space="preserve">Cycle Life</w:t>
@@ -3059,7 +5637,7 @@
           <w:tcPr/>
           <w:p>
             <w:pPr>
-              <w:pStyle w:val="Compact"/>
+              <w:pStyle w:val="BodyText"/>
             </w:pPr>
             <w:r>
               <w:t xml:space="preserve">6000 cycles to 70%+ capacity</w:t>
@@ -3068,14 +5646,468 @@
         </w:tc>
       </w:tr>
     </w:tbl>
-    <w:bookmarkEnd w:id="120"/>
-    <w:bookmarkStart w:id="121" w:name="input-ports"/>
+    <w:p>
+      <w:pPr>
+        <w:pStyle w:val="BodyText"/>
+      </w:pPr>
+      <w:r>
+        <w:t xml:space="preserve">● INPUT PORTS</w:t>
+      </w:r>
+    </w:p>
+    <w:tbl>
+      <w:tblPr>
+        <w:tblStyle w:val="Table"/>
+        <w:tblW w:type="pct" w:w="5000"/>
+        <w:tblLayout w:type="fixed"/>
+        <w:tblLook w:firstRow="0" w:lastRow="0" w:firstColumn="0" w:lastColumn="0" w:noHBand="0" w:noVBand="0" w:val="0000"/>
+      </w:tblPr>
+      <w:tblGrid>
+        <w:gridCol w:w="2613"/>
+        <w:gridCol w:w="5306"/>
+      </w:tblGrid>
+      <w:tr>
+        <w:tc>
+          <w:tcPr/>
+          <w:p>
+            <w:pPr>
+              <w:pStyle w:val="FirstParagraph"/>
+            </w:pPr>
+            <w:r>
+              <w:t xml:space="preserve">1 × AC Input</w:t>
+            </w:r>
+          </w:p>
+        </w:tc>
+        <w:tc>
+          <w:tcPr/>
+          <w:p>
+            <w:pPr>
+              <w:pStyle w:val="BodyText"/>
+            </w:pPr>
+            <w:r>
+              <w:t xml:space="preserve">Charge Mode: 100V–120V~60Hz, 15A Max, 1750W Max / Bypass Mode¹: 100V–120V~60Hz, 12A Max, 1440W</w:t>
+            </w:r>
+          </w:p>
+        </w:tc>
+      </w:tr>
+      <w:tr>
+        <w:tc>
+          <w:tcPr/>
+          <w:p>
+            <w:pPr>
+              <w:pStyle w:val="BodyText"/>
+            </w:pPr>
+            <w:r>
+              <w:t xml:space="preserve">2 × DC8020 Ports</w:t>
+            </w:r>
+          </w:p>
+        </w:tc>
+        <w:tc>
+          <w:tcPr/>
+          <w:p>
+            <w:pPr>
+              <w:pStyle w:val="BodyText"/>
+            </w:pPr>
+            <w:r>
+              <w:t xml:space="preserve">16V–60V⎓: 12A Max, Double to 21A / 800W Max / 11V–16V⎓: 8A Max</w:t>
+            </w:r>
+          </w:p>
+        </w:tc>
+      </w:tr>
+      <w:tr>
+        <w:tc>
+          <w:tcPr/>
+          <w:p>
+            <w:pPr>
+              <w:pStyle w:val="BodyText"/>
+            </w:pPr>
+            <w:r>
+              <w:t xml:space="preserve">1 × DC Expansion Port</w:t>
+            </w:r>
+          </w:p>
+        </w:tc>
+        <w:tc>
+          <w:tcPr/>
+          <w:p>
+            <w:pPr>
+              <w:pStyle w:val="BodyText"/>
+            </w:pPr>
+            <w:r>
+              <w:t xml:space="preserve">36.8V–57.6V⎓ 75A Max</w:t>
+            </w:r>
+          </w:p>
+        </w:tc>
+      </w:tr>
+    </w:tbl>
+    <w:p>
+      <w:pPr>
+        <w:pStyle w:val="BodyText"/>
+      </w:pPr>
+      <w:r>
+        <w:t xml:space="preserve">● OUTPUT PORTS</w:t>
+      </w:r>
+    </w:p>
+    <w:tbl>
+      <w:tblPr>
+        <w:tblStyle w:val="Table"/>
+        <w:tblW w:type="pct" w:w="5000"/>
+        <w:tblLayout w:type="fixed"/>
+        <w:tblLook w:firstRow="0" w:lastRow="0" w:firstColumn="0" w:lastColumn="0" w:noHBand="0" w:noVBand="0" w:val="0000"/>
+      </w:tblPr>
+      <w:tblGrid>
+        <w:gridCol w:w="2613"/>
+        <w:gridCol w:w="5306"/>
+      </w:tblGrid>
+      <w:tr>
+        <w:tc>
+          <w:tcPr/>
+          <w:p>
+            <w:pPr>
+              <w:pStyle w:val="FirstParagraph"/>
+            </w:pPr>
+            <w:r>
+              <w:t xml:space="preserve">4 × AC Output</w:t>
+            </w:r>
+          </w:p>
+        </w:tc>
+        <w:tc>
+          <w:tcPr/>
+          <w:p>
+            <w:pPr>
+              <w:pStyle w:val="BodyText"/>
+            </w:pPr>
+            <w:r>
+              <w:t xml:space="preserve">120V~60Hz, 20A Max, 2400W Rated, 4800W Surge Peak</w:t>
+            </w:r>
+          </w:p>
+        </w:tc>
+      </w:tr>
+      <w:tr>
+        <w:tc>
+          <w:tcPr/>
+          <w:p>
+            <w:pPr>
+              <w:pStyle w:val="BodyText"/>
+            </w:pPr>
+            <w:r>
+              <w:t xml:space="preserve">AC Total Output</w:t>
+            </w:r>
+          </w:p>
+        </w:tc>
+        <w:tc>
+          <w:tcPr/>
+          <w:p>
+            <w:pPr>
+              <w:pStyle w:val="BodyText"/>
+            </w:pPr>
+            <w:r>
+              <w:t xml:space="preserve">2400W Rated, 4800W Surge peak</w:t>
+            </w:r>
+          </w:p>
+        </w:tc>
+      </w:tr>
+      <w:tr>
+        <w:tc>
+          <w:tcPr/>
+          <w:p>
+            <w:pPr>
+              <w:pStyle w:val="BodyText"/>
+            </w:pPr>
+            <w:r>
+              <w:t xml:space="preserve">AC Output in Bypass Mode¹</w:t>
+            </w:r>
+          </w:p>
+        </w:tc>
+        <w:tc>
+          <w:tcPr/>
+          <w:p>
+            <w:pPr>
+              <w:pStyle w:val="BodyText"/>
+            </w:pPr>
+            <w:r>
+              <w:t xml:space="preserve">100V–120V~60Hz, 12A Max, 1440W Max</w:t>
+            </w:r>
+          </w:p>
+        </w:tc>
+      </w:tr>
+      <w:tr>
+        <w:tc>
+          <w:tcPr/>
+          <w:p>
+            <w:pPr>
+              <w:pStyle w:val="BodyText"/>
+            </w:pPr>
+            <w:r>
+              <w:t xml:space="preserve">1 × USB-A Output</w:t>
+            </w:r>
+          </w:p>
+        </w:tc>
+        <w:tc>
+          <w:tcPr/>
+          <w:p>
+            <w:pPr>
+              <w:pStyle w:val="BodyText"/>
+            </w:pPr>
+            <w:r>
+              <w:t xml:space="preserve">18W Max, 5V⎓3A, 6V⎓2A, 9V⎓2A, 9-12V⎓1.5A</w:t>
+            </w:r>
+          </w:p>
+        </w:tc>
+      </w:tr>
+      <w:tr>
+        <w:tc>
+          <w:tcPr/>
+          <w:p>
+            <w:pPr>
+              <w:pStyle w:val="BodyText"/>
+            </w:pPr>
+            <w:r>
+              <w:t xml:space="preserve">2 × USB-C Output</w:t>
+            </w:r>
+          </w:p>
+        </w:tc>
+        <w:tc>
+          <w:tcPr/>
+          <w:p>
+            <w:pPr>
+              <w:pStyle w:val="BodyText"/>
+            </w:pPr>
+            <w:r>
+              <w:t xml:space="preserve">30W Max, 5V⎓3A, 9V⎓3A, 12V⎓2.5A, 15V⎓2A, 20V⎓1.5A / 140W Max, 5V⎓3A, 9V⎓3A, 12V⎓3A, 15V⎓3A, 20V⎓5A, 28V⎓5A</w:t>
+            </w:r>
+          </w:p>
+        </w:tc>
+      </w:tr>
+      <w:tr>
+        <w:tc>
+          <w:tcPr/>
+          <w:p>
+            <w:pPr>
+              <w:pStyle w:val="BodyText"/>
+            </w:pPr>
+            <w:r>
+              <w:t xml:space="preserve">1 × DC 12V Port</w:t>
+            </w:r>
+          </w:p>
+        </w:tc>
+        <w:tc>
+          <w:tcPr/>
+          <w:p>
+            <w:pPr>
+              <w:pStyle w:val="BodyText"/>
+            </w:pPr>
+            <w:r>
+              <w:t xml:space="preserve">12V⎓10A Max</w:t>
+            </w:r>
+          </w:p>
+        </w:tc>
+      </w:tr>
+      <w:tr>
+        <w:tc>
+          <w:tcPr/>
+          <w:p>
+            <w:pPr>
+              <w:pStyle w:val="BodyText"/>
+            </w:pPr>
+            <w:r>
+              <w:t xml:space="preserve">1 × DC Expansion Port</w:t>
+            </w:r>
+          </w:p>
+        </w:tc>
+        <w:tc>
+          <w:tcPr/>
+          <w:p>
+            <w:pPr>
+              <w:pStyle w:val="BodyText"/>
+            </w:pPr>
+            <w:r>
+              <w:t xml:space="preserve">36.8V–57.6V⎓ 75A Max</w:t>
+            </w:r>
+          </w:p>
+        </w:tc>
+      </w:tr>
+    </w:tbl>
+    <w:p>
+      <w:pPr>
+        <w:pStyle w:val="BodyText"/>
+      </w:pPr>
+      <w:r>
+        <w:t xml:space="preserve">● ENVIRONMENTAL OPERATING TEMPERATURE</w:t>
+      </w:r>
+    </w:p>
+    <w:tbl>
+      <w:tblPr>
+        <w:tblStyle w:val="Table"/>
+        <w:tblW w:type="pct" w:w="5000"/>
+        <w:tblLayout w:type="fixed"/>
+        <w:tblLook w:firstRow="0" w:lastRow="0" w:firstColumn="0" w:lastColumn="0" w:noHBand="0" w:noVBand="0" w:val="0000"/>
+      </w:tblPr>
+      <w:tblGrid>
+        <w:gridCol w:w="2613"/>
+        <w:gridCol w:w="5306"/>
+      </w:tblGrid>
+      <w:tr>
+        <w:tc>
+          <w:tcPr/>
+          <w:p>
+            <w:pPr>
+              <w:pStyle w:val="FirstParagraph"/>
+            </w:pPr>
+            <w:r>
+              <w:t xml:space="preserve">Charge Temperature</w:t>
+            </w:r>
+          </w:p>
+        </w:tc>
+        <w:tc>
+          <w:tcPr/>
+          <w:p>
+            <w:pPr>
+              <w:pStyle w:val="BodyText"/>
+            </w:pPr>
+            <w:r>
+              <w:t xml:space="preserve">−4°F to 113°F / −20°C to 45°C</w:t>
+            </w:r>
+          </w:p>
+        </w:tc>
+      </w:tr>
+      <w:tr>
+        <w:tc>
+          <w:tcPr/>
+          <w:p>
+            <w:pPr>
+              <w:pStyle w:val="BodyText"/>
+            </w:pPr>
+            <w:r>
+              <w:t xml:space="preserve">Discharge Temperature</w:t>
+            </w:r>
+          </w:p>
+        </w:tc>
+        <w:tc>
+          <w:tcPr/>
+          <w:p>
+            <w:pPr>
+              <w:pStyle w:val="BodyText"/>
+            </w:pPr>
+            <w:r>
+              <w:t xml:space="preserve">−4°F to 113°F / −20°C to 45°C</w:t>
+            </w:r>
+          </w:p>
+        </w:tc>
+      </w:tr>
+    </w:tbl>
+    <w:p>
+      <w:pPr>
+        <w:pStyle w:val="BodyText"/>
+      </w:pPr>
+      <w:r>
+        <w:t xml:space="preserve">※ USB Type-C® and USB-C® are registered trademarks of USB Implementers Forum.</w:t>
+      </w:r>
+    </w:p>
+    <w:p>
+      <w:pPr>
+        <w:pStyle w:val="BodyText"/>
+      </w:pPr>
+      <w:r>
+        <w:t xml:space="preserve">①The product can charge the battery from the AC wall outlet while delivering power through the AC output ports.</w:t>
+      </w:r>
+    </w:p>
+    <w:p>
+      <w:pPr>
+        <w:pStyle w:val="BodyText"/>
+      </w:pPr>
+      <w:r>
+        <w:t xml:space="preserve">②Indicates that two or more AC output ports work together.</w:t>
+      </w:r>
+    </w:p>
+    <w:bookmarkEnd w:id="150"/>
+    <w:bookmarkStart w:id="158" w:name="warranty"/>
+    <w:p>
+      <w:pPr>
+        <w:pStyle w:val="1"/>
+        <w:outlineLvl w:val="0"/>
+      </w:pPr>
+      <w:r>
+        <w:t xml:space="preserve">WARRANTY</w:t>
+      </w:r>
+    </w:p>
+    <w:p>
+      <w:pPr>
+        <w:pStyle w:val="FirstParagraph"/>
+      </w:pPr>
+      <w:r>
+        <w:t xml:space="preserve">We only provide our warranty to customers who purchase from the official Jackery website,</w:t>
+      </w:r>
+      <w:r>
+        <w:t xml:space="preserve"> </w:t>
+      </w:r>
+      <w:r>
+        <w:t xml:space="preserve">Jackery-branded third-party platforms, or local authorized dealers.</w:t>
+      </w:r>
+    </w:p>
+    <w:p>
+      <w:pPr>
+        <w:pStyle w:val="BodyText"/>
+      </w:pPr>
+      <w:r>
+        <w:rPr>
+          <w:i/>
+          <w:iCs/>
+        </w:rPr>
+        <w:t xml:space="preserve">Warranty period and details may vary according to local laws, regulations, and authorized dealers.</w:t>
+      </w:r>
+    </w:p>
+    <w:bookmarkStart w:id="151" w:name="limited-warranty"/>
     <w:p>
       <w:pPr>
         <w:pStyle w:val="2"/>
-      </w:pPr>
-      <w:r>
-        <w:t xml:space="preserve">INPUT PORTS</w:t>
+        <w:outlineLvl w:val="1"/>
+      </w:pPr>
+      <w:r>
+        <w:t xml:space="preserve">Limited Warranty</w:t>
+      </w:r>
+    </w:p>
+    <w:p>
+      <w:pPr>
+        <w:pStyle w:val="FirstParagraph"/>
+      </w:pPr>
+      <w:r>
+        <w:t xml:space="preserve">Jackery Inc. warrants to the original consumer purchaser that the Jackery product will be free from defects</w:t>
+      </w:r>
+      <w:r>
+        <w:t xml:space="preserve"> </w:t>
+      </w:r>
+      <w:r>
+        <w:t xml:space="preserve">in workmanship and material under normal consumer use during the applicable warranty period identified in</w:t>
+      </w:r>
+      <w:r>
+        <w:t xml:space="preserve"> </w:t>
+      </w:r>
+      <w:r>
+        <w:t xml:space="preserve">this "Warranty Period" section below, subject to the exclusions set forth below.</w:t>
+      </w:r>
+    </w:p>
+    <w:p>
+      <w:pPr>
+        <w:pStyle w:val="BodyText"/>
+      </w:pPr>
+      <w:r>
+        <w:t xml:space="preserve">This warranty statement sets forth Jackery's total and exclusive warranty obligation.</w:t>
+      </w:r>
+      <w:r>
+        <w:t xml:space="preserve"> </w:t>
+      </w:r>
+      <w:r>
+        <w:t xml:space="preserve">We will not assume, nor authorize any person to assume for us, any other liability in connection with the sale of our products.</w:t>
+      </w:r>
+    </w:p>
+    <w:bookmarkEnd w:id="151"/>
+    <w:bookmarkStart w:id="153" w:name="warranty-period"/>
+    <w:p>
+      <w:pPr>
+        <w:pStyle w:val="2"/>
+        <w:outlineLvl w:val="1"/>
+      </w:pPr>
+      <w:r>
+        <w:t xml:space="preserve">Warranty Period</w:t>
       </w:r>
     </w:p>
     <w:tbl>
@@ -3094,357 +6126,295 @@
           <w:tcPr/>
           <w:p>
             <w:pPr>
-              <w:pStyle w:val="Compact"/>
-            </w:pPr>
-            <w:r>
-              <w:t xml:space="preserve">1 × AC Input</w:t>
-            </w:r>
-          </w:p>
-        </w:tc>
-        <w:tc>
-          <w:tcPr/>
-          <w:p>
-            <w:pPr>
-              <w:pStyle w:val="Compact"/>
-            </w:pPr>
-            <w:r>
-              <w:t xml:space="preserve">Charge Mode: 100V–120V~60Hz, 15A Max, 1750W Max</w:t>
-            </w:r>
-            <w:r>
-              <w:br/>
-            </w:r>
-            <w:r>
-              <w:t xml:space="preserve">Bypass Mode¹: 100V–120V~60Hz, 12A Max, 1440W</w:t>
-            </w:r>
-          </w:p>
-        </w:tc>
-      </w:tr>
-      <w:tr>
-        <w:tc>
-          <w:tcPr/>
-          <w:p>
-            <w:pPr>
-              <w:pStyle w:val="Compact"/>
-            </w:pPr>
-            <w:r>
-              <w:t xml:space="preserve">2 × DC8020 Ports</w:t>
-            </w:r>
-          </w:p>
-        </w:tc>
-        <w:tc>
-          <w:tcPr/>
-          <w:p>
-            <w:pPr>
-              <w:pStyle w:val="Compact"/>
-            </w:pPr>
-            <w:r>
-              <w:t xml:space="preserve">16V–60V⎓: 12A Max, Double to 21A / 800W Max</w:t>
-            </w:r>
-            <w:r>
-              <w:br/>
-            </w:r>
-            <w:r>
-              <w:t xml:space="preserve">11V–16V⎓: 8A Max</w:t>
-            </w:r>
-          </w:p>
-        </w:tc>
-      </w:tr>
-      <w:tr>
-        <w:tc>
-          <w:tcPr/>
-          <w:p>
-            <w:pPr>
-              <w:pStyle w:val="Compact"/>
-            </w:pPr>
-            <w:r>
-              <w:t xml:space="preserve">1 × DC Expansion Port</w:t>
-            </w:r>
-          </w:p>
-        </w:tc>
-        <w:tc>
-          <w:tcPr/>
-          <w:p>
-            <w:pPr>
-              <w:pStyle w:val="Compact"/>
-            </w:pPr>
-            <w:r>
-              <w:t xml:space="preserve">36.8V–57.6V⎓ 75A Max</w:t>
+              <w:pStyle w:val="FirstParagraph"/>
+            </w:pPr>
+            <w:r>
+              <w:rPr>
+                <w:b/>
+                <w:bCs/>
+              </w:rPr>
+              <w:t xml:space="preserve">3 YEARS</w:t>
+            </w:r>
+          </w:p>
+          <w:p>
+            <w:pPr>
+              <w:pStyle w:val="BodyText"/>
+            </w:pPr>
+            <w:r>
+              <w:rPr>
+                <w:b/>
+                <w:bCs/>
+              </w:rPr>
+              <w:t xml:space="preserve">Standard Warranty</w:t>
+            </w:r>
+          </w:p>
+          <w:p>
+            <w:pPr>
+              <w:pStyle w:val="BodyText"/>
+            </w:pPr>
+            <w:r>
+              <w:t xml:space="preserve">The standard warranty period for Jackery Explorer 2000 is 36 months.</w:t>
+            </w:r>
+            <w:r>
+              <w:t xml:space="preserve"> </w:t>
+            </w:r>
+            <w:r>
+              <w:t xml:space="preserve">In each case, the warranty period is measured starting on the date of purchase</w:t>
+            </w:r>
+            <w:r>
+              <w:t xml:space="preserve"> </w:t>
+            </w:r>
+            <w:r>
+              <w:t xml:space="preserve">by the original consumer purchaser.</w:t>
+            </w:r>
+            <w:r>
+              <w:t xml:space="preserve"> </w:t>
+            </w:r>
+            <w:r>
+              <w:t xml:space="preserve">The sales receipt from the first consumer purchaser, or other reasonable documentary proof,</w:t>
+            </w:r>
+            <w:r>
+              <w:t xml:space="preserve"> </w:t>
+            </w:r>
+            <w:r>
+              <w:t xml:space="preserve">is required in order to establish the start date of the warranty period.</w:t>
+            </w:r>
+          </w:p>
+        </w:tc>
+        <w:tc>
+          <w:tcPr/>
+          <w:p>
+            <w:pPr>
+              <w:pStyle w:val="BodyText"/>
+            </w:pPr>
+            <w:r>
+              <w:rPr>
+                <w:b/>
+                <w:bCs/>
+              </w:rPr>
+              <w:t xml:space="preserve">2 YEARS</w:t>
+            </w:r>
+          </w:p>
+          <w:p>
+            <w:pPr>
+              <w:pStyle w:val="BodyText"/>
+            </w:pPr>
+            <w:r>
+              <w:rPr>
+                <w:b/>
+                <w:bCs/>
+              </w:rPr>
+              <w:t xml:space="preserve">Extended Warranty</w:t>
+            </w:r>
+          </w:p>
+          <w:p>
+            <w:pPr>
+              <w:pStyle w:val="BodyText"/>
+            </w:pPr>
+            <w:r>
+              <w:t xml:space="preserve">To activate the Warranty Extension, you must register your product online</w:t>
+            </w:r>
+            <w:r>
+              <w:t xml:space="preserve"> </w:t>
+            </w:r>
+            <w:r>
+              <w:t xml:space="preserve">or contact our customer service team at</w:t>
+            </w:r>
+            <w:r>
+              <w:t xml:space="preserve"> </w:t>
+            </w:r>
+            <w:hyperlink ns4:id="rId152">
+              <w:r>
+                <w:rPr>
+                  <w:rStyle w:val="Hyperlink"/>
+                </w:rPr>
+                <w:t xml:space="preserve">hello@jackery.com</w:t>
+              </w:r>
+            </w:hyperlink>
+            <w:r>
+              <w:t xml:space="preserve"> </w:t>
+            </w:r>
+            <w:r>
+              <w:t xml:space="preserve">to extend the standard warranty runtime.</w:t>
             </w:r>
           </w:p>
         </w:tc>
       </w:tr>
     </w:tbl>
-    <w:bookmarkEnd w:id="121"/>
-    <w:bookmarkStart w:id="122" w:name="output-ports"/>
+    <w:bookmarkEnd w:id="153"/>
+    <w:bookmarkStart w:id="154" w:name="repair-or-replacement"/>
     <w:p>
       <w:pPr>
         <w:pStyle w:val="2"/>
-      </w:pPr>
-      <w:r>
-        <w:t xml:space="preserve">OUTPUT PORTS</w:t>
-      </w:r>
-    </w:p>
-    <w:tbl>
-      <w:tblPr>
-        <w:tblStyle w:val="Table"/>
-        <w:tblW w:type="pct" w:w="5000"/>
-        <w:tblLayout w:type="fixed"/>
-        <w:tblLook w:firstRow="0" w:lastRow="0" w:firstColumn="0" w:lastColumn="0" w:noHBand="0" w:noVBand="0" w:val="0000"/>
-      </w:tblPr>
-      <w:tblGrid>
-        <w:gridCol w:w="3960"/>
-        <w:gridCol w:w="3960"/>
-      </w:tblGrid>
-      <w:tr>
-        <w:tc>
-          <w:tcPr/>
-          <w:p>
-            <w:pPr>
-              <w:pStyle w:val="Compact"/>
-            </w:pPr>
-            <w:r>
-              <w:t xml:space="preserve">4 × AC Output</w:t>
-            </w:r>
-          </w:p>
-        </w:tc>
-        <w:tc>
-          <w:tcPr/>
-          <w:p>
-            <w:pPr>
-              <w:pStyle w:val="Compact"/>
-            </w:pPr>
-            <w:r>
-              <w:t xml:space="preserve">120V~60Hz, 20A Max, 2400W Rated, 4800W Surge Peak</w:t>
-            </w:r>
-          </w:p>
-        </w:tc>
-      </w:tr>
-      <w:tr>
-        <w:tc>
-          <w:tcPr/>
-          <w:p>
-            <w:pPr>
-              <w:pStyle w:val="Compact"/>
-            </w:pPr>
-            <w:r>
-              <w:t xml:space="preserve">AC Total Output</w:t>
-            </w:r>
-          </w:p>
-        </w:tc>
-        <w:tc>
-          <w:tcPr/>
-          <w:p>
-            <w:pPr>
-              <w:pStyle w:val="Compact"/>
-            </w:pPr>
-            <w:r>
-              <w:t xml:space="preserve">2400W Rated, 4800W Surge peak</w:t>
-            </w:r>
-          </w:p>
-        </w:tc>
-      </w:tr>
-      <w:tr>
-        <w:tc>
-          <w:tcPr/>
-          <w:p>
-            <w:pPr>
-              <w:pStyle w:val="Compact"/>
-            </w:pPr>
-            <w:r>
-              <w:t xml:space="preserve">AC Output in Bypass Mode¹</w:t>
-            </w:r>
-          </w:p>
-        </w:tc>
-        <w:tc>
-          <w:tcPr/>
-          <w:p>
-            <w:pPr>
-              <w:pStyle w:val="Compact"/>
-            </w:pPr>
-            <w:r>
-              <w:t xml:space="preserve">100V–120V~60Hz, 12A Max, 1440W Max</w:t>
-            </w:r>
-          </w:p>
-        </w:tc>
-      </w:tr>
-      <w:tr>
-        <w:tc>
-          <w:tcPr/>
-          <w:p>
-            <w:pPr>
-              <w:pStyle w:val="Compact"/>
-            </w:pPr>
-            <w:r>
-              <w:t xml:space="preserve">1 × USB-A Output</w:t>
-            </w:r>
-          </w:p>
-        </w:tc>
-        <w:tc>
-          <w:tcPr/>
-          <w:p>
-            <w:pPr>
-              <w:pStyle w:val="Compact"/>
-            </w:pPr>
-            <w:r>
-              <w:t xml:space="preserve">18W Max, 5V⎓3A, 6V⎓2A, 9V⎓2A, 9-12V⎓1.5A</w:t>
-            </w:r>
-          </w:p>
-        </w:tc>
-      </w:tr>
-      <w:tr>
-        <w:tc>
-          <w:tcPr/>
-          <w:p>
-            <w:pPr>
-              <w:pStyle w:val="Compact"/>
-            </w:pPr>
-            <w:r>
-              <w:t xml:space="preserve">2 × USB-C Output</w:t>
-            </w:r>
-          </w:p>
-        </w:tc>
-        <w:tc>
-          <w:tcPr/>
-          <w:p>
-            <w:pPr>
-              <w:pStyle w:val="Compact"/>
-            </w:pPr>
-            <w:r>
-              <w:t xml:space="preserve">30W Max, 5V⎓3A, 9V⎓3A, 12V⎓2.5A, 15V⎓2A, 20V⎓1.5A</w:t>
-            </w:r>
-            <w:r>
-              <w:br/>
-            </w:r>
-            <w:r>
-              <w:t xml:space="preserve">140W Max, 5V⎓3A, 9V⎓3A, 12V⎓3A, 15V⎓3A, 20V⎓5A, 28V⎓5A</w:t>
-            </w:r>
-          </w:p>
-        </w:tc>
-      </w:tr>
-      <w:tr>
-        <w:tc>
-          <w:tcPr/>
-          <w:p>
-            <w:pPr>
-              <w:pStyle w:val="Compact"/>
-            </w:pPr>
-            <w:r>
-              <w:t xml:space="preserve">1 × DC 12V Port</w:t>
-            </w:r>
-          </w:p>
-        </w:tc>
-        <w:tc>
-          <w:tcPr/>
-          <w:p>
-            <w:pPr>
-              <w:pStyle w:val="Compact"/>
-            </w:pPr>
-            <w:r>
-              <w:t xml:space="preserve">12V⎓10A Max</w:t>
-            </w:r>
-          </w:p>
-        </w:tc>
-      </w:tr>
-      <w:tr>
-        <w:tc>
-          <w:tcPr/>
-          <w:p>
-            <w:pPr>
-              <w:pStyle w:val="Compact"/>
-            </w:pPr>
-            <w:r>
-              <w:t xml:space="preserve">1 × DC Expansion Port</w:t>
-            </w:r>
-          </w:p>
-        </w:tc>
-        <w:tc>
-          <w:tcPr/>
-          <w:p>
-            <w:pPr>
-              <w:pStyle w:val="Compact"/>
-            </w:pPr>
-            <w:r>
-              <w:t xml:space="preserve">36.8V–57.6V⎓ 75A Max</w:t>
-            </w:r>
-          </w:p>
-        </w:tc>
-      </w:tr>
-    </w:tbl>
-    <w:bookmarkEnd w:id="122"/>
-    <w:bookmarkStart w:id="123" w:name="environmental-operating-temperature"/>
+        <w:outlineLvl w:val="1"/>
+      </w:pPr>
+      <w:r>
+        <w:t xml:space="preserve">Repair or Replacement</w:t>
+      </w:r>
+    </w:p>
+    <w:p>
+      <w:pPr>
+        <w:pStyle w:val="FirstParagraph"/>
+      </w:pPr>
+      <w:r>
+        <w:t xml:space="preserve">Jackery will repair or replace (at Jackery's expense) any Jackery product that fails to operate</w:t>
+      </w:r>
+      <w:r>
+        <w:t xml:space="preserve"> </w:t>
+      </w:r>
+      <w:r>
+        <w:t xml:space="preserve">during the applicable warranty period due to a defect in workmanship or material.</w:t>
+      </w:r>
+      <w:r>
+        <w:t xml:space="preserve"> </w:t>
+      </w:r>
+      <w:r>
+        <w:t xml:space="preserve">The repaired or replaced product assumes the remaining warranty of the original date of purchase.</w:t>
+      </w:r>
+    </w:p>
+    <w:bookmarkEnd w:id="154"/>
+    <w:bookmarkStart w:id="155" w:name="limited-to-original-consumer-buyer"/>
     <w:p>
       <w:pPr>
         <w:pStyle w:val="2"/>
-      </w:pPr>
-      <w:r>
-        <w:t xml:space="preserve">ENVIRONMENTAL OPERATING TEMPERATURE</w:t>
-      </w:r>
-    </w:p>
-    <w:tbl>
-      <w:tblPr>
-        <w:tblStyle w:val="Table"/>
-        <w:tblW w:type="auto" w:w="0"/>
-        <w:tblLook w:firstRow="0" w:lastRow="0" w:firstColumn="0" w:lastColumn="0" w:noHBand="0" w:noVBand="0" w:val="0000"/>
-      </w:tblPr>
-      <w:tblGrid>
-        <w:gridCol w:w="3960"/>
-        <w:gridCol w:w="3960"/>
-      </w:tblGrid>
-      <w:tr>
-        <w:tc>
-          <w:tcPr/>
-          <w:p>
-            <w:pPr>
-              <w:pStyle w:val="Compact"/>
-            </w:pPr>
-            <w:r>
-              <w:t xml:space="preserve">Charge Temperature</w:t>
-            </w:r>
-          </w:p>
-        </w:tc>
-        <w:tc>
-          <w:tcPr/>
-          <w:p>
-            <w:pPr>
-              <w:pStyle w:val="Compact"/>
-            </w:pPr>
-            <w:r>
-              <w:t xml:space="preserve">−4°F to 113°F / −20°C to 45°C</w:t>
-            </w:r>
-          </w:p>
-        </w:tc>
-      </w:tr>
-      <w:tr>
-        <w:tc>
-          <w:tcPr/>
-          <w:p>
-            <w:pPr>
-              <w:pStyle w:val="Compact"/>
-            </w:pPr>
-            <w:r>
-              <w:t xml:space="preserve">Discharge Temperature</w:t>
-            </w:r>
-          </w:p>
-        </w:tc>
-        <w:tc>
-          <w:tcPr/>
-          <w:p>
-            <w:pPr>
-              <w:pStyle w:val="Compact"/>
-            </w:pPr>
-            <w:r>
-              <w:t xml:space="preserve">−4°F to 113°F / −20°C to 45°C</w:t>
-            </w:r>
-          </w:p>
-        </w:tc>
-      </w:tr>
-    </w:tbl>
+        <w:outlineLvl w:val="1"/>
+      </w:pPr>
+      <w:r>
+        <w:t xml:space="preserve">Limited to Original Consumer Buyer</w:t>
+      </w:r>
+    </w:p>
+    <w:p>
+      <w:pPr>
+        <w:pStyle w:val="FirstParagraph"/>
+      </w:pPr>
+      <w:r>
+        <w:t xml:space="preserve">The warranty on Jackery's product is limited to the original consumer purchaser</w:t>
+      </w:r>
+      <w:r>
+        <w:t xml:space="preserve"> </w:t>
+      </w:r>
+      <w:r>
+        <w:t xml:space="preserve">and is not transferable to any subsequent owner.</w:t>
+      </w:r>
+    </w:p>
+    <w:bookmarkEnd w:id="155"/>
+    <w:bookmarkStart w:id="156" w:name="exclusions"/>
+    <w:p>
+      <w:pPr>
+        <w:pStyle w:val="2"/>
+        <w:outlineLvl w:val="1"/>
+      </w:pPr>
+      <w:r>
+        <w:t xml:space="preserve">Exclusions</w:t>
+      </w:r>
+    </w:p>
+    <w:p>
+      <w:pPr>
+        <w:pStyle w:val="FirstParagraph"/>
+      </w:pPr>
+      <w:r>
+        <w:t xml:space="preserve">Jackery's warranty does not apply to:</w:t>
+      </w:r>
+    </w:p>
+    <w:p>
+      <w:pPr>
+        <w:numPr>
+          <w:ilvl w:val="0"/>
+          <w:numId w:val="1018"/>
+        </w:numPr>
+      </w:pPr>
+      <w:r>
+        <w:t xml:space="preserve">Misused, abused, modified, damaged by accident, or used for anything other than normal consumer use as authorized in Jackery's current product literature.</w:t>
+      </w:r>
+    </w:p>
+    <w:p>
+      <w:pPr>
+        <w:numPr>
+          <w:ilvl w:val="0"/>
+          <w:numId w:val="1018"/>
+        </w:numPr>
+      </w:pPr>
+      <w:r>
+        <w:t xml:space="preserve">Attempted repair by anyone other than an authorized facility.</w:t>
+      </w:r>
+    </w:p>
+    <w:p>
+      <w:pPr>
+        <w:numPr>
+          <w:ilvl w:val="0"/>
+          <w:numId w:val="1018"/>
+        </w:numPr>
+      </w:pPr>
+      <w:r>
+        <w:t xml:space="preserve">Any product purchased through an online auction house.</w:t>
+      </w:r>
+    </w:p>
+    <w:p>
+      <w:pPr>
+        <w:numPr>
+          <w:ilvl w:val="0"/>
+          <w:numId w:val="1018"/>
+        </w:numPr>
+      </w:pPr>
+      <w:r>
+        <w:t xml:space="preserve">Jackery's warranty does not apply to the battery cell unless the battery cell is fully charged by you within seven days after you purchase the product and at least once every 6 months thereafter.</w:t>
+      </w:r>
+    </w:p>
+    <w:bookmarkEnd w:id="156"/>
+    <w:bookmarkStart w:id="157" w:name="interpretation-rights"/>
+    <w:p>
+      <w:pPr>
+        <w:pStyle w:val="2"/>
+        <w:outlineLvl w:val="1"/>
+      </w:pPr>
+      <w:r>
+        <w:t xml:space="preserve">Interpretation Rights</w:t>
+      </w:r>
+    </w:p>
+    <w:p>
+      <w:pPr>
+        <w:pStyle w:val="FirstParagraph"/>
+      </w:pPr>
+      <w:r>
+        <w:t xml:space="preserve">Jackery reserves the right to final interpretation of the above customer after-sales policy.</w:t>
+      </w:r>
+    </w:p>
+    <w:bookmarkEnd w:id="157"/>
+    <w:bookmarkEnd w:id="158"/>
+    <w:bookmarkStart w:id="163" w:name="app-setup"/>
+    <w:p>
+      <w:pPr>
+        <w:pStyle w:val="1"/>
+        <w:outlineLvl w:val="0"/>
+      </w:pPr>
+      <w:r>
+        <w:t xml:space="preserve">APP SETUP</w:t>
+      </w:r>
+    </w:p>
+    <w:p>
+      <w:pPr>
+        <w:pStyle w:val="FirstParagraph"/>
+      </w:pPr>
+      <w:r>
+        <w:rPr>
+          <w:b/>
+          <w:bCs/>
+        </w:rPr>
+        <w:t xml:space="preserve">1. Download the App and Log In</w:t>
+      </w:r>
+    </w:p>
     <w:p>
       <w:pPr>
         <w:pStyle w:val="BodyText"/>
       </w:pPr>
       <w:r>
-        <w:t xml:space="preserve">※ USB Type-C® and USB-C® are registered trademarks of USB Implementers Forum.</w:t>
+        <w:t xml:space="preserve">Search for "Jackery" in Google Play or the App Store to install the App, then register and log in.</w:t>
+      </w:r>
+      <w:r>
+        <w:t xml:space="preserve"> </w:t>
+      </w:r>
+      <w:r>
+        <w:t xml:space="preserve">You can also scan the product QR code to download and install the App.</w:t>
       </w:r>
     </w:p>
     <w:p>
@@ -3452,7 +6422,11 @@
         <w:pStyle w:val="BodyText"/>
       </w:pPr>
       <w:r>
-        <w:t xml:space="preserve">①The product can charge the battery from the AC wall outlet while delivering power through the AC output ports.</w:t>
+        <w:rPr>
+          <w:b/>
+          <w:bCs/>
+        </w:rPr>
+        <w:t xml:space="preserve">2. Add Device</w:t>
       </w:r>
     </w:p>
     <w:p>
@@ -3460,26 +6434,124 @@
         <w:pStyle w:val="BodyText"/>
       </w:pPr>
       <w:r>
-        <w:t xml:space="preserve">②Indicates that two or more AC output ports work together.</w:t>
-      </w:r>
-    </w:p>
-    <w:bookmarkEnd w:id="123"/>
-    <w:bookmarkEnd w:id="124"/>
+        <w:t xml:space="preserve">2.1 Click the add-device button in the App.</w:t>
+      </w:r>
+    </w:p>
     <w:p>
       <w:pPr>
         <w:pStyle w:val="BodyText"/>
       </w:pPr>
       <w:r>
-        <w:t xml:space="preserve">Jackery HomePower 2000 Plus v2 is covered by a limited warranty provided by the manufacturer.</w:t>
-      </w:r>
-    </w:p>
-    <w:bookmarkStart w:id="125" w:name="warranty-coverage"/>
-    <w:p>
-      <w:pPr>
-        <w:pStyle w:val="2"/>
-      </w:pPr>
-      <w:r>
-        <w:t xml:space="preserve">Warranty Coverage</w:t>
+        <w:t xml:space="preserve">2.2 Press the POWER button on the device to turn it on.</w:t>
+      </w:r>
+      <w:r>
+        <w:t xml:space="preserve"> </w:t>
+      </w:r>
+      <w:r>
+        <w:t xml:space="preserve">When the Wi-Fi and Bluetooth icons flash, the device is in network configuration mode.</w:t>
+      </w:r>
+      <w:r>
+        <w:t xml:space="preserve"> </w:t>
+      </w:r>
+      <w:r>
+        <w:t xml:space="preserve">Tap "Icon Flashed", allow nearby-device access, and enable Bluetooth permission.</w:t>
+      </w:r>
+    </w:p>
+    <w:p>
+      <w:pPr>
+        <w:pStyle w:val="BodyText"/>
+      </w:pPr>
+      <w:r>
+        <w:drawing>
+          <ns1:inline>
+            <ns1:extent cx="3048000" cy="2389238"/>
+            <ns1:effectExtent b="0" l="0" r="0" t="0"/>
+            <ns1:docPr descr="App add device step placeholder." title="" id="159" name="Picture"/>
+            <ns2:graphic>
+              <ns2:graphicData uri="http://schemas.openxmlformats.org/drawingml/2006/picture">
+                <ns3:pic>
+                  <ns3:nvPicPr>
+                    <ns3:cNvPr descr="_static/manual_en/01_meaning_of_symbols/fig.png" id="160" name="Picture"/>
+                    <ns3:cNvPicPr>
+                      <ns2:picLocks noChangeArrowheads="1" noChangeAspect="1"/>
+                    </ns3:cNvPicPr>
+                  </ns3:nvPicPr>
+                  <ns3:blipFill>
+                    <ns2:blip ns4:embed="rId67"/>
+                    <ns2:stretch>
+                      <ns2:fillRect/>
+                    </ns2:stretch>
+                  </ns3:blipFill>
+                  <ns3:spPr bwMode="auto">
+                    <ns2:xfrm>
+                      <ns2:off x="0" y="0"/>
+                      <ns2:ext cx="3048000" cy="2389238"/>
+                    </ns2:xfrm>
+                    <ns2:prstGeom prst="rect">
+                      <ns2:avLst/>
+                    </ns2:prstGeom>
+                    <ns2:noFill/>
+                    <ns2:ln w="9525">
+                      <ns2:noFill/>
+                      <ns2:headEnd/>
+                      <ns2:tailEnd/>
+                    </ns2:ln>
+                  </ns3:spPr>
+                </ns3:pic>
+              </ns2:graphicData>
+            </ns2:graphic>
+          </ns1:inline>
+        </w:drawing>
+      </w:r>
+    </w:p>
+    <w:p>
+      <w:pPr>
+        <w:pStyle w:val="BodyText"/>
+      </w:pPr>
+      <w:r>
+        <w:t xml:space="preserve">2.3 After tapping the searched device icon, the App connects the device through Bluetooth automatically.</w:t>
+      </w:r>
+    </w:p>
+    <w:p>
+      <w:pPr>
+        <w:pStyle w:val="BodyText"/>
+      </w:pPr>
+      <w:r>
+        <w:rPr>
+          <w:b/>
+          <w:bCs/>
+        </w:rPr>
+        <w:t xml:space="preserve">NOTE</w:t>
+      </w:r>
+    </w:p>
+    <w:p>
+      <w:pPr>
+        <w:pStyle w:val="BodyText"/>
+      </w:pPr>
+      <w:r>
+        <w:t xml:space="preserve">If "the device has been bound" appears:</w:t>
+      </w:r>
+    </w:p>
+    <w:p>
+      <w:pPr>
+        <w:numPr>
+          <w:ilvl w:val="0"/>
+          <w:numId w:val="1019"/>
+        </w:numPr>
+      </w:pPr>
+      <w:r>
+        <w:t xml:space="preserve">Ask the device owner to share the device through the App, or</w:t>
+      </w:r>
+    </w:p>
+    <w:p>
+      <w:pPr>
+        <w:numPr>
+          <w:ilvl w:val="0"/>
+          <w:numId w:val="1019"/>
+        </w:numPr>
+      </w:pPr>
+      <w:r>
+        <w:t xml:space="preserve">Press and hold POWER + DC/USB power button for 3 seconds to reset Wi-Fi and Bluetooth, then bind again.</w:t>
       </w:r>
     </w:p>
     <w:p>
@@ -3487,17 +6559,41 @@
         <w:pStyle w:val="FirstParagraph"/>
       </w:pPr>
       <w:r>
-        <w:t xml:space="preserve">The warranty covers defects in materials and workmanship under normal use.</w:t>
-      </w:r>
-    </w:p>
-    <w:bookmarkEnd w:id="125"/>
-    <w:bookmarkStart w:id="126" w:name="warranty-period"/>
-    <w:p>
-      <w:pPr>
-        <w:pStyle w:val="2"/>
-      </w:pPr>
-      <w:r>
-        <w:t xml:space="preserve">Warranty Period</w:t>
+        <w:t xml:space="preserve">2.4 After successful Bluetooth connection, enter the Wi-Fi password and tap OK.</w:t>
+      </w:r>
+    </w:p>
+    <w:p>
+      <w:pPr>
+        <w:pStyle w:val="BodyText"/>
+      </w:pPr>
+      <w:r>
+        <w:rPr>
+          <w:b/>
+          <w:bCs/>
+        </w:rPr>
+        <w:t xml:space="preserve">NOTE</w:t>
+      </w:r>
+    </w:p>
+    <w:p>
+      <w:pPr>
+        <w:numPr>
+          <w:ilvl w:val="0"/>
+          <w:numId w:val="1020"/>
+        </w:numPr>
+      </w:pPr>
+      <w:r>
+        <w:t xml:space="preserve">Use a 2.4 GHz Wi-Fi network. 5 GHz Wi-Fi is not supported.</w:t>
+      </w:r>
+    </w:p>
+    <w:p>
+      <w:pPr>
+        <w:numPr>
+          <w:ilvl w:val="0"/>
+          <w:numId w:val="1020"/>
+        </w:numPr>
+      </w:pPr>
+      <w:r>
+        <w:t xml:space="preserve">After successful device addition, the Wi-Fi icon stays on.</w:t>
       </w:r>
     </w:p>
     <w:p>
@@ -3505,17 +6601,107 @@
         <w:pStyle w:val="FirstParagraph"/>
       </w:pPr>
       <w:r>
-        <w:t xml:space="preserve">The warranty period begins on the date of purchase.</w:t>
-      </w:r>
-    </w:p>
-    <w:bookmarkEnd w:id="126"/>
-    <w:bookmarkStart w:id="127" w:name="exclusions"/>
-    <w:p>
-      <w:pPr>
-        <w:pStyle w:val="2"/>
-      </w:pPr>
-      <w:r>
-        <w:t xml:space="preserve">Exclusions</w:t>
+        <w:t xml:space="preserve">The screenshots in the official manual are for reference only.</w:t>
+      </w:r>
+    </w:p>
+    <w:p>
+      <w:pPr>
+        <w:pStyle w:val="BodyText"/>
+      </w:pPr>
+      <w:r>
+        <w:rPr>
+          <w:b/>
+          <w:bCs/>
+        </w:rPr>
+        <w:t xml:space="preserve">CAUTION</w:t>
+      </w:r>
+    </w:p>
+    <w:p>
+      <w:pPr>
+        <w:pStyle w:val="BodyText"/>
+      </w:pPr>
+      <w:r>
+        <w:t xml:space="preserve">The Jackery App can connect to only one power station over Bluetooth at a time.</w:t>
+      </w:r>
+      <w:r>
+        <w:t xml:space="preserve"> </w:t>
+      </w:r>
+      <w:r>
+        <w:t xml:space="preserve">Returning to the device list disconnects Bluetooth automatically.</w:t>
+      </w:r>
+      <w:r>
+        <w:t xml:space="preserve"> </w:t>
+      </w:r>
+      <w:r>
+        <w:t xml:space="preserve">Tap the power station again to reconnect.</w:t>
+      </w:r>
+    </w:p>
+    <w:p>
+      <w:pPr>
+        <w:pStyle w:val="BodyText"/>
+      </w:pPr>
+      <w:r>
+        <w:rPr>
+          <w:b/>
+          <w:bCs/>
+        </w:rPr>
+        <w:t xml:space="preserve">3. Unbind Device</w:t>
+      </w:r>
+    </w:p>
+    <w:p>
+      <w:pPr>
+        <w:pStyle w:val="BodyText"/>
+      </w:pPr>
+      <w:r>
+        <w:t xml:space="preserve">Open device Settings from the top-right corner of the device page,</w:t>
+      </w:r>
+      <w:r>
+        <w:t xml:space="preserve"> </w:t>
+      </w:r>
+      <w:r>
+        <w:t xml:space="preserve">then tap Unbind at the bottom of the settings page.</w:t>
+      </w:r>
+    </w:p>
+    <w:p>
+      <w:pPr>
+        <w:pStyle w:val="BodyText"/>
+      </w:pPr>
+      <w:r>
+        <w:rPr>
+          <w:b/>
+          <w:bCs/>
+        </w:rPr>
+        <w:t xml:space="preserve">4. Wi-Fi and Bluetooth Shortcuts</w:t>
+      </w:r>
+    </w:p>
+    <w:p>
+      <w:pPr>
+        <w:pStyle w:val="BodyText"/>
+      </w:pPr>
+      <w:r>
+        <w:t xml:space="preserve">4.1 Turn on Wi-Fi and Bluetooth</w:t>
+      </w:r>
+    </w:p>
+    <w:p>
+      <w:pPr>
+        <w:numPr>
+          <w:ilvl w:val="0"/>
+          <w:numId w:val="1021"/>
+        </w:numPr>
+      </w:pPr>
+      <w:r>
+        <w:t xml:space="preserve">They turn on automatically after device startup.</w:t>
+      </w:r>
+    </w:p>
+    <w:p>
+      <w:pPr>
+        <w:numPr>
+          <w:ilvl w:val="0"/>
+          <w:numId w:val="1021"/>
+        </w:numPr>
+      </w:pPr>
+      <w:r>
+        <w:t xml:space="preserve">Or hold DC/USB power button + AC power button until both icons light up.</w:t>
       </w:r>
     </w:p>
     <w:p>
@@ -3523,7 +6709,7 @@
         <w:pStyle w:val="FirstParagraph"/>
       </w:pPr>
       <w:r>
-        <w:t xml:space="preserve">The warranty does not cover:</w:t>
+        <w:t xml:space="preserve">4.2 Turn off Wi-Fi and Bluetooth</w:t>
       </w:r>
     </w:p>
     <w:p>
@@ -3534,50 +6720,7 @@
         </w:numPr>
       </w:pPr>
       <w:r>
-        <w:t xml:space="preserve">Damage caused by misuse</w:t>
-      </w:r>
-    </w:p>
-    <w:p>
-      <w:pPr>
-        <w:numPr>
-          <w:ilvl w:val="0"/>
-          <w:numId w:val="1022"/>
-        </w:numPr>
-      </w:pPr>
-      <w:r>
-        <w:t xml:space="preserve">Unauthorized modifications</w:t>
-      </w:r>
-    </w:p>
-    <w:p>
-      <w:pPr>
-        <w:numPr>
-          <w:ilvl w:val="0"/>
-          <w:numId w:val="1022"/>
-        </w:numPr>
-      </w:pPr>
-      <w:r>
-        <w:t xml:space="preserve">Accidental damage</w:t>
-      </w:r>
-    </w:p>
-    <w:p>
-      <w:pPr>
-        <w:numPr>
-          <w:ilvl w:val="0"/>
-          <w:numId w:val="1022"/>
-        </w:numPr>
-      </w:pPr>
-      <w:r>
-        <w:t xml:space="preserve">Improper storage conditions</w:t>
-      </w:r>
-    </w:p>
-    <w:bookmarkEnd w:id="127"/>
-    <w:bookmarkStart w:id="128" w:name="customer-support"/>
-    <w:p>
-      <w:pPr>
-        <w:pStyle w:val="2"/>
-      </w:pPr>
-      <w:r>
-        <w:t xml:space="preserve">Customer Support</w:t>
+        <w:t xml:space="preserve">Hold DC/USB power button + AC power button until both icons are off.</w:t>
       </w:r>
     </w:p>
     <w:p>
@@ -3585,25 +6728,7 @@
         <w:pStyle w:val="FirstParagraph"/>
       </w:pPr>
       <w:r>
-        <w:t xml:space="preserve">For warranty service or technical support, contact the official support channel.</w:t>
-      </w:r>
-    </w:p>
-    <w:bookmarkEnd w:id="128"/>
-    <w:p>
-      <w:pPr>
-        <w:pStyle w:val="BodyText"/>
-      </w:pPr>
-      <w:r>
-        <w:t xml:space="preserve">Jackery HomePower 2000 Plus v2 can be monitored and controlled using the official mobile application.</w:t>
-      </w:r>
-    </w:p>
-    <w:bookmarkStart w:id="129" w:name="basic-features"/>
-    <w:p>
-      <w:pPr>
-        <w:pStyle w:val="2"/>
-      </w:pPr>
-      <w:r>
-        <w:t xml:space="preserve">Basic Features</w:t>
+        <w:t xml:space="preserve">4.3 Reset Wi-Fi and Bluetooth</w:t>
       </w:r>
     </w:p>
     <w:p>
@@ -3614,7 +6739,7 @@
         </w:numPr>
       </w:pPr>
       <w:r>
-        <w:t xml:space="preserve">Real-time power monitoring</w:t>
+        <w:t xml:space="preserve">Hold POWER button + DC/USB power button for 3 seconds.</w:t>
       </w:r>
     </w:p>
     <w:p>
@@ -3625,29 +6750,7 @@
         </w:numPr>
       </w:pPr>
       <w:r>
-        <w:t xml:space="preserve">Input and output status display</w:t>
-      </w:r>
-    </w:p>
-    <w:p>
-      <w:pPr>
-        <w:numPr>
-          <w:ilvl w:val="0"/>
-          <w:numId w:val="1023"/>
-        </w:numPr>
-      </w:pPr>
-      <w:r>
-        <w:t xml:space="preserve">Battery level monitoring</w:t>
-      </w:r>
-    </w:p>
-    <w:p>
-      <w:pPr>
-        <w:numPr>
-          <w:ilvl w:val="0"/>
-          <w:numId w:val="1023"/>
-        </w:numPr>
-      </w:pPr>
-      <w:r>
-        <w:t xml:space="preserve">Firmware updates</w:t>
+        <w:t xml:space="preserve">The connected App account will be unbound after reset.</w:t>
       </w:r>
     </w:p>
     <w:p>
@@ -3655,40 +6758,49 @@
         <w:pStyle w:val="FirstParagraph"/>
       </w:pPr>
       <w:r>
-        <w:t xml:space="preserve">Note</w:t>
-      </w:r>
-    </w:p>
-    <w:p>
-      <w:pPr>
-        <w:pStyle w:val="BodyText"/>
-      </w:pPr>
-      <w:r>
-        <w:t xml:space="preserve">The official manual provides detailed step-by-step screenshots</w:t>
-      </w:r>
-      <w:r>
-        <w:t xml:space="preserve"> </w:t>
-      </w:r>
-      <w:r>
-        <w:t xml:space="preserve">for connecting the device to the mobile application.</w:t>
-      </w:r>
-    </w:p>
-    <w:p>
-      <w:pPr>
-        <w:pStyle w:val="BodyText"/>
-      </w:pPr>
-      <w:r>
-        <w:t xml:space="preserve">Note</w:t>
-      </w:r>
-    </w:p>
-    <w:p>
-      <w:pPr>
-        <w:pStyle w:val="BodyText"/>
-      </w:pPr>
-      <w:r>
-        <w:t xml:space="preserve">TODO: Insert app connection screenshots and pairing instructions.</w:t>
-      </w:r>
-    </w:p>
-    <w:bookmarkEnd w:id="129"/>
+        <w:drawing>
+          <ns1:inline>
+            <ns1:extent cx="3048000" cy="2389238"/>
+            <ns1:effectExtent b="0" l="0" r="0" t="0"/>
+            <ns1:docPr descr="App setup operation key combination placeholder." title="" id="161" name="Picture"/>
+            <ns2:graphic>
+              <ns2:graphicData uri="http://schemas.openxmlformats.org/drawingml/2006/picture">
+                <ns3:pic>
+                  <ns3:nvPicPr>
+                    <ns3:cNvPr descr="_static/manual_en/01_meaning_of_symbols/fig.png" id="162" name="Picture"/>
+                    <ns3:cNvPicPr>
+                      <ns2:picLocks noChangeArrowheads="1" noChangeAspect="1"/>
+                    </ns3:cNvPicPr>
+                  </ns3:nvPicPr>
+                  <ns3:blipFill>
+                    <ns2:blip ns4:embed="rId67"/>
+                    <ns2:stretch>
+                      <ns2:fillRect/>
+                    </ns2:stretch>
+                  </ns3:blipFill>
+                  <ns3:spPr bwMode="auto">
+                    <ns2:xfrm>
+                      <ns2:off x="0" y="0"/>
+                      <ns2:ext cx="3048000" cy="2389238"/>
+                    </ns2:xfrm>
+                    <ns2:prstGeom prst="rect">
+                      <ns2:avLst/>
+                    </ns2:prstGeom>
+                    <ns2:noFill/>
+                    <ns2:ln w="9525">
+                      <ns2:noFill/>
+                      <ns2:headEnd/>
+                      <ns2:tailEnd/>
+                    </ns2:ln>
+                  </ns3:spPr>
+                </ns3:pic>
+              </ns2:graphicData>
+            </ns2:graphic>
+          </ns1:inline>
+        </w:drawing>
+      </w:r>
+    </w:p>
+    <w:bookmarkEnd w:id="163"/>
     <w:sectPr>
       <w:pgSz w:h="16905" w:w="13380"/>
       <w:pgMar w:bottom="720" w:footer="991" w:gutter="0" w:header="850" w:left="1080" w:right="1080" w:top="720"/>
@@ -4988,91 +8100,6 @@
       <w:rPr>
         <w:rFonts w:ascii="Wingdings" w:hAnsi="Wingdings" w:cs="Wingdings" w:hint="default"/>
       </w:rPr>
-    </w:lvl>
-  </w:abstractNum>
-  <w:abstractNum w:abstractNumId="99201">
-    <w:nsid w:val="00A99201"/>
-    <w:multiLevelType w:val="multilevel"/>
-    <w:lvl w:ilvl="0">
-      <w:start w:val="1"/>
-      <w:numFmt w:val="decimal"/>
-      <w:lvlText w:val="%1."/>
-      <w:lvlJc w:val="left"/>
-      <w:pPr>
-        <w:ind w:left="720" w:hanging="360"/>
-      </w:pPr>
-    </w:lvl>
-    <w:lvl w:ilvl="1">
-      <w:start w:val="1"/>
-      <w:numFmt w:val="lowerLetter"/>
-      <w:lvlText w:val="%2."/>
-      <w:lvlJc w:val="left"/>
-      <w:pPr>
-        <w:ind w:left="1440" w:hanging="360"/>
-      </w:pPr>
-    </w:lvl>
-    <w:lvl w:ilvl="2">
-      <w:start w:val="1"/>
-      <w:numFmt w:val="lowerRoman"/>
-      <w:lvlText w:val="%3."/>
-      <w:lvlJc w:val="left"/>
-      <w:pPr>
-        <w:ind w:left="2160" w:hanging="360"/>
-      </w:pPr>
-    </w:lvl>
-    <w:lvl w:ilvl="3">
-      <w:start w:val="1"/>
-      <w:numFmt w:val="decimal"/>
-      <w:lvlText w:val="%4."/>
-      <w:lvlJc w:val="left"/>
-      <w:pPr>
-        <w:ind w:left="2880" w:hanging="360"/>
-      </w:pPr>
-    </w:lvl>
-    <w:lvl w:ilvl="4">
-      <w:start w:val="1"/>
-      <w:numFmt w:val="lowerLetter"/>
-      <w:lvlText w:val="%5."/>
-      <w:lvlJc w:val="left"/>
-      <w:pPr>
-        <w:ind w:left="3600" w:hanging="360"/>
-      </w:pPr>
-    </w:lvl>
-    <w:lvl w:ilvl="5">
-      <w:start w:val="1"/>
-      <w:numFmt w:val="lowerRoman"/>
-      <w:lvlText w:val="%6."/>
-      <w:lvlJc w:val="left"/>
-      <w:pPr>
-        <w:ind w:left="4320" w:hanging="360"/>
-      </w:pPr>
-    </w:lvl>
-    <w:lvl w:ilvl="6">
-      <w:start w:val="1"/>
-      <w:numFmt w:val="decimal"/>
-      <w:lvlText w:val="%7."/>
-      <w:lvlJc w:val="left"/>
-      <w:pPr>
-        <w:ind w:left="5040" w:hanging="360"/>
-      </w:pPr>
-    </w:lvl>
-    <w:lvl w:ilvl="7">
-      <w:start w:val="1"/>
-      <w:numFmt w:val="lowerLetter"/>
-      <w:lvlText w:val="%8."/>
-      <w:lvlJc w:val="left"/>
-      <w:pPr>
-        <w:ind w:left="5760" w:hanging="360"/>
-      </w:pPr>
-    </w:lvl>
-    <w:lvl w:ilvl="8">
-      <w:start w:val="1"/>
-      <w:numFmt w:val="lowerRoman"/>
-      <w:lvlText w:val="%9."/>
-      <w:lvlJc w:val="left"/>
-      <w:pPr>
-        <w:ind w:left="6480" w:hanging="360"/>
-      </w:pPr>
     </w:lvl>
   </w:abstractNum>
   <w:num w16cid:durableId="690255272" w:numId="1">
@@ -5151,34 +8178,7 @@
     <w:abstractNumId w:val="991"/>
   </w:num>
   <w:num w:numId="1005">
-    <w:abstractNumId w:val="99201"/>
-    <w:lvlOverride w:ilvl="0">
-      <w:startOverride w:val="1"/>
-    </w:lvlOverride>
-    <w:lvlOverride w:ilvl="1">
-      <w:startOverride w:val="1"/>
-    </w:lvlOverride>
-    <w:lvlOverride w:ilvl="2">
-      <w:startOverride w:val="1"/>
-    </w:lvlOverride>
-    <w:lvlOverride w:ilvl="3">
-      <w:startOverride w:val="1"/>
-    </w:lvlOverride>
-    <w:lvlOverride w:ilvl="4">
-      <w:startOverride w:val="1"/>
-    </w:lvlOverride>
-    <w:lvlOverride w:ilvl="5">
-      <w:startOverride w:val="1"/>
-    </w:lvlOverride>
-    <w:lvlOverride w:ilvl="6">
-      <w:startOverride w:val="1"/>
-    </w:lvlOverride>
-    <w:lvlOverride w:ilvl="7">
-      <w:startOverride w:val="1"/>
-    </w:lvlOverride>
-    <w:lvlOverride w:ilvl="8">
-      <w:startOverride w:val="1"/>
-    </w:lvlOverride>
+    <w:abstractNumId w:val="991"/>
   </w:num>
   <w:num w:numId="1006">
     <w:abstractNumId w:val="991"/>
@@ -5187,64 +8187,10 @@
     <w:abstractNumId w:val="991"/>
   </w:num>
   <w:num w:numId="1008">
-    <w:abstractNumId w:val="99201"/>
-    <w:lvlOverride w:ilvl="0">
-      <w:startOverride w:val="1"/>
-    </w:lvlOverride>
-    <w:lvlOverride w:ilvl="1">
-      <w:startOverride w:val="1"/>
-    </w:lvlOverride>
-    <w:lvlOverride w:ilvl="2">
-      <w:startOverride w:val="1"/>
-    </w:lvlOverride>
-    <w:lvlOverride w:ilvl="3">
-      <w:startOverride w:val="1"/>
-    </w:lvlOverride>
-    <w:lvlOverride w:ilvl="4">
-      <w:startOverride w:val="1"/>
-    </w:lvlOverride>
-    <w:lvlOverride w:ilvl="5">
-      <w:startOverride w:val="1"/>
-    </w:lvlOverride>
-    <w:lvlOverride w:ilvl="6">
-      <w:startOverride w:val="1"/>
-    </w:lvlOverride>
-    <w:lvlOverride w:ilvl="7">
-      <w:startOverride w:val="1"/>
-    </w:lvlOverride>
-    <w:lvlOverride w:ilvl="8">
-      <w:startOverride w:val="1"/>
-    </w:lvlOverride>
+    <w:abstractNumId w:val="991"/>
   </w:num>
   <w:num w:numId="1009">
-    <w:abstractNumId w:val="99201"/>
-    <w:lvlOverride w:ilvl="0">
-      <w:startOverride w:val="1"/>
-    </w:lvlOverride>
-    <w:lvlOverride w:ilvl="1">
-      <w:startOverride w:val="1"/>
-    </w:lvlOverride>
-    <w:lvlOverride w:ilvl="2">
-      <w:startOverride w:val="1"/>
-    </w:lvlOverride>
-    <w:lvlOverride w:ilvl="3">
-      <w:startOverride w:val="1"/>
-    </w:lvlOverride>
-    <w:lvlOverride w:ilvl="4">
-      <w:startOverride w:val="1"/>
-    </w:lvlOverride>
-    <w:lvlOverride w:ilvl="5">
-      <w:startOverride w:val="1"/>
-    </w:lvlOverride>
-    <w:lvlOverride w:ilvl="6">
-      <w:startOverride w:val="1"/>
-    </w:lvlOverride>
-    <w:lvlOverride w:ilvl="7">
-      <w:startOverride w:val="1"/>
-    </w:lvlOverride>
-    <w:lvlOverride w:ilvl="8">
-      <w:startOverride w:val="1"/>
-    </w:lvlOverride>
+    <w:abstractNumId w:val="991"/>
   </w:num>
   <w:num w:numId="1010">
     <w:abstractNumId w:val="991"/>
@@ -5253,34 +8199,7 @@
     <w:abstractNumId w:val="991"/>
   </w:num>
   <w:num w:numId="1012">
-    <w:abstractNumId w:val="99201"/>
-    <w:lvlOverride w:ilvl="0">
-      <w:startOverride w:val="1"/>
-    </w:lvlOverride>
-    <w:lvlOverride w:ilvl="1">
-      <w:startOverride w:val="1"/>
-    </w:lvlOverride>
-    <w:lvlOverride w:ilvl="2">
-      <w:startOverride w:val="1"/>
-    </w:lvlOverride>
-    <w:lvlOverride w:ilvl="3">
-      <w:startOverride w:val="1"/>
-    </w:lvlOverride>
-    <w:lvlOverride w:ilvl="4">
-      <w:startOverride w:val="1"/>
-    </w:lvlOverride>
-    <w:lvlOverride w:ilvl="5">
-      <w:startOverride w:val="1"/>
-    </w:lvlOverride>
-    <w:lvlOverride w:ilvl="6">
-      <w:startOverride w:val="1"/>
-    </w:lvlOverride>
-    <w:lvlOverride w:ilvl="7">
-      <w:startOverride w:val="1"/>
-    </w:lvlOverride>
-    <w:lvlOverride w:ilvl="8">
-      <w:startOverride w:val="1"/>
-    </w:lvlOverride>
+    <w:abstractNumId w:val="991"/>
   </w:num>
   <w:num w:numId="1013">
     <w:abstractNumId w:val="991"/>
